--- a/courses/foundations-constitutional-government/BUILD/unit2/deliverables/Unit2_Student_Workbook_CourseStandard_LargePrint.docx
+++ b/courses/foundations-constitutional-government/BUILD/unit2/deliverables/Unit2_Student_Workbook_CourseStandard_LargePrint.docx
@@ -4089,7 +4089,6 @@
       <w:pPr>
         <w:pStyle w:val="Heading2"/>
         <w:keepNext/>
-        <w:pageBreakBefore/>
         <w:spacing w:before="150" w:after="90"/>
       </w:pPr>
       <w:r>
@@ -5622,7 +5621,6 @@
       <w:pPr>
         <w:pStyle w:val="Heading2"/>
         <w:keepNext/>
-        <w:pageBreakBefore/>
         <w:spacing w:before="150" w:after="90"/>
       </w:pPr>
       <w:r>
@@ -6894,7 +6892,6 @@
       <w:pPr>
         <w:pStyle w:val="Heading2"/>
         <w:keepNext/>
-        <w:pageBreakBefore/>
         <w:spacing w:before="150" w:after="90"/>
       </w:pPr>
       <w:r>
@@ -7676,7 +7673,6 @@
       <w:pPr>
         <w:pStyle w:val="Heading2"/>
         <w:keepNext/>
-        <w:pageBreakBefore/>
         <w:spacing w:before="150" w:after="90"/>
       </w:pPr>
       <w:r>
@@ -8377,7 +8373,6 @@
       <w:pPr>
         <w:pStyle w:val="Heading3"/>
         <w:keepNext/>
-        <w:pageBreakBefore/>
         <w:spacing w:before="150" w:after="90"/>
       </w:pPr>
       <w:r>
@@ -9476,7 +9471,6 @@
       <w:pPr>
         <w:pStyle w:val="Heading3"/>
         <w:keepNext/>
-        <w:pageBreakBefore/>
         <w:spacing w:before="150" w:after="90"/>
       </w:pPr>
       <w:r>
@@ -10200,7 +10194,6 @@
       <w:pPr>
         <w:pStyle w:val="Heading2"/>
         <w:keepNext/>
-        <w:pageBreakBefore/>
         <w:spacing w:before="150" w:after="90"/>
       </w:pPr>
       <w:r>
@@ -11434,7 +11427,6 @@
       <w:pPr>
         <w:pStyle w:val="Heading2"/>
         <w:keepNext/>
-        <w:pageBreakBefore/>
         <w:spacing w:before="150" w:after="90"/>
       </w:pPr>
       <w:r>
@@ -12182,7 +12174,6 @@
       <w:pPr>
         <w:pStyle w:val="Heading2"/>
         <w:keepNext/>
-        <w:pageBreakBefore/>
         <w:spacing w:before="150" w:after="90"/>
       </w:pPr>
       <w:r>
@@ -13027,7 +13018,6 @@
       <w:pPr>
         <w:pStyle w:val="Heading2"/>
         <w:keepNext/>
-        <w:pageBreakBefore/>
         <w:spacing w:before="150" w:after="90"/>
       </w:pPr>
       <w:r>
@@ -13942,7 +13932,6 @@
       <w:pPr>
         <w:pStyle w:val="Heading2"/>
         <w:keepNext/>
-        <w:pageBreakBefore/>
         <w:spacing w:before="150" w:after="90"/>
       </w:pPr>
       <w:r>
@@ -15015,7 +15004,6 @@
       <w:pPr>
         <w:pStyle w:val="Heading2"/>
         <w:keepNext/>
-        <w:pageBreakBefore/>
         <w:spacing w:before="150" w:after="90"/>
       </w:pPr>
       <w:r>
@@ -16548,7 +16536,6 @@
       <w:pPr>
         <w:pStyle w:val="Heading2"/>
         <w:keepNext/>
-        <w:pageBreakBefore/>
         <w:spacing w:before="150" w:after="90"/>
       </w:pPr>
       <w:r>
@@ -17820,7 +17807,6 @@
       <w:pPr>
         <w:pStyle w:val="Heading2"/>
         <w:keepNext/>
-        <w:pageBreakBefore/>
         <w:spacing w:before="150" w:after="90"/>
       </w:pPr>
       <w:r>
@@ -18602,7 +18588,6 @@
       <w:pPr>
         <w:pStyle w:val="Heading2"/>
         <w:keepNext/>
-        <w:pageBreakBefore/>
         <w:spacing w:before="150" w:after="90"/>
       </w:pPr>
       <w:r>
@@ -19303,7 +19288,6 @@
       <w:pPr>
         <w:pStyle w:val="Heading3"/>
         <w:keepNext/>
-        <w:pageBreakBefore/>
         <w:spacing w:before="150" w:after="90"/>
       </w:pPr>
       <w:r>
@@ -20402,7 +20386,6 @@
       <w:pPr>
         <w:pStyle w:val="Heading3"/>
         <w:keepNext/>
-        <w:pageBreakBefore/>
         <w:spacing w:before="150" w:after="90"/>
       </w:pPr>
       <w:r>
@@ -21126,7 +21109,6 @@
       <w:pPr>
         <w:pStyle w:val="Heading2"/>
         <w:keepNext/>
-        <w:pageBreakBefore/>
         <w:spacing w:before="150" w:after="90"/>
       </w:pPr>
       <w:r>
@@ -22360,7 +22342,6 @@
       <w:pPr>
         <w:pStyle w:val="Heading2"/>
         <w:keepNext/>
-        <w:pageBreakBefore/>
         <w:spacing w:before="150" w:after="90"/>
       </w:pPr>
       <w:r>
@@ -23524,7 +23505,6 @@
       <w:pPr>
         <w:pStyle w:val="Heading2"/>
         <w:keepNext/>
-        <w:pageBreakBefore/>
         <w:spacing w:before="150" w:after="90"/>
       </w:pPr>
       <w:r>
@@ -24369,7 +24349,6 @@
       <w:pPr>
         <w:pStyle w:val="Heading2"/>
         <w:keepNext/>
-        <w:pageBreakBefore/>
         <w:spacing w:before="150" w:after="90"/>
       </w:pPr>
       <w:r>
@@ -25284,7 +25263,6 @@
       <w:pPr>
         <w:pStyle w:val="Heading2"/>
         <w:keepNext/>
-        <w:pageBreakBefore/>
         <w:spacing w:before="150" w:after="90"/>
       </w:pPr>
       <w:r>
@@ -26357,7 +26335,6 @@
       <w:pPr>
         <w:pStyle w:val="Heading2"/>
         <w:keepNext/>
-        <w:pageBreakBefore/>
         <w:spacing w:before="150" w:after="90"/>
       </w:pPr>
       <w:r>
@@ -27890,7 +27867,6 @@
       <w:pPr>
         <w:pStyle w:val="Heading2"/>
         <w:keepNext/>
-        <w:pageBreakBefore/>
         <w:spacing w:before="150" w:after="90"/>
       </w:pPr>
       <w:r>
@@ -29162,7 +29138,6 @@
       <w:pPr>
         <w:pStyle w:val="Heading2"/>
         <w:keepNext/>
-        <w:pageBreakBefore/>
         <w:spacing w:before="150" w:after="90"/>
       </w:pPr>
       <w:r>
@@ -29944,7 +29919,6 @@
       <w:pPr>
         <w:pStyle w:val="Heading2"/>
         <w:keepNext/>
-        <w:pageBreakBefore/>
         <w:spacing w:before="150" w:after="90"/>
       </w:pPr>
       <w:r>
@@ -30645,7 +30619,6 @@
       <w:pPr>
         <w:pStyle w:val="Heading3"/>
         <w:keepNext/>
-        <w:pageBreakBefore/>
         <w:spacing w:before="150" w:after="90"/>
       </w:pPr>
       <w:r>
@@ -31744,7 +31717,6 @@
       <w:pPr>
         <w:pStyle w:val="Heading3"/>
         <w:keepNext/>
-        <w:pageBreakBefore/>
         <w:spacing w:before="150" w:after="90"/>
       </w:pPr>
       <w:r>
@@ -32468,7 +32440,6 @@
       <w:pPr>
         <w:pStyle w:val="Heading2"/>
         <w:keepNext/>
-        <w:pageBreakBefore/>
         <w:spacing w:before="150" w:after="90"/>
       </w:pPr>
       <w:r>
@@ -33702,7 +33673,6 @@
       <w:pPr>
         <w:pStyle w:val="Heading2"/>
         <w:keepNext/>
-        <w:pageBreakBefore/>
         <w:spacing w:before="150" w:after="90"/>
       </w:pPr>
       <w:r>
@@ -34866,7 +34836,6 @@
       <w:pPr>
         <w:pStyle w:val="Heading2"/>
         <w:keepNext/>
-        <w:pageBreakBefore/>
         <w:spacing w:before="150" w:after="90"/>
       </w:pPr>
       <w:r>
@@ -35711,7 +35680,6 @@
       <w:pPr>
         <w:pStyle w:val="Heading2"/>
         <w:keepNext/>
-        <w:pageBreakBefore/>
         <w:spacing w:before="150" w:after="90"/>
       </w:pPr>
       <w:r>
@@ -36626,7 +36594,6 @@
       <w:pPr>
         <w:pStyle w:val="Heading2"/>
         <w:keepNext/>
-        <w:pageBreakBefore/>
         <w:spacing w:before="150" w:after="90"/>
       </w:pPr>
       <w:r>
@@ -37699,7 +37666,6 @@
       <w:pPr>
         <w:pStyle w:val="Heading2"/>
         <w:keepNext/>
-        <w:pageBreakBefore/>
         <w:spacing w:before="150" w:after="90"/>
       </w:pPr>
       <w:r>
@@ -39232,7 +39198,6 @@
       <w:pPr>
         <w:pStyle w:val="Heading2"/>
         <w:keepNext/>
-        <w:pageBreakBefore/>
         <w:spacing w:before="150" w:after="90"/>
       </w:pPr>
       <w:r>
@@ -40504,7 +40469,6 @@
       <w:pPr>
         <w:pStyle w:val="Heading2"/>
         <w:keepNext/>
-        <w:pageBreakBefore/>
         <w:spacing w:before="150" w:after="90"/>
       </w:pPr>
       <w:r>
@@ -41286,7 +41250,6 @@
       <w:pPr>
         <w:pStyle w:val="Heading2"/>
         <w:keepNext/>
-        <w:pageBreakBefore/>
         <w:spacing w:before="150" w:after="90"/>
       </w:pPr>
       <w:r>
@@ -41987,7 +41950,6 @@
       <w:pPr>
         <w:pStyle w:val="Heading3"/>
         <w:keepNext/>
-        <w:pageBreakBefore/>
         <w:spacing w:before="150" w:after="90"/>
       </w:pPr>
       <w:r>
@@ -43086,7 +43048,6 @@
       <w:pPr>
         <w:pStyle w:val="Heading3"/>
         <w:keepNext/>
-        <w:pageBreakBefore/>
         <w:spacing w:before="150" w:after="90"/>
       </w:pPr>
       <w:r>
@@ -43810,7 +43771,6 @@
       <w:pPr>
         <w:pStyle w:val="Heading2"/>
         <w:keepNext/>
-        <w:pageBreakBefore/>
         <w:spacing w:before="150" w:after="90"/>
       </w:pPr>
       <w:r>
@@ -45044,7 +45004,6 @@
       <w:pPr>
         <w:pStyle w:val="Heading2"/>
         <w:keepNext/>
-        <w:pageBreakBefore/>
         <w:spacing w:before="150" w:after="90"/>
       </w:pPr>
       <w:r>
@@ -45792,7 +45751,6 @@
       <w:pPr>
         <w:pStyle w:val="Heading2"/>
         <w:keepNext/>
-        <w:pageBreakBefore/>
         <w:spacing w:before="150" w:after="90"/>
       </w:pPr>
       <w:r>
@@ -46637,7 +46595,6 @@
       <w:pPr>
         <w:pStyle w:val="Heading2"/>
         <w:keepNext/>
-        <w:pageBreakBefore/>
         <w:spacing w:before="150" w:after="90"/>
       </w:pPr>
       <w:r>
@@ -47552,7 +47509,6 @@
       <w:pPr>
         <w:pStyle w:val="Heading2"/>
         <w:keepNext/>
-        <w:pageBreakBefore/>
         <w:spacing w:before="150" w:after="90"/>
       </w:pPr>
       <w:r>

--- a/courses/foundations-constitutional-government/BUILD/unit2/deliverables/Unit2_Student_Workbook_CourseStandard_LargePrint.docx
+++ b/courses/foundations-constitutional-government/BUILD/unit2/deliverables/Unit2_Student_Workbook_CourseStandard_LargePrint.docx
@@ -4089,6 +4089,7 @@
       <w:pPr>
         <w:pStyle w:val="Heading2"/>
         <w:keepNext/>
+        <w:pageBreakBefore/>
         <w:spacing w:before="150" w:after="90"/>
       </w:pPr>
       <w:r>
@@ -5621,6 +5622,7 @@
       <w:pPr>
         <w:pStyle w:val="Heading2"/>
         <w:keepNext/>
+        <w:pageBreakBefore/>
         <w:spacing w:before="150" w:after="90"/>
       </w:pPr>
       <w:r>
@@ -5728,7 +5730,7 @@
     </w:tbl>
     <w:p>
       <w:pPr>
-        <w:spacing w:after="40"/>
+        <w:spacing w:after="30"/>
       </w:pPr>
       <w:r>
         <w:rPr>
@@ -6245,16 +6247,7 @@
     </w:p>
     <w:p>
       <w:pPr>
-        <w:widowControl w:val="false"/>
-        <w:pBdr>
-          <w:bottom w:val="single" w:color="C9C2B4" w:sz="6" w:space="1"/>
-        </w:pBdr>
-        <w:spacing w:before="120" w:after="210"/>
-      </w:pPr>
-    </w:p>
-    <w:p>
-      <w:pPr>
-        <w:spacing w:after="200"/>
+        <w:spacing w:after="100"/>
       </w:pPr>
       <w:r>
         <w:rPr>
@@ -6760,15 +6753,6 @@
         </w:tc>
       </w:tr>
     </w:tbl>
-    <w:p>
-      <w:pPr>
-        <w:widowControl w:val="false"/>
-        <w:pBdr>
-          <w:bottom w:val="single" w:color="C9C2B4" w:sz="6" w:space="1"/>
-        </w:pBdr>
-        <w:spacing w:before="120" w:after="210"/>
-      </w:pPr>
-    </w:p>
     <w:p>
       <w:pPr>
         <w:widowControl w:val="false"/>
@@ -6892,6 +6876,7 @@
       <w:pPr>
         <w:pStyle w:val="Heading2"/>
         <w:keepNext/>
+        <w:pageBreakBefore/>
         <w:spacing w:before="150" w:after="90"/>
       </w:pPr>
       <w:r>
@@ -7511,33 +7496,6 @@
         <w:spacing w:before="120" w:after="210"/>
       </w:pPr>
     </w:p>
-    <w:p>
-      <w:pPr>
-        <w:widowControl w:val="false"/>
-        <w:pBdr>
-          <w:bottom w:val="single" w:color="C9C2B4" w:sz="6" w:space="1"/>
-        </w:pBdr>
-        <w:spacing w:before="120" w:after="210"/>
-      </w:pPr>
-    </w:p>
-    <w:p>
-      <w:pPr>
-        <w:widowControl w:val="false"/>
-        <w:pBdr>
-          <w:bottom w:val="single" w:color="C9C2B4" w:sz="6" w:space="1"/>
-        </w:pBdr>
-        <w:spacing w:before="120" w:after="210"/>
-      </w:pPr>
-    </w:p>
-    <w:p>
-      <w:pPr>
-        <w:widowControl w:val="false"/>
-        <w:pBdr>
-          <w:bottom w:val="single" w:color="C9C2B4" w:sz="6" w:space="1"/>
-        </w:pBdr>
-        <w:spacing w:before="120" w:after="210"/>
-      </w:pPr>
-    </w:p>
     <w:tbl>
       <w:tblPr>
         <w:tblW w:type="dxa" w:w="9792"/>
@@ -7629,7 +7587,7 @@
       </w:tblGrid>
       <w:tr>
         <w:trPr>
-          <w:trHeight w:val="1400" w:hRule="atLeast"/>
+          <w:trHeight w:val="1050" w:hRule="atLeast"/>
         </w:trPr>
         <w:tc>
           <w:tcPr>
@@ -7673,6 +7631,7 @@
       <w:pPr>
         <w:pStyle w:val="Heading2"/>
         <w:keepNext/>
+        <w:pageBreakBefore/>
         <w:spacing w:before="150" w:after="90"/>
       </w:pPr>
       <w:r>
@@ -8373,6 +8332,7 @@
       <w:pPr>
         <w:pStyle w:val="Heading3"/>
         <w:keepNext/>
+        <w:pageBreakBefore/>
         <w:spacing w:before="150" w:after="90"/>
       </w:pPr>
       <w:r>
@@ -9471,6 +9431,7 @@
       <w:pPr>
         <w:pStyle w:val="Heading3"/>
         <w:keepNext/>
+        <w:pageBreakBefore/>
         <w:spacing w:before="150" w:after="90"/>
       </w:pPr>
       <w:r>
@@ -10174,26 +10135,9 @@
     </w:p>
     <w:p>
       <w:pPr>
-        <w:widowControl w:val="false"/>
-        <w:pBdr>
-          <w:bottom w:val="single" w:color="C9C2B4" w:sz="6" w:space="1"/>
-        </w:pBdr>
-        <w:spacing w:before="120" w:after="210"/>
-      </w:pPr>
-    </w:p>
-    <w:p>
-      <w:pPr>
-        <w:widowControl w:val="false"/>
-        <w:pBdr>
-          <w:bottom w:val="single" w:color="C9C2B4" w:sz="6" w:space="1"/>
-        </w:pBdr>
-        <w:spacing w:before="120" w:after="210"/>
-      </w:pPr>
-    </w:p>
-    <w:p>
-      <w:pPr>
         <w:pStyle w:val="Heading2"/>
         <w:keepNext/>
+        <w:pageBreakBefore/>
         <w:spacing w:before="150" w:after="90"/>
       </w:pPr>
       <w:r>
@@ -10720,15 +10664,6 @@
               <w:spacing w:before="120" w:after="210"/>
             </w:pPr>
           </w:p>
-          <w:p>
-            <w:pPr>
-              <w:widowControl w:val="false"/>
-              <w:pBdr>
-                <w:bottom w:val="single" w:color="C9C2B4" w:sz="6" w:space="1"/>
-              </w:pBdr>
-              <w:spacing w:before="120" w:after="210"/>
-            </w:pPr>
-          </w:p>
         </w:tc>
         <w:tc>
           <w:tcPr>
@@ -10755,15 +10690,6 @@
               <w:spacing w:before="120" w:after="210"/>
             </w:pPr>
           </w:p>
-          <w:p>
-            <w:pPr>
-              <w:widowControl w:val="false"/>
-              <w:pBdr>
-                <w:bottom w:val="single" w:color="C9C2B4" w:sz="6" w:space="1"/>
-              </w:pBdr>
-              <w:spacing w:before="120" w:after="210"/>
-            </w:pPr>
-          </w:p>
         </w:tc>
         <w:tc>
           <w:tcPr>
@@ -10781,15 +10707,6 @@
               <w:right w:type="dxa" w:w="110"/>
             </w:tcMar>
           </w:tcPr>
-          <w:p>
-            <w:pPr>
-              <w:widowControl w:val="false"/>
-              <w:pBdr>
-                <w:bottom w:val="single" w:color="C9C2B4" w:sz="6" w:space="1"/>
-              </w:pBdr>
-              <w:spacing w:before="120" w:after="210"/>
-            </w:pPr>
-          </w:p>
           <w:p>
             <w:pPr>
               <w:widowControl w:val="false"/>
@@ -10827,15 +10744,6 @@
               <w:spacing w:before="120" w:after="210"/>
             </w:pPr>
           </w:p>
-          <w:p>
-            <w:pPr>
-              <w:widowControl w:val="false"/>
-              <w:pBdr>
-                <w:bottom w:val="single" w:color="C9C2B4" w:sz="6" w:space="1"/>
-              </w:pBdr>
-              <w:spacing w:before="120" w:after="210"/>
-            </w:pPr>
-          </w:p>
         </w:tc>
         <w:tc>
           <w:tcPr>
@@ -10862,15 +10770,6 @@
               <w:spacing w:before="120" w:after="210"/>
             </w:pPr>
           </w:p>
-          <w:p>
-            <w:pPr>
-              <w:widowControl w:val="false"/>
-              <w:pBdr>
-                <w:bottom w:val="single" w:color="C9C2B4" w:sz="6" w:space="1"/>
-              </w:pBdr>
-              <w:spacing w:before="120" w:after="210"/>
-            </w:pPr>
-          </w:p>
         </w:tc>
         <w:tc>
           <w:tcPr>
@@ -10888,122 +10787,6 @@
               <w:right w:type="dxa" w:w="110"/>
             </w:tcMar>
           </w:tcPr>
-          <w:p>
-            <w:pPr>
-              <w:widowControl w:val="false"/>
-              <w:pBdr>
-                <w:bottom w:val="single" w:color="C9C2B4" w:sz="6" w:space="1"/>
-              </w:pBdr>
-              <w:spacing w:before="120" w:after="210"/>
-            </w:pPr>
-          </w:p>
-          <w:p>
-            <w:pPr>
-              <w:widowControl w:val="false"/>
-              <w:pBdr>
-                <w:bottom w:val="single" w:color="C9C2B4" w:sz="6" w:space="1"/>
-              </w:pBdr>
-              <w:spacing w:before="120" w:after="210"/>
-            </w:pPr>
-          </w:p>
-        </w:tc>
-      </w:tr>
-      <w:tr>
-        <w:tc>
-          <w:tcPr>
-            <w:tcW w:type="dxa" w:w="3264"/>
-            <w:tcBorders>
-              <w:top w:val="single" w:color="D9D5C8" w:sz="4"/>
-              <w:left w:val="single" w:color="D9D5C8" w:sz="4"/>
-              <w:bottom w:val="single" w:color="D9D5C8" w:sz="4"/>
-              <w:right w:val="single" w:color="D9D5C8" w:sz="4"/>
-            </w:tcBorders>
-            <w:tcMar>
-              <w:top w:type="dxa" w:w="55"/>
-              <w:left w:type="dxa" w:w="110"/>
-              <w:bottom w:type="dxa" w:w="55"/>
-              <w:right w:type="dxa" w:w="110"/>
-            </w:tcMar>
-          </w:tcPr>
-          <w:p>
-            <w:pPr>
-              <w:widowControl w:val="false"/>
-              <w:pBdr>
-                <w:bottom w:val="single" w:color="C9C2B4" w:sz="6" w:space="1"/>
-              </w:pBdr>
-              <w:spacing w:before="120" w:after="210"/>
-            </w:pPr>
-          </w:p>
-          <w:p>
-            <w:pPr>
-              <w:widowControl w:val="false"/>
-              <w:pBdr>
-                <w:bottom w:val="single" w:color="C9C2B4" w:sz="6" w:space="1"/>
-              </w:pBdr>
-              <w:spacing w:before="120" w:after="210"/>
-            </w:pPr>
-          </w:p>
-        </w:tc>
-        <w:tc>
-          <w:tcPr>
-            <w:tcW w:type="dxa" w:w="3264"/>
-            <w:tcBorders>
-              <w:top w:val="single" w:color="D9D5C8" w:sz="4"/>
-              <w:left w:val="single" w:color="D9D5C8" w:sz="4"/>
-              <w:bottom w:val="single" w:color="D9D5C8" w:sz="4"/>
-              <w:right w:val="single" w:color="D9D5C8" w:sz="4"/>
-            </w:tcBorders>
-            <w:tcMar>
-              <w:top w:type="dxa" w:w="55"/>
-              <w:left w:type="dxa" w:w="110"/>
-              <w:bottom w:type="dxa" w:w="55"/>
-              <w:right w:type="dxa" w:w="110"/>
-            </w:tcMar>
-          </w:tcPr>
-          <w:p>
-            <w:pPr>
-              <w:widowControl w:val="false"/>
-              <w:pBdr>
-                <w:bottom w:val="single" w:color="C9C2B4" w:sz="6" w:space="1"/>
-              </w:pBdr>
-              <w:spacing w:before="120" w:after="210"/>
-            </w:pPr>
-          </w:p>
-          <w:p>
-            <w:pPr>
-              <w:widowControl w:val="false"/>
-              <w:pBdr>
-                <w:bottom w:val="single" w:color="C9C2B4" w:sz="6" w:space="1"/>
-              </w:pBdr>
-              <w:spacing w:before="120" w:after="210"/>
-            </w:pPr>
-          </w:p>
-        </w:tc>
-        <w:tc>
-          <w:tcPr>
-            <w:tcW w:type="dxa" w:w="3264"/>
-            <w:tcBorders>
-              <w:top w:val="single" w:color="D9D5C8" w:sz="4"/>
-              <w:left w:val="single" w:color="D9D5C8" w:sz="4"/>
-              <w:bottom w:val="single" w:color="D9D5C8" w:sz="4"/>
-              <w:right w:val="single" w:color="D9D5C8" w:sz="4"/>
-            </w:tcBorders>
-            <w:tcMar>
-              <w:top w:type="dxa" w:w="55"/>
-              <w:left w:type="dxa" w:w="110"/>
-              <w:bottom w:type="dxa" w:w="55"/>
-              <w:right w:type="dxa" w:w="110"/>
-            </w:tcMar>
-          </w:tcPr>
-          <w:p>
-            <w:pPr>
-              <w:widowControl w:val="false"/>
-              <w:pBdr>
-                <w:bottom w:val="single" w:color="C9C2B4" w:sz="6" w:space="1"/>
-              </w:pBdr>
-              <w:spacing w:before="120" w:after="210"/>
-            </w:pPr>
-          </w:p>
           <w:p>
             <w:pPr>
               <w:widowControl w:val="false"/>
@@ -11309,80 +11092,7 @@
                 <w:caps w:val="false"/>
                 <w:rFonts w:ascii="Calibri" w:cs="Calibri" w:eastAsia="Calibri" w:hAnsi="Calibri"/>
               </w:rPr>
-              <w:t xml:space="preserve">One thing you learned EARLIER in this unit or course</w:t>
-            </w:r>
-          </w:p>
-        </w:tc>
-        <w:tc>
-          <w:tcPr>
-            <w:tcW w:type="dxa" w:w="5935"/>
-            <w:tcBorders>
-              <w:top w:val="single" w:color="D9D5C8" w:sz="4"/>
-              <w:left w:val="single" w:color="D9D5C8" w:sz="4"/>
-              <w:bottom w:val="single" w:color="D9D5C8" w:sz="4"/>
-              <w:right w:val="single" w:color="D9D5C8" w:sz="4"/>
-            </w:tcBorders>
-            <w:tcMar>
-              <w:top w:type="dxa" w:w="55"/>
-              <w:left w:type="dxa" w:w="110"/>
-              <w:bottom w:type="dxa" w:w="55"/>
-              <w:right w:type="dxa" w:w="110"/>
-            </w:tcMar>
-          </w:tcPr>
-          <w:p>
-            <w:pPr>
-              <w:widowControl w:val="false"/>
-              <w:pBdr>
-                <w:bottom w:val="single" w:color="C9C2B4" w:sz="6" w:space="1"/>
-              </w:pBdr>
-              <w:spacing w:before="120" w:after="210"/>
-            </w:pPr>
-          </w:p>
-          <w:p>
-            <w:pPr>
-              <w:widowControl w:val="false"/>
-              <w:pBdr>
-                <w:bottom w:val="single" w:color="C9C2B4" w:sz="6" w:space="1"/>
-              </w:pBdr>
-              <w:spacing w:before="120" w:after="210"/>
-            </w:pPr>
-          </w:p>
-        </w:tc>
-      </w:tr>
-      <w:tr>
-        <w:tc>
-          <w:tcPr>
-            <w:tcW w:type="dxa" w:w="3857"/>
-            <w:tcBorders>
-              <w:top w:val="single" w:color="D9D5C8" w:sz="4"/>
-              <w:left w:val="single" w:color="D9D5C8" w:sz="4"/>
-              <w:bottom w:val="single" w:color="D9D5C8" w:sz="4"/>
-              <w:right w:val="single" w:color="D9D5C8" w:sz="4"/>
-            </w:tcBorders>
-            <w:tcMar>
-              <w:top w:type="dxa" w:w="55"/>
-              <w:left w:type="dxa" w:w="110"/>
-              <w:bottom w:type="dxa" w:w="55"/>
-              <w:right w:type="dxa" w:w="110"/>
-            </w:tcMar>
-          </w:tcPr>
-          <w:p>
-            <w:pPr>
-              <w:spacing w:after="0"/>
-            </w:pPr>
-            <w:r>
-              <w:rPr>
-                <w:b/>
-                <w:bCs/>
-                <w:i w:val="false"/>
-                <w:iCs w:val="false"/>
-                <w:color w:val="1A1A1A"/>
-                <w:sz w:val="30"/>
-                <w:szCs w:val="30"/>
-                <w:caps w:val="false"/>
-                <w:rFonts w:ascii="Calibri" w:cs="Calibri" w:eastAsia="Calibri" w:hAnsi="Calibri"/>
-              </w:rPr>
-              <w:t xml:space="preserve">How the two connect</w:t>
+              <w:t xml:space="preserve">One thing you learned EARLIER — how does it connect?</w:t>
             </w:r>
           </w:p>
         </w:tc>
@@ -11427,6 +11137,7 @@
       <w:pPr>
         <w:pStyle w:val="Heading2"/>
         <w:keepNext/>
+        <w:pageBreakBefore/>
         <w:spacing w:before="150" w:after="90"/>
       </w:pPr>
       <w:r>
@@ -12174,6 +11885,7 @@
       <w:pPr>
         <w:pStyle w:val="Heading2"/>
         <w:keepNext/>
+        <w:pageBreakBefore/>
         <w:spacing w:before="150" w:after="90"/>
       </w:pPr>
       <w:r>
@@ -13018,6 +12730,7 @@
       <w:pPr>
         <w:pStyle w:val="Heading2"/>
         <w:keepNext/>
+        <w:pageBreakBefore/>
         <w:spacing w:before="150" w:after="90"/>
       </w:pPr>
       <w:r>
@@ -13932,6 +13645,7 @@
       <w:pPr>
         <w:pStyle w:val="Heading2"/>
         <w:keepNext/>
+        <w:pageBreakBefore/>
         <w:spacing w:before="150" w:after="90"/>
       </w:pPr>
       <w:r>
@@ -15004,6 +14718,7 @@
       <w:pPr>
         <w:pStyle w:val="Heading2"/>
         <w:keepNext/>
+        <w:pageBreakBefore/>
         <w:spacing w:before="150" w:after="90"/>
       </w:pPr>
       <w:r>
@@ -16536,6 +16251,7 @@
       <w:pPr>
         <w:pStyle w:val="Heading2"/>
         <w:keepNext/>
+        <w:pageBreakBefore/>
         <w:spacing w:before="150" w:after="90"/>
       </w:pPr>
       <w:r>
@@ -16643,7 +16359,7 @@
     </w:tbl>
     <w:p>
       <w:pPr>
-        <w:spacing w:after="40"/>
+        <w:spacing w:after="30"/>
       </w:pPr>
       <w:r>
         <w:rPr>
@@ -17160,16 +16876,7 @@
     </w:p>
     <w:p>
       <w:pPr>
-        <w:widowControl w:val="false"/>
-        <w:pBdr>
-          <w:bottom w:val="single" w:color="C9C2B4" w:sz="6" w:space="1"/>
-        </w:pBdr>
-        <w:spacing w:before="120" w:after="210"/>
-      </w:pPr>
-    </w:p>
-    <w:p>
-      <w:pPr>
-        <w:spacing w:after="200"/>
+        <w:spacing w:after="100"/>
       </w:pPr>
       <w:r>
         <w:rPr>
@@ -17675,15 +17382,6 @@
         </w:tc>
       </w:tr>
     </w:tbl>
-    <w:p>
-      <w:pPr>
-        <w:widowControl w:val="false"/>
-        <w:pBdr>
-          <w:bottom w:val="single" w:color="C9C2B4" w:sz="6" w:space="1"/>
-        </w:pBdr>
-        <w:spacing w:before="120" w:after="210"/>
-      </w:pPr>
-    </w:p>
     <w:p>
       <w:pPr>
         <w:widowControl w:val="false"/>
@@ -17807,6 +17505,7 @@
       <w:pPr>
         <w:pStyle w:val="Heading2"/>
         <w:keepNext/>
+        <w:pageBreakBefore/>
         <w:spacing w:before="150" w:after="90"/>
       </w:pPr>
       <w:r>
@@ -18426,33 +18125,6 @@
         <w:spacing w:before="120" w:after="210"/>
       </w:pPr>
     </w:p>
-    <w:p>
-      <w:pPr>
-        <w:widowControl w:val="false"/>
-        <w:pBdr>
-          <w:bottom w:val="single" w:color="C9C2B4" w:sz="6" w:space="1"/>
-        </w:pBdr>
-        <w:spacing w:before="120" w:after="210"/>
-      </w:pPr>
-    </w:p>
-    <w:p>
-      <w:pPr>
-        <w:widowControl w:val="false"/>
-        <w:pBdr>
-          <w:bottom w:val="single" w:color="C9C2B4" w:sz="6" w:space="1"/>
-        </w:pBdr>
-        <w:spacing w:before="120" w:after="210"/>
-      </w:pPr>
-    </w:p>
-    <w:p>
-      <w:pPr>
-        <w:widowControl w:val="false"/>
-        <w:pBdr>
-          <w:bottom w:val="single" w:color="C9C2B4" w:sz="6" w:space="1"/>
-        </w:pBdr>
-        <w:spacing w:before="120" w:after="210"/>
-      </w:pPr>
-    </w:p>
     <w:tbl>
       <w:tblPr>
         <w:tblW w:type="dxa" w:w="9792"/>
@@ -18544,7 +18216,7 @@
       </w:tblGrid>
       <w:tr>
         <w:trPr>
-          <w:trHeight w:val="1400" w:hRule="atLeast"/>
+          <w:trHeight w:val="1050" w:hRule="atLeast"/>
         </w:trPr>
         <w:tc>
           <w:tcPr>
@@ -18588,6 +18260,7 @@
       <w:pPr>
         <w:pStyle w:val="Heading2"/>
         <w:keepNext/>
+        <w:pageBreakBefore/>
         <w:spacing w:before="150" w:after="90"/>
       </w:pPr>
       <w:r>
@@ -19288,6 +18961,7 @@
       <w:pPr>
         <w:pStyle w:val="Heading3"/>
         <w:keepNext/>
+        <w:pageBreakBefore/>
         <w:spacing w:before="150" w:after="90"/>
       </w:pPr>
       <w:r>
@@ -20386,6 +20060,7 @@
       <w:pPr>
         <w:pStyle w:val="Heading3"/>
         <w:keepNext/>
+        <w:pageBreakBefore/>
         <w:spacing w:before="150" w:after="90"/>
       </w:pPr>
       <w:r>
@@ -21089,26 +20764,9 @@
     </w:p>
     <w:p>
       <w:pPr>
-        <w:widowControl w:val="false"/>
-        <w:pBdr>
-          <w:bottom w:val="single" w:color="C9C2B4" w:sz="6" w:space="1"/>
-        </w:pBdr>
-        <w:spacing w:before="120" w:after="210"/>
-      </w:pPr>
-    </w:p>
-    <w:p>
-      <w:pPr>
-        <w:widowControl w:val="false"/>
-        <w:pBdr>
-          <w:bottom w:val="single" w:color="C9C2B4" w:sz="6" w:space="1"/>
-        </w:pBdr>
-        <w:spacing w:before="120" w:after="210"/>
-      </w:pPr>
-    </w:p>
-    <w:p>
-      <w:pPr>
         <w:pStyle w:val="Heading2"/>
         <w:keepNext/>
+        <w:pageBreakBefore/>
         <w:spacing w:before="150" w:after="90"/>
       </w:pPr>
       <w:r>
@@ -21635,15 +21293,6 @@
               <w:spacing w:before="120" w:after="210"/>
             </w:pPr>
           </w:p>
-          <w:p>
-            <w:pPr>
-              <w:widowControl w:val="false"/>
-              <w:pBdr>
-                <w:bottom w:val="single" w:color="C9C2B4" w:sz="6" w:space="1"/>
-              </w:pBdr>
-              <w:spacing w:before="120" w:after="210"/>
-            </w:pPr>
-          </w:p>
         </w:tc>
         <w:tc>
           <w:tcPr>
@@ -21670,15 +21319,6 @@
               <w:spacing w:before="120" w:after="210"/>
             </w:pPr>
           </w:p>
-          <w:p>
-            <w:pPr>
-              <w:widowControl w:val="false"/>
-              <w:pBdr>
-                <w:bottom w:val="single" w:color="C9C2B4" w:sz="6" w:space="1"/>
-              </w:pBdr>
-              <w:spacing w:before="120" w:after="210"/>
-            </w:pPr>
-          </w:p>
         </w:tc>
         <w:tc>
           <w:tcPr>
@@ -21696,15 +21336,6 @@
               <w:right w:type="dxa" w:w="110"/>
             </w:tcMar>
           </w:tcPr>
-          <w:p>
-            <w:pPr>
-              <w:widowControl w:val="false"/>
-              <w:pBdr>
-                <w:bottom w:val="single" w:color="C9C2B4" w:sz="6" w:space="1"/>
-              </w:pBdr>
-              <w:spacing w:before="120" w:after="210"/>
-            </w:pPr>
-          </w:p>
           <w:p>
             <w:pPr>
               <w:widowControl w:val="false"/>
@@ -21742,15 +21373,6 @@
               <w:spacing w:before="120" w:after="210"/>
             </w:pPr>
           </w:p>
-          <w:p>
-            <w:pPr>
-              <w:widowControl w:val="false"/>
-              <w:pBdr>
-                <w:bottom w:val="single" w:color="C9C2B4" w:sz="6" w:space="1"/>
-              </w:pBdr>
-              <w:spacing w:before="120" w:after="210"/>
-            </w:pPr>
-          </w:p>
         </w:tc>
         <w:tc>
           <w:tcPr>
@@ -21777,15 +21399,6 @@
               <w:spacing w:before="120" w:after="210"/>
             </w:pPr>
           </w:p>
-          <w:p>
-            <w:pPr>
-              <w:widowControl w:val="false"/>
-              <w:pBdr>
-                <w:bottom w:val="single" w:color="C9C2B4" w:sz="6" w:space="1"/>
-              </w:pBdr>
-              <w:spacing w:before="120" w:after="210"/>
-            </w:pPr>
-          </w:p>
         </w:tc>
         <w:tc>
           <w:tcPr>
@@ -21803,122 +21416,6 @@
               <w:right w:type="dxa" w:w="110"/>
             </w:tcMar>
           </w:tcPr>
-          <w:p>
-            <w:pPr>
-              <w:widowControl w:val="false"/>
-              <w:pBdr>
-                <w:bottom w:val="single" w:color="C9C2B4" w:sz="6" w:space="1"/>
-              </w:pBdr>
-              <w:spacing w:before="120" w:after="210"/>
-            </w:pPr>
-          </w:p>
-          <w:p>
-            <w:pPr>
-              <w:widowControl w:val="false"/>
-              <w:pBdr>
-                <w:bottom w:val="single" w:color="C9C2B4" w:sz="6" w:space="1"/>
-              </w:pBdr>
-              <w:spacing w:before="120" w:after="210"/>
-            </w:pPr>
-          </w:p>
-        </w:tc>
-      </w:tr>
-      <w:tr>
-        <w:tc>
-          <w:tcPr>
-            <w:tcW w:type="dxa" w:w="3264"/>
-            <w:tcBorders>
-              <w:top w:val="single" w:color="D9D5C8" w:sz="4"/>
-              <w:left w:val="single" w:color="D9D5C8" w:sz="4"/>
-              <w:bottom w:val="single" w:color="D9D5C8" w:sz="4"/>
-              <w:right w:val="single" w:color="D9D5C8" w:sz="4"/>
-            </w:tcBorders>
-            <w:tcMar>
-              <w:top w:type="dxa" w:w="55"/>
-              <w:left w:type="dxa" w:w="110"/>
-              <w:bottom w:type="dxa" w:w="55"/>
-              <w:right w:type="dxa" w:w="110"/>
-            </w:tcMar>
-          </w:tcPr>
-          <w:p>
-            <w:pPr>
-              <w:widowControl w:val="false"/>
-              <w:pBdr>
-                <w:bottom w:val="single" w:color="C9C2B4" w:sz="6" w:space="1"/>
-              </w:pBdr>
-              <w:spacing w:before="120" w:after="210"/>
-            </w:pPr>
-          </w:p>
-          <w:p>
-            <w:pPr>
-              <w:widowControl w:val="false"/>
-              <w:pBdr>
-                <w:bottom w:val="single" w:color="C9C2B4" w:sz="6" w:space="1"/>
-              </w:pBdr>
-              <w:spacing w:before="120" w:after="210"/>
-            </w:pPr>
-          </w:p>
-        </w:tc>
-        <w:tc>
-          <w:tcPr>
-            <w:tcW w:type="dxa" w:w="3264"/>
-            <w:tcBorders>
-              <w:top w:val="single" w:color="D9D5C8" w:sz="4"/>
-              <w:left w:val="single" w:color="D9D5C8" w:sz="4"/>
-              <w:bottom w:val="single" w:color="D9D5C8" w:sz="4"/>
-              <w:right w:val="single" w:color="D9D5C8" w:sz="4"/>
-            </w:tcBorders>
-            <w:tcMar>
-              <w:top w:type="dxa" w:w="55"/>
-              <w:left w:type="dxa" w:w="110"/>
-              <w:bottom w:type="dxa" w:w="55"/>
-              <w:right w:type="dxa" w:w="110"/>
-            </w:tcMar>
-          </w:tcPr>
-          <w:p>
-            <w:pPr>
-              <w:widowControl w:val="false"/>
-              <w:pBdr>
-                <w:bottom w:val="single" w:color="C9C2B4" w:sz="6" w:space="1"/>
-              </w:pBdr>
-              <w:spacing w:before="120" w:after="210"/>
-            </w:pPr>
-          </w:p>
-          <w:p>
-            <w:pPr>
-              <w:widowControl w:val="false"/>
-              <w:pBdr>
-                <w:bottom w:val="single" w:color="C9C2B4" w:sz="6" w:space="1"/>
-              </w:pBdr>
-              <w:spacing w:before="120" w:after="210"/>
-            </w:pPr>
-          </w:p>
-        </w:tc>
-        <w:tc>
-          <w:tcPr>
-            <w:tcW w:type="dxa" w:w="3264"/>
-            <w:tcBorders>
-              <w:top w:val="single" w:color="D9D5C8" w:sz="4"/>
-              <w:left w:val="single" w:color="D9D5C8" w:sz="4"/>
-              <w:bottom w:val="single" w:color="D9D5C8" w:sz="4"/>
-              <w:right w:val="single" w:color="D9D5C8" w:sz="4"/>
-            </w:tcBorders>
-            <w:tcMar>
-              <w:top w:type="dxa" w:w="55"/>
-              <w:left w:type="dxa" w:w="110"/>
-              <w:bottom w:type="dxa" w:w="55"/>
-              <w:right w:type="dxa" w:w="110"/>
-            </w:tcMar>
-          </w:tcPr>
-          <w:p>
-            <w:pPr>
-              <w:widowControl w:val="false"/>
-              <w:pBdr>
-                <w:bottom w:val="single" w:color="C9C2B4" w:sz="6" w:space="1"/>
-              </w:pBdr>
-              <w:spacing w:before="120" w:after="210"/>
-            </w:pPr>
-          </w:p>
           <w:p>
             <w:pPr>
               <w:widowControl w:val="false"/>
@@ -22224,80 +21721,7 @@
                 <w:caps w:val="false"/>
                 <w:rFonts w:ascii="Calibri" w:cs="Calibri" w:eastAsia="Calibri" w:hAnsi="Calibri"/>
               </w:rPr>
-              <w:t xml:space="preserve">One thing you learned EARLIER in this unit or course</w:t>
-            </w:r>
-          </w:p>
-        </w:tc>
-        <w:tc>
-          <w:tcPr>
-            <w:tcW w:type="dxa" w:w="5935"/>
-            <w:tcBorders>
-              <w:top w:val="single" w:color="D9D5C8" w:sz="4"/>
-              <w:left w:val="single" w:color="D9D5C8" w:sz="4"/>
-              <w:bottom w:val="single" w:color="D9D5C8" w:sz="4"/>
-              <w:right w:val="single" w:color="D9D5C8" w:sz="4"/>
-            </w:tcBorders>
-            <w:tcMar>
-              <w:top w:type="dxa" w:w="55"/>
-              <w:left w:type="dxa" w:w="110"/>
-              <w:bottom w:type="dxa" w:w="55"/>
-              <w:right w:type="dxa" w:w="110"/>
-            </w:tcMar>
-          </w:tcPr>
-          <w:p>
-            <w:pPr>
-              <w:widowControl w:val="false"/>
-              <w:pBdr>
-                <w:bottom w:val="single" w:color="C9C2B4" w:sz="6" w:space="1"/>
-              </w:pBdr>
-              <w:spacing w:before="120" w:after="210"/>
-            </w:pPr>
-          </w:p>
-          <w:p>
-            <w:pPr>
-              <w:widowControl w:val="false"/>
-              <w:pBdr>
-                <w:bottom w:val="single" w:color="C9C2B4" w:sz="6" w:space="1"/>
-              </w:pBdr>
-              <w:spacing w:before="120" w:after="210"/>
-            </w:pPr>
-          </w:p>
-        </w:tc>
-      </w:tr>
-      <w:tr>
-        <w:tc>
-          <w:tcPr>
-            <w:tcW w:type="dxa" w:w="3857"/>
-            <w:tcBorders>
-              <w:top w:val="single" w:color="D9D5C8" w:sz="4"/>
-              <w:left w:val="single" w:color="D9D5C8" w:sz="4"/>
-              <w:bottom w:val="single" w:color="D9D5C8" w:sz="4"/>
-              <w:right w:val="single" w:color="D9D5C8" w:sz="4"/>
-            </w:tcBorders>
-            <w:tcMar>
-              <w:top w:type="dxa" w:w="55"/>
-              <w:left w:type="dxa" w:w="110"/>
-              <w:bottom w:type="dxa" w:w="55"/>
-              <w:right w:type="dxa" w:w="110"/>
-            </w:tcMar>
-          </w:tcPr>
-          <w:p>
-            <w:pPr>
-              <w:spacing w:after="0"/>
-            </w:pPr>
-            <w:r>
-              <w:rPr>
-                <w:b/>
-                <w:bCs/>
-                <w:i w:val="false"/>
-                <w:iCs w:val="false"/>
-                <w:color w:val="1A1A1A"/>
-                <w:sz w:val="30"/>
-                <w:szCs w:val="30"/>
-                <w:caps w:val="false"/>
-                <w:rFonts w:ascii="Calibri" w:cs="Calibri" w:eastAsia="Calibri" w:hAnsi="Calibri"/>
-              </w:rPr>
-              <w:t xml:space="preserve">How the two connect</w:t>
+              <w:t xml:space="preserve">One thing you learned EARLIER — how does it connect?</w:t>
             </w:r>
           </w:p>
         </w:tc>
@@ -22342,6 +21766,7 @@
       <w:pPr>
         <w:pStyle w:val="Heading2"/>
         <w:keepNext/>
+        <w:pageBreakBefore/>
         <w:spacing w:before="150" w:after="90"/>
       </w:pPr>
       <w:r>
@@ -23505,6 +22930,7 @@
       <w:pPr>
         <w:pStyle w:val="Heading2"/>
         <w:keepNext/>
+        <w:pageBreakBefore/>
         <w:spacing w:before="150" w:after="90"/>
       </w:pPr>
       <w:r>
@@ -24349,6 +23775,7 @@
       <w:pPr>
         <w:pStyle w:val="Heading2"/>
         <w:keepNext/>
+        <w:pageBreakBefore/>
         <w:spacing w:before="150" w:after="90"/>
       </w:pPr>
       <w:r>
@@ -25263,6 +24690,7 @@
       <w:pPr>
         <w:pStyle w:val="Heading2"/>
         <w:keepNext/>
+        <w:pageBreakBefore/>
         <w:spacing w:before="150" w:after="90"/>
       </w:pPr>
       <w:r>
@@ -26335,6 +25763,7 @@
       <w:pPr>
         <w:pStyle w:val="Heading2"/>
         <w:keepNext/>
+        <w:pageBreakBefore/>
         <w:spacing w:before="150" w:after="90"/>
       </w:pPr>
       <w:r>
@@ -27867,6 +27296,7 @@
       <w:pPr>
         <w:pStyle w:val="Heading2"/>
         <w:keepNext/>
+        <w:pageBreakBefore/>
         <w:spacing w:before="150" w:after="90"/>
       </w:pPr>
       <w:r>
@@ -27974,7 +27404,7 @@
     </w:tbl>
     <w:p>
       <w:pPr>
-        <w:spacing w:after="40"/>
+        <w:spacing w:after="30"/>
       </w:pPr>
       <w:r>
         <w:rPr>
@@ -28491,16 +27921,7 @@
     </w:p>
     <w:p>
       <w:pPr>
-        <w:widowControl w:val="false"/>
-        <w:pBdr>
-          <w:bottom w:val="single" w:color="C9C2B4" w:sz="6" w:space="1"/>
-        </w:pBdr>
-        <w:spacing w:before="120" w:after="210"/>
-      </w:pPr>
-    </w:p>
-    <w:p>
-      <w:pPr>
-        <w:spacing w:after="200"/>
+        <w:spacing w:after="100"/>
       </w:pPr>
       <w:r>
         <w:rPr>
@@ -29006,15 +28427,6 @@
         </w:tc>
       </w:tr>
     </w:tbl>
-    <w:p>
-      <w:pPr>
-        <w:widowControl w:val="false"/>
-        <w:pBdr>
-          <w:bottom w:val="single" w:color="C9C2B4" w:sz="6" w:space="1"/>
-        </w:pBdr>
-        <w:spacing w:before="120" w:after="210"/>
-      </w:pPr>
-    </w:p>
     <w:p>
       <w:pPr>
         <w:widowControl w:val="false"/>
@@ -29138,6 +28550,7 @@
       <w:pPr>
         <w:pStyle w:val="Heading2"/>
         <w:keepNext/>
+        <w:pageBreakBefore/>
         <w:spacing w:before="150" w:after="90"/>
       </w:pPr>
       <w:r>
@@ -29757,33 +29170,6 @@
         <w:spacing w:before="120" w:after="210"/>
       </w:pPr>
     </w:p>
-    <w:p>
-      <w:pPr>
-        <w:widowControl w:val="false"/>
-        <w:pBdr>
-          <w:bottom w:val="single" w:color="C9C2B4" w:sz="6" w:space="1"/>
-        </w:pBdr>
-        <w:spacing w:before="120" w:after="210"/>
-      </w:pPr>
-    </w:p>
-    <w:p>
-      <w:pPr>
-        <w:widowControl w:val="false"/>
-        <w:pBdr>
-          <w:bottom w:val="single" w:color="C9C2B4" w:sz="6" w:space="1"/>
-        </w:pBdr>
-        <w:spacing w:before="120" w:after="210"/>
-      </w:pPr>
-    </w:p>
-    <w:p>
-      <w:pPr>
-        <w:widowControl w:val="false"/>
-        <w:pBdr>
-          <w:bottom w:val="single" w:color="C9C2B4" w:sz="6" w:space="1"/>
-        </w:pBdr>
-        <w:spacing w:before="120" w:after="210"/>
-      </w:pPr>
-    </w:p>
     <w:tbl>
       <w:tblPr>
         <w:tblW w:type="dxa" w:w="9792"/>
@@ -29875,7 +29261,7 @@
       </w:tblGrid>
       <w:tr>
         <w:trPr>
-          <w:trHeight w:val="1400" w:hRule="atLeast"/>
+          <w:trHeight w:val="1050" w:hRule="atLeast"/>
         </w:trPr>
         <w:tc>
           <w:tcPr>
@@ -29919,6 +29305,7 @@
       <w:pPr>
         <w:pStyle w:val="Heading2"/>
         <w:keepNext/>
+        <w:pageBreakBefore/>
         <w:spacing w:before="150" w:after="90"/>
       </w:pPr>
       <w:r>
@@ -30619,6 +30006,7 @@
       <w:pPr>
         <w:pStyle w:val="Heading3"/>
         <w:keepNext/>
+        <w:pageBreakBefore/>
         <w:spacing w:before="150" w:after="90"/>
       </w:pPr>
       <w:r>
@@ -31717,6 +31105,7 @@
       <w:pPr>
         <w:pStyle w:val="Heading3"/>
         <w:keepNext/>
+        <w:pageBreakBefore/>
         <w:spacing w:before="150" w:after="90"/>
       </w:pPr>
       <w:r>
@@ -32420,26 +31809,9 @@
     </w:p>
     <w:p>
       <w:pPr>
-        <w:widowControl w:val="false"/>
-        <w:pBdr>
-          <w:bottom w:val="single" w:color="C9C2B4" w:sz="6" w:space="1"/>
-        </w:pBdr>
-        <w:spacing w:before="120" w:after="210"/>
-      </w:pPr>
-    </w:p>
-    <w:p>
-      <w:pPr>
-        <w:widowControl w:val="false"/>
-        <w:pBdr>
-          <w:bottom w:val="single" w:color="C9C2B4" w:sz="6" w:space="1"/>
-        </w:pBdr>
-        <w:spacing w:before="120" w:after="210"/>
-      </w:pPr>
-    </w:p>
-    <w:p>
-      <w:pPr>
         <w:pStyle w:val="Heading2"/>
         <w:keepNext/>
+        <w:pageBreakBefore/>
         <w:spacing w:before="150" w:after="90"/>
       </w:pPr>
       <w:r>
@@ -32966,15 +32338,6 @@
               <w:spacing w:before="120" w:after="210"/>
             </w:pPr>
           </w:p>
-          <w:p>
-            <w:pPr>
-              <w:widowControl w:val="false"/>
-              <w:pBdr>
-                <w:bottom w:val="single" w:color="C9C2B4" w:sz="6" w:space="1"/>
-              </w:pBdr>
-              <w:spacing w:before="120" w:after="210"/>
-            </w:pPr>
-          </w:p>
         </w:tc>
         <w:tc>
           <w:tcPr>
@@ -33001,15 +32364,6 @@
               <w:spacing w:before="120" w:after="210"/>
             </w:pPr>
           </w:p>
-          <w:p>
-            <w:pPr>
-              <w:widowControl w:val="false"/>
-              <w:pBdr>
-                <w:bottom w:val="single" w:color="C9C2B4" w:sz="6" w:space="1"/>
-              </w:pBdr>
-              <w:spacing w:before="120" w:after="210"/>
-            </w:pPr>
-          </w:p>
         </w:tc>
         <w:tc>
           <w:tcPr>
@@ -33027,15 +32381,6 @@
               <w:right w:type="dxa" w:w="110"/>
             </w:tcMar>
           </w:tcPr>
-          <w:p>
-            <w:pPr>
-              <w:widowControl w:val="false"/>
-              <w:pBdr>
-                <w:bottom w:val="single" w:color="C9C2B4" w:sz="6" w:space="1"/>
-              </w:pBdr>
-              <w:spacing w:before="120" w:after="210"/>
-            </w:pPr>
-          </w:p>
           <w:p>
             <w:pPr>
               <w:widowControl w:val="false"/>
@@ -33073,15 +32418,6 @@
               <w:spacing w:before="120" w:after="210"/>
             </w:pPr>
           </w:p>
-          <w:p>
-            <w:pPr>
-              <w:widowControl w:val="false"/>
-              <w:pBdr>
-                <w:bottom w:val="single" w:color="C9C2B4" w:sz="6" w:space="1"/>
-              </w:pBdr>
-              <w:spacing w:before="120" w:after="210"/>
-            </w:pPr>
-          </w:p>
         </w:tc>
         <w:tc>
           <w:tcPr>
@@ -33108,15 +32444,6 @@
               <w:spacing w:before="120" w:after="210"/>
             </w:pPr>
           </w:p>
-          <w:p>
-            <w:pPr>
-              <w:widowControl w:val="false"/>
-              <w:pBdr>
-                <w:bottom w:val="single" w:color="C9C2B4" w:sz="6" w:space="1"/>
-              </w:pBdr>
-              <w:spacing w:before="120" w:after="210"/>
-            </w:pPr>
-          </w:p>
         </w:tc>
         <w:tc>
           <w:tcPr>
@@ -33134,122 +32461,6 @@
               <w:right w:type="dxa" w:w="110"/>
             </w:tcMar>
           </w:tcPr>
-          <w:p>
-            <w:pPr>
-              <w:widowControl w:val="false"/>
-              <w:pBdr>
-                <w:bottom w:val="single" w:color="C9C2B4" w:sz="6" w:space="1"/>
-              </w:pBdr>
-              <w:spacing w:before="120" w:after="210"/>
-            </w:pPr>
-          </w:p>
-          <w:p>
-            <w:pPr>
-              <w:widowControl w:val="false"/>
-              <w:pBdr>
-                <w:bottom w:val="single" w:color="C9C2B4" w:sz="6" w:space="1"/>
-              </w:pBdr>
-              <w:spacing w:before="120" w:after="210"/>
-            </w:pPr>
-          </w:p>
-        </w:tc>
-      </w:tr>
-      <w:tr>
-        <w:tc>
-          <w:tcPr>
-            <w:tcW w:type="dxa" w:w="3264"/>
-            <w:tcBorders>
-              <w:top w:val="single" w:color="D9D5C8" w:sz="4"/>
-              <w:left w:val="single" w:color="D9D5C8" w:sz="4"/>
-              <w:bottom w:val="single" w:color="D9D5C8" w:sz="4"/>
-              <w:right w:val="single" w:color="D9D5C8" w:sz="4"/>
-            </w:tcBorders>
-            <w:tcMar>
-              <w:top w:type="dxa" w:w="55"/>
-              <w:left w:type="dxa" w:w="110"/>
-              <w:bottom w:type="dxa" w:w="55"/>
-              <w:right w:type="dxa" w:w="110"/>
-            </w:tcMar>
-          </w:tcPr>
-          <w:p>
-            <w:pPr>
-              <w:widowControl w:val="false"/>
-              <w:pBdr>
-                <w:bottom w:val="single" w:color="C9C2B4" w:sz="6" w:space="1"/>
-              </w:pBdr>
-              <w:spacing w:before="120" w:after="210"/>
-            </w:pPr>
-          </w:p>
-          <w:p>
-            <w:pPr>
-              <w:widowControl w:val="false"/>
-              <w:pBdr>
-                <w:bottom w:val="single" w:color="C9C2B4" w:sz="6" w:space="1"/>
-              </w:pBdr>
-              <w:spacing w:before="120" w:after="210"/>
-            </w:pPr>
-          </w:p>
-        </w:tc>
-        <w:tc>
-          <w:tcPr>
-            <w:tcW w:type="dxa" w:w="3264"/>
-            <w:tcBorders>
-              <w:top w:val="single" w:color="D9D5C8" w:sz="4"/>
-              <w:left w:val="single" w:color="D9D5C8" w:sz="4"/>
-              <w:bottom w:val="single" w:color="D9D5C8" w:sz="4"/>
-              <w:right w:val="single" w:color="D9D5C8" w:sz="4"/>
-            </w:tcBorders>
-            <w:tcMar>
-              <w:top w:type="dxa" w:w="55"/>
-              <w:left w:type="dxa" w:w="110"/>
-              <w:bottom w:type="dxa" w:w="55"/>
-              <w:right w:type="dxa" w:w="110"/>
-            </w:tcMar>
-          </w:tcPr>
-          <w:p>
-            <w:pPr>
-              <w:widowControl w:val="false"/>
-              <w:pBdr>
-                <w:bottom w:val="single" w:color="C9C2B4" w:sz="6" w:space="1"/>
-              </w:pBdr>
-              <w:spacing w:before="120" w:after="210"/>
-            </w:pPr>
-          </w:p>
-          <w:p>
-            <w:pPr>
-              <w:widowControl w:val="false"/>
-              <w:pBdr>
-                <w:bottom w:val="single" w:color="C9C2B4" w:sz="6" w:space="1"/>
-              </w:pBdr>
-              <w:spacing w:before="120" w:after="210"/>
-            </w:pPr>
-          </w:p>
-        </w:tc>
-        <w:tc>
-          <w:tcPr>
-            <w:tcW w:type="dxa" w:w="3264"/>
-            <w:tcBorders>
-              <w:top w:val="single" w:color="D9D5C8" w:sz="4"/>
-              <w:left w:val="single" w:color="D9D5C8" w:sz="4"/>
-              <w:bottom w:val="single" w:color="D9D5C8" w:sz="4"/>
-              <w:right w:val="single" w:color="D9D5C8" w:sz="4"/>
-            </w:tcBorders>
-            <w:tcMar>
-              <w:top w:type="dxa" w:w="55"/>
-              <w:left w:type="dxa" w:w="110"/>
-              <w:bottom w:type="dxa" w:w="55"/>
-              <w:right w:type="dxa" w:w="110"/>
-            </w:tcMar>
-          </w:tcPr>
-          <w:p>
-            <w:pPr>
-              <w:widowControl w:val="false"/>
-              <w:pBdr>
-                <w:bottom w:val="single" w:color="C9C2B4" w:sz="6" w:space="1"/>
-              </w:pBdr>
-              <w:spacing w:before="120" w:after="210"/>
-            </w:pPr>
-          </w:p>
           <w:p>
             <w:pPr>
               <w:widowControl w:val="false"/>
@@ -33555,80 +32766,7 @@
                 <w:caps w:val="false"/>
                 <w:rFonts w:ascii="Calibri" w:cs="Calibri" w:eastAsia="Calibri" w:hAnsi="Calibri"/>
               </w:rPr>
-              <w:t xml:space="preserve">One thing you learned EARLIER in this unit or course</w:t>
-            </w:r>
-          </w:p>
-        </w:tc>
-        <w:tc>
-          <w:tcPr>
-            <w:tcW w:type="dxa" w:w="5935"/>
-            <w:tcBorders>
-              <w:top w:val="single" w:color="D9D5C8" w:sz="4"/>
-              <w:left w:val="single" w:color="D9D5C8" w:sz="4"/>
-              <w:bottom w:val="single" w:color="D9D5C8" w:sz="4"/>
-              <w:right w:val="single" w:color="D9D5C8" w:sz="4"/>
-            </w:tcBorders>
-            <w:tcMar>
-              <w:top w:type="dxa" w:w="55"/>
-              <w:left w:type="dxa" w:w="110"/>
-              <w:bottom w:type="dxa" w:w="55"/>
-              <w:right w:type="dxa" w:w="110"/>
-            </w:tcMar>
-          </w:tcPr>
-          <w:p>
-            <w:pPr>
-              <w:widowControl w:val="false"/>
-              <w:pBdr>
-                <w:bottom w:val="single" w:color="C9C2B4" w:sz="6" w:space="1"/>
-              </w:pBdr>
-              <w:spacing w:before="120" w:after="210"/>
-            </w:pPr>
-          </w:p>
-          <w:p>
-            <w:pPr>
-              <w:widowControl w:val="false"/>
-              <w:pBdr>
-                <w:bottom w:val="single" w:color="C9C2B4" w:sz="6" w:space="1"/>
-              </w:pBdr>
-              <w:spacing w:before="120" w:after="210"/>
-            </w:pPr>
-          </w:p>
-        </w:tc>
-      </w:tr>
-      <w:tr>
-        <w:tc>
-          <w:tcPr>
-            <w:tcW w:type="dxa" w:w="3857"/>
-            <w:tcBorders>
-              <w:top w:val="single" w:color="D9D5C8" w:sz="4"/>
-              <w:left w:val="single" w:color="D9D5C8" w:sz="4"/>
-              <w:bottom w:val="single" w:color="D9D5C8" w:sz="4"/>
-              <w:right w:val="single" w:color="D9D5C8" w:sz="4"/>
-            </w:tcBorders>
-            <w:tcMar>
-              <w:top w:type="dxa" w:w="55"/>
-              <w:left w:type="dxa" w:w="110"/>
-              <w:bottom w:type="dxa" w:w="55"/>
-              <w:right w:type="dxa" w:w="110"/>
-            </w:tcMar>
-          </w:tcPr>
-          <w:p>
-            <w:pPr>
-              <w:spacing w:after="0"/>
-            </w:pPr>
-            <w:r>
-              <w:rPr>
-                <w:b/>
-                <w:bCs/>
-                <w:i w:val="false"/>
-                <w:iCs w:val="false"/>
-                <w:color w:val="1A1A1A"/>
-                <w:sz w:val="30"/>
-                <w:szCs w:val="30"/>
-                <w:caps w:val="false"/>
-                <w:rFonts w:ascii="Calibri" w:cs="Calibri" w:eastAsia="Calibri" w:hAnsi="Calibri"/>
-              </w:rPr>
-              <w:t xml:space="preserve">How the two connect</w:t>
+              <w:t xml:space="preserve">One thing you learned EARLIER — how does it connect?</w:t>
             </w:r>
           </w:p>
         </w:tc>
@@ -33673,6 +32811,7 @@
       <w:pPr>
         <w:pStyle w:val="Heading2"/>
         <w:keepNext/>
+        <w:pageBreakBefore/>
         <w:spacing w:before="150" w:after="90"/>
       </w:pPr>
       <w:r>
@@ -34836,6 +33975,7 @@
       <w:pPr>
         <w:pStyle w:val="Heading2"/>
         <w:keepNext/>
+        <w:pageBreakBefore/>
         <w:spacing w:before="150" w:after="90"/>
       </w:pPr>
       <w:r>
@@ -35680,6 +34820,7 @@
       <w:pPr>
         <w:pStyle w:val="Heading2"/>
         <w:keepNext/>
+        <w:pageBreakBefore/>
         <w:spacing w:before="150" w:after="90"/>
       </w:pPr>
       <w:r>
@@ -36594,6 +35735,7 @@
       <w:pPr>
         <w:pStyle w:val="Heading2"/>
         <w:keepNext/>
+        <w:pageBreakBefore/>
         <w:spacing w:before="150" w:after="90"/>
       </w:pPr>
       <w:r>
@@ -37666,6 +36808,7 @@
       <w:pPr>
         <w:pStyle w:val="Heading2"/>
         <w:keepNext/>
+        <w:pageBreakBefore/>
         <w:spacing w:before="150" w:after="90"/>
       </w:pPr>
       <w:r>
@@ -39198,6 +38341,7 @@
       <w:pPr>
         <w:pStyle w:val="Heading2"/>
         <w:keepNext/>
+        <w:pageBreakBefore/>
         <w:spacing w:before="150" w:after="90"/>
       </w:pPr>
       <w:r>
@@ -39305,7 +38449,7 @@
     </w:tbl>
     <w:p>
       <w:pPr>
-        <w:spacing w:after="40"/>
+        <w:spacing w:after="30"/>
       </w:pPr>
       <w:r>
         <w:rPr>
@@ -39822,16 +38966,7 @@
     </w:p>
     <w:p>
       <w:pPr>
-        <w:widowControl w:val="false"/>
-        <w:pBdr>
-          <w:bottom w:val="single" w:color="C9C2B4" w:sz="6" w:space="1"/>
-        </w:pBdr>
-        <w:spacing w:before="120" w:after="210"/>
-      </w:pPr>
-    </w:p>
-    <w:p>
-      <w:pPr>
-        <w:spacing w:after="200"/>
+        <w:spacing w:after="100"/>
       </w:pPr>
       <w:r>
         <w:rPr>
@@ -40337,15 +39472,6 @@
         </w:tc>
       </w:tr>
     </w:tbl>
-    <w:p>
-      <w:pPr>
-        <w:widowControl w:val="false"/>
-        <w:pBdr>
-          <w:bottom w:val="single" w:color="C9C2B4" w:sz="6" w:space="1"/>
-        </w:pBdr>
-        <w:spacing w:before="120" w:after="210"/>
-      </w:pPr>
-    </w:p>
     <w:p>
       <w:pPr>
         <w:widowControl w:val="false"/>
@@ -40469,6 +39595,7 @@
       <w:pPr>
         <w:pStyle w:val="Heading2"/>
         <w:keepNext/>
+        <w:pageBreakBefore/>
         <w:spacing w:before="150" w:after="90"/>
       </w:pPr>
       <w:r>
@@ -41088,33 +40215,6 @@
         <w:spacing w:before="120" w:after="210"/>
       </w:pPr>
     </w:p>
-    <w:p>
-      <w:pPr>
-        <w:widowControl w:val="false"/>
-        <w:pBdr>
-          <w:bottom w:val="single" w:color="C9C2B4" w:sz="6" w:space="1"/>
-        </w:pBdr>
-        <w:spacing w:before="120" w:after="210"/>
-      </w:pPr>
-    </w:p>
-    <w:p>
-      <w:pPr>
-        <w:widowControl w:val="false"/>
-        <w:pBdr>
-          <w:bottom w:val="single" w:color="C9C2B4" w:sz="6" w:space="1"/>
-        </w:pBdr>
-        <w:spacing w:before="120" w:after="210"/>
-      </w:pPr>
-    </w:p>
-    <w:p>
-      <w:pPr>
-        <w:widowControl w:val="false"/>
-        <w:pBdr>
-          <w:bottom w:val="single" w:color="C9C2B4" w:sz="6" w:space="1"/>
-        </w:pBdr>
-        <w:spacing w:before="120" w:after="210"/>
-      </w:pPr>
-    </w:p>
     <w:tbl>
       <w:tblPr>
         <w:tblW w:type="dxa" w:w="9792"/>
@@ -41206,7 +40306,7 @@
       </w:tblGrid>
       <w:tr>
         <w:trPr>
-          <w:trHeight w:val="1400" w:hRule="atLeast"/>
+          <w:trHeight w:val="1050" w:hRule="atLeast"/>
         </w:trPr>
         <w:tc>
           <w:tcPr>
@@ -41250,6 +40350,7 @@
       <w:pPr>
         <w:pStyle w:val="Heading2"/>
         <w:keepNext/>
+        <w:pageBreakBefore/>
         <w:spacing w:before="150" w:after="90"/>
       </w:pPr>
       <w:r>
@@ -41950,6 +41051,7 @@
       <w:pPr>
         <w:pStyle w:val="Heading3"/>
         <w:keepNext/>
+        <w:pageBreakBefore/>
         <w:spacing w:before="150" w:after="90"/>
       </w:pPr>
       <w:r>
@@ -43048,6 +42150,7 @@
       <w:pPr>
         <w:pStyle w:val="Heading3"/>
         <w:keepNext/>
+        <w:pageBreakBefore/>
         <w:spacing w:before="150" w:after="90"/>
       </w:pPr>
       <w:r>
@@ -43751,26 +42854,9 @@
     </w:p>
     <w:p>
       <w:pPr>
-        <w:widowControl w:val="false"/>
-        <w:pBdr>
-          <w:bottom w:val="single" w:color="C9C2B4" w:sz="6" w:space="1"/>
-        </w:pBdr>
-        <w:spacing w:before="120" w:after="210"/>
-      </w:pPr>
-    </w:p>
-    <w:p>
-      <w:pPr>
-        <w:widowControl w:val="false"/>
-        <w:pBdr>
-          <w:bottom w:val="single" w:color="C9C2B4" w:sz="6" w:space="1"/>
-        </w:pBdr>
-        <w:spacing w:before="120" w:after="210"/>
-      </w:pPr>
-    </w:p>
-    <w:p>
-      <w:pPr>
         <w:pStyle w:val="Heading2"/>
         <w:keepNext/>
+        <w:pageBreakBefore/>
         <w:spacing w:before="150" w:after="90"/>
       </w:pPr>
       <w:r>
@@ -44297,15 +43383,6 @@
               <w:spacing w:before="120" w:after="210"/>
             </w:pPr>
           </w:p>
-          <w:p>
-            <w:pPr>
-              <w:widowControl w:val="false"/>
-              <w:pBdr>
-                <w:bottom w:val="single" w:color="C9C2B4" w:sz="6" w:space="1"/>
-              </w:pBdr>
-              <w:spacing w:before="120" w:after="210"/>
-            </w:pPr>
-          </w:p>
         </w:tc>
         <w:tc>
           <w:tcPr>
@@ -44332,15 +43409,6 @@
               <w:spacing w:before="120" w:after="210"/>
             </w:pPr>
           </w:p>
-          <w:p>
-            <w:pPr>
-              <w:widowControl w:val="false"/>
-              <w:pBdr>
-                <w:bottom w:val="single" w:color="C9C2B4" w:sz="6" w:space="1"/>
-              </w:pBdr>
-              <w:spacing w:before="120" w:after="210"/>
-            </w:pPr>
-          </w:p>
         </w:tc>
         <w:tc>
           <w:tcPr>
@@ -44358,15 +43426,6 @@
               <w:right w:type="dxa" w:w="110"/>
             </w:tcMar>
           </w:tcPr>
-          <w:p>
-            <w:pPr>
-              <w:widowControl w:val="false"/>
-              <w:pBdr>
-                <w:bottom w:val="single" w:color="C9C2B4" w:sz="6" w:space="1"/>
-              </w:pBdr>
-              <w:spacing w:before="120" w:after="210"/>
-            </w:pPr>
-          </w:p>
           <w:p>
             <w:pPr>
               <w:widowControl w:val="false"/>
@@ -44404,15 +43463,6 @@
               <w:spacing w:before="120" w:after="210"/>
             </w:pPr>
           </w:p>
-          <w:p>
-            <w:pPr>
-              <w:widowControl w:val="false"/>
-              <w:pBdr>
-                <w:bottom w:val="single" w:color="C9C2B4" w:sz="6" w:space="1"/>
-              </w:pBdr>
-              <w:spacing w:before="120" w:after="210"/>
-            </w:pPr>
-          </w:p>
         </w:tc>
         <w:tc>
           <w:tcPr>
@@ -44439,15 +43489,6 @@
               <w:spacing w:before="120" w:after="210"/>
             </w:pPr>
           </w:p>
-          <w:p>
-            <w:pPr>
-              <w:widowControl w:val="false"/>
-              <w:pBdr>
-                <w:bottom w:val="single" w:color="C9C2B4" w:sz="6" w:space="1"/>
-              </w:pBdr>
-              <w:spacing w:before="120" w:after="210"/>
-            </w:pPr>
-          </w:p>
         </w:tc>
         <w:tc>
           <w:tcPr>
@@ -44465,122 +43506,6 @@
               <w:right w:type="dxa" w:w="110"/>
             </w:tcMar>
           </w:tcPr>
-          <w:p>
-            <w:pPr>
-              <w:widowControl w:val="false"/>
-              <w:pBdr>
-                <w:bottom w:val="single" w:color="C9C2B4" w:sz="6" w:space="1"/>
-              </w:pBdr>
-              <w:spacing w:before="120" w:after="210"/>
-            </w:pPr>
-          </w:p>
-          <w:p>
-            <w:pPr>
-              <w:widowControl w:val="false"/>
-              <w:pBdr>
-                <w:bottom w:val="single" w:color="C9C2B4" w:sz="6" w:space="1"/>
-              </w:pBdr>
-              <w:spacing w:before="120" w:after="210"/>
-            </w:pPr>
-          </w:p>
-        </w:tc>
-      </w:tr>
-      <w:tr>
-        <w:tc>
-          <w:tcPr>
-            <w:tcW w:type="dxa" w:w="3264"/>
-            <w:tcBorders>
-              <w:top w:val="single" w:color="D9D5C8" w:sz="4"/>
-              <w:left w:val="single" w:color="D9D5C8" w:sz="4"/>
-              <w:bottom w:val="single" w:color="D9D5C8" w:sz="4"/>
-              <w:right w:val="single" w:color="D9D5C8" w:sz="4"/>
-            </w:tcBorders>
-            <w:tcMar>
-              <w:top w:type="dxa" w:w="55"/>
-              <w:left w:type="dxa" w:w="110"/>
-              <w:bottom w:type="dxa" w:w="55"/>
-              <w:right w:type="dxa" w:w="110"/>
-            </w:tcMar>
-          </w:tcPr>
-          <w:p>
-            <w:pPr>
-              <w:widowControl w:val="false"/>
-              <w:pBdr>
-                <w:bottom w:val="single" w:color="C9C2B4" w:sz="6" w:space="1"/>
-              </w:pBdr>
-              <w:spacing w:before="120" w:after="210"/>
-            </w:pPr>
-          </w:p>
-          <w:p>
-            <w:pPr>
-              <w:widowControl w:val="false"/>
-              <w:pBdr>
-                <w:bottom w:val="single" w:color="C9C2B4" w:sz="6" w:space="1"/>
-              </w:pBdr>
-              <w:spacing w:before="120" w:after="210"/>
-            </w:pPr>
-          </w:p>
-        </w:tc>
-        <w:tc>
-          <w:tcPr>
-            <w:tcW w:type="dxa" w:w="3264"/>
-            <w:tcBorders>
-              <w:top w:val="single" w:color="D9D5C8" w:sz="4"/>
-              <w:left w:val="single" w:color="D9D5C8" w:sz="4"/>
-              <w:bottom w:val="single" w:color="D9D5C8" w:sz="4"/>
-              <w:right w:val="single" w:color="D9D5C8" w:sz="4"/>
-            </w:tcBorders>
-            <w:tcMar>
-              <w:top w:type="dxa" w:w="55"/>
-              <w:left w:type="dxa" w:w="110"/>
-              <w:bottom w:type="dxa" w:w="55"/>
-              <w:right w:type="dxa" w:w="110"/>
-            </w:tcMar>
-          </w:tcPr>
-          <w:p>
-            <w:pPr>
-              <w:widowControl w:val="false"/>
-              <w:pBdr>
-                <w:bottom w:val="single" w:color="C9C2B4" w:sz="6" w:space="1"/>
-              </w:pBdr>
-              <w:spacing w:before="120" w:after="210"/>
-            </w:pPr>
-          </w:p>
-          <w:p>
-            <w:pPr>
-              <w:widowControl w:val="false"/>
-              <w:pBdr>
-                <w:bottom w:val="single" w:color="C9C2B4" w:sz="6" w:space="1"/>
-              </w:pBdr>
-              <w:spacing w:before="120" w:after="210"/>
-            </w:pPr>
-          </w:p>
-        </w:tc>
-        <w:tc>
-          <w:tcPr>
-            <w:tcW w:type="dxa" w:w="3264"/>
-            <w:tcBorders>
-              <w:top w:val="single" w:color="D9D5C8" w:sz="4"/>
-              <w:left w:val="single" w:color="D9D5C8" w:sz="4"/>
-              <w:bottom w:val="single" w:color="D9D5C8" w:sz="4"/>
-              <w:right w:val="single" w:color="D9D5C8" w:sz="4"/>
-            </w:tcBorders>
-            <w:tcMar>
-              <w:top w:type="dxa" w:w="55"/>
-              <w:left w:type="dxa" w:w="110"/>
-              <w:bottom w:type="dxa" w:w="55"/>
-              <w:right w:type="dxa" w:w="110"/>
-            </w:tcMar>
-          </w:tcPr>
-          <w:p>
-            <w:pPr>
-              <w:widowControl w:val="false"/>
-              <w:pBdr>
-                <w:bottom w:val="single" w:color="C9C2B4" w:sz="6" w:space="1"/>
-              </w:pBdr>
-              <w:spacing w:before="120" w:after="210"/>
-            </w:pPr>
-          </w:p>
           <w:p>
             <w:pPr>
               <w:widowControl w:val="false"/>
@@ -44886,80 +43811,7 @@
                 <w:caps w:val="false"/>
                 <w:rFonts w:ascii="Calibri" w:cs="Calibri" w:eastAsia="Calibri" w:hAnsi="Calibri"/>
               </w:rPr>
-              <w:t xml:space="preserve">One thing you learned EARLIER in this unit or course</w:t>
-            </w:r>
-          </w:p>
-        </w:tc>
-        <w:tc>
-          <w:tcPr>
-            <w:tcW w:type="dxa" w:w="5935"/>
-            <w:tcBorders>
-              <w:top w:val="single" w:color="D9D5C8" w:sz="4"/>
-              <w:left w:val="single" w:color="D9D5C8" w:sz="4"/>
-              <w:bottom w:val="single" w:color="D9D5C8" w:sz="4"/>
-              <w:right w:val="single" w:color="D9D5C8" w:sz="4"/>
-            </w:tcBorders>
-            <w:tcMar>
-              <w:top w:type="dxa" w:w="55"/>
-              <w:left w:type="dxa" w:w="110"/>
-              <w:bottom w:type="dxa" w:w="55"/>
-              <w:right w:type="dxa" w:w="110"/>
-            </w:tcMar>
-          </w:tcPr>
-          <w:p>
-            <w:pPr>
-              <w:widowControl w:val="false"/>
-              <w:pBdr>
-                <w:bottom w:val="single" w:color="C9C2B4" w:sz="6" w:space="1"/>
-              </w:pBdr>
-              <w:spacing w:before="120" w:after="210"/>
-            </w:pPr>
-          </w:p>
-          <w:p>
-            <w:pPr>
-              <w:widowControl w:val="false"/>
-              <w:pBdr>
-                <w:bottom w:val="single" w:color="C9C2B4" w:sz="6" w:space="1"/>
-              </w:pBdr>
-              <w:spacing w:before="120" w:after="210"/>
-            </w:pPr>
-          </w:p>
-        </w:tc>
-      </w:tr>
-      <w:tr>
-        <w:tc>
-          <w:tcPr>
-            <w:tcW w:type="dxa" w:w="3857"/>
-            <w:tcBorders>
-              <w:top w:val="single" w:color="D9D5C8" w:sz="4"/>
-              <w:left w:val="single" w:color="D9D5C8" w:sz="4"/>
-              <w:bottom w:val="single" w:color="D9D5C8" w:sz="4"/>
-              <w:right w:val="single" w:color="D9D5C8" w:sz="4"/>
-            </w:tcBorders>
-            <w:tcMar>
-              <w:top w:type="dxa" w:w="55"/>
-              <w:left w:type="dxa" w:w="110"/>
-              <w:bottom w:type="dxa" w:w="55"/>
-              <w:right w:type="dxa" w:w="110"/>
-            </w:tcMar>
-          </w:tcPr>
-          <w:p>
-            <w:pPr>
-              <w:spacing w:after="0"/>
-            </w:pPr>
-            <w:r>
-              <w:rPr>
-                <w:b/>
-                <w:bCs/>
-                <w:i w:val="false"/>
-                <w:iCs w:val="false"/>
-                <w:color w:val="1A1A1A"/>
-                <w:sz w:val="30"/>
-                <w:szCs w:val="30"/>
-                <w:caps w:val="false"/>
-                <w:rFonts w:ascii="Calibri" w:cs="Calibri" w:eastAsia="Calibri" w:hAnsi="Calibri"/>
-              </w:rPr>
-              <w:t xml:space="preserve">How the two connect</w:t>
+              <w:t xml:space="preserve">One thing you learned EARLIER — how does it connect?</w:t>
             </w:r>
           </w:p>
         </w:tc>
@@ -45004,6 +43856,7 @@
       <w:pPr>
         <w:pStyle w:val="Heading2"/>
         <w:keepNext/>
+        <w:pageBreakBefore/>
         <w:spacing w:before="150" w:after="90"/>
       </w:pPr>
       <w:r>
@@ -45751,6 +44604,7 @@
       <w:pPr>
         <w:pStyle w:val="Heading2"/>
         <w:keepNext/>
+        <w:pageBreakBefore/>
         <w:spacing w:before="150" w:after="90"/>
       </w:pPr>
       <w:r>
@@ -46595,6 +45449,7 @@
       <w:pPr>
         <w:pStyle w:val="Heading2"/>
         <w:keepNext/>
+        <w:pageBreakBefore/>
         <w:spacing w:before="150" w:after="90"/>
       </w:pPr>
       <w:r>
@@ -47509,6 +46364,7 @@
       <w:pPr>
         <w:pStyle w:val="Heading2"/>
         <w:keepNext/>
+        <w:pageBreakBefore/>
         <w:spacing w:before="150" w:after="90"/>
       </w:pPr>
       <w:r>

--- a/courses/foundations-constitutional-government/BUILD/unit2/deliverables/Unit2_Student_Workbook_CourseStandard_LargePrint.docx
+++ b/courses/foundations-constitutional-government/BUILD/unit2/deliverables/Unit2_Student_Workbook_CourseStandard_LargePrint.docx
@@ -3121,7 +3121,7 @@
           <w:caps w:val="false"/>
           <w:rFonts w:ascii="Calibri" w:cs="Calibri" w:eastAsia="Calibri" w:hAnsi="Calibri"/>
         </w:rPr>
-        <w:t xml:space="preserve">Before You Begin — Set Your Goal</w:t>
+        <w:t xml:space="preserve">Before You Begin — Set a S.M.A.R.T. Goal</w:t>
       </w:r>
     </w:p>
     <w:p>
@@ -3140,9 +3140,390 @@
           <w:caps w:val="false"/>
           <w:rFonts w:ascii="Calibri" w:cs="Calibri" w:eastAsia="Calibri" w:hAnsi="Calibri"/>
         </w:rPr>
-        <w:t xml:space="preserve">This unit asks one big question: How do citizens shape their government — and what does it ask of them in return? Set a goal, then note what you already know.</w:t>
+        <w:t xml:space="preserve">Strong learners set goals — but a goal only helps if it is built well. First learn how, then write yours.</w:t>
       </w:r>
     </w:p>
+    <w:tbl>
+      <w:tblPr>
+        <w:tblW w:type="dxa" w:w="9792"/>
+        <w:tblBorders>
+          <w:top w:val="single" w:color="auto" w:sz="4"/>
+          <w:left w:val="single" w:color="auto" w:sz="4"/>
+          <w:bottom w:val="single" w:color="auto" w:sz="4"/>
+          <w:right w:val="single" w:color="auto" w:sz="4"/>
+          <w:insideH w:val="single" w:color="auto" w:sz="4"/>
+          <w:insideV w:val="single" w:color="auto" w:sz="4"/>
+        </w:tblBorders>
+      </w:tblPr>
+      <w:tblGrid>
+        <w:gridCol w:w="9792"/>
+      </w:tblGrid>
+      <w:tr>
+        <w:tc>
+          <w:tcPr>
+            <w:tcW w:type="dxa" w:w="9792"/>
+            <w:tcBorders>
+              <w:top w:val="single" w:color="D9D5C8" w:sz="4"/>
+              <w:left w:val="single" w:color="D9D5C8" w:sz="4"/>
+              <w:bottom w:val="single" w:color="D9D5C8" w:sz="4"/>
+              <w:right w:val="single" w:color="D9D5C8" w:sz="4"/>
+            </w:tcBorders>
+            <w:shd w:fill="F7F5EF" w:color="auto" w:val="clear"/>
+            <w:tcMar>
+              <w:top w:type="dxa" w:w="55"/>
+              <w:left w:type="dxa" w:w="110"/>
+              <w:bottom w:type="dxa" w:w="55"/>
+              <w:right w:type="dxa" w:w="110"/>
+            </w:tcMar>
+          </w:tcPr>
+          <w:p>
+            <w:pPr>
+              <w:spacing w:after="60"/>
+            </w:pPr>
+            <w:r>
+              <w:rPr>
+                <w:b/>
+                <w:bCs/>
+                <w:i w:val="false"/>
+                <w:iCs w:val="false"/>
+                <w:color w:val="1B2A4A"/>
+                <w:sz w:val="32"/>
+                <w:szCs w:val="32"/>
+                <w:caps w:val="false"/>
+                <w:rFonts w:ascii="Calibri" w:cs="Calibri" w:eastAsia="Calibri" w:hAnsi="Calibri"/>
+              </w:rPr>
+              <w:t xml:space="preserve">WHAT MAKES A GOAL STRONG? Build it S.M.A.R.T.</w:t>
+            </w:r>
+          </w:p>
+          <w:p>
+            <w:pPr>
+              <w:spacing w:after="40"/>
+            </w:pPr>
+            <w:r>
+              <w:rPr>
+                <w:b w:val="false"/>
+                <w:bCs w:val="false"/>
+                <w:i w:val="false"/>
+                <w:iCs w:val="false"/>
+                <w:color w:val="1A1A1A"/>
+                <w:sz w:val="30"/>
+                <w:szCs w:val="30"/>
+                <w:caps w:val="false"/>
+                <w:rFonts w:ascii="Calibri" w:cs="Calibri" w:eastAsia="Calibri" w:hAnsi="Calibri"/>
+              </w:rPr>
+              <w:t xml:space="preserve">S — Specific: say exactly what you will be able to do (“explain how a bill becomes law,” not “do well”).</w:t>
+            </w:r>
+          </w:p>
+          <w:p>
+            <w:pPr>
+              <w:spacing w:after="40"/>
+            </w:pPr>
+            <w:r>
+              <w:rPr>
+                <w:b w:val="false"/>
+                <w:bCs w:val="false"/>
+                <w:i w:val="false"/>
+                <w:iCs w:val="false"/>
+                <w:color w:val="1A1A1A"/>
+                <w:sz w:val="30"/>
+                <w:szCs w:val="30"/>
+                <w:caps w:val="false"/>
+                <w:rFonts w:ascii="Calibri" w:cs="Calibri" w:eastAsia="Calibri" w:hAnsi="Calibri"/>
+              </w:rPr>
+              <w:t xml:space="preserve">M — Measurable: how will you PROVE it? — a score, a diagram, or teaching a partner.</w:t>
+            </w:r>
+          </w:p>
+          <w:p>
+            <w:pPr>
+              <w:spacing w:after="40"/>
+            </w:pPr>
+            <w:r>
+              <w:rPr>
+                <w:b w:val="false"/>
+                <w:bCs w:val="false"/>
+                <w:i w:val="false"/>
+                <w:iCs w:val="false"/>
+                <w:color w:val="1A1A1A"/>
+                <w:sz w:val="30"/>
+                <w:szCs w:val="30"/>
+                <w:caps w:val="false"/>
+                <w:rFonts w:ascii="Calibri" w:cs="Calibri" w:eastAsia="Calibri" w:hAnsi="Calibri"/>
+              </w:rPr>
+              <w:t xml:space="preserve">A — Achievable: a real stretch you can reach with effort — not too easy, not impossible.</w:t>
+            </w:r>
+          </w:p>
+          <w:p>
+            <w:pPr>
+              <w:spacing w:after="40"/>
+            </w:pPr>
+            <w:r>
+              <w:rPr>
+                <w:b w:val="false"/>
+                <w:bCs w:val="false"/>
+                <w:i w:val="false"/>
+                <w:iCs w:val="false"/>
+                <w:color w:val="1A1A1A"/>
+                <w:sz w:val="30"/>
+                <w:szCs w:val="30"/>
+                <w:caps w:val="false"/>
+                <w:rFonts w:ascii="Calibri" w:cs="Calibri" w:eastAsia="Calibri" w:hAnsi="Calibri"/>
+              </w:rPr>
+              <w:t xml:space="preserve">R — Relevant: it connects to this unit’s big question.</w:t>
+            </w:r>
+          </w:p>
+          <w:p>
+            <w:pPr>
+              <w:spacing w:after="40"/>
+            </w:pPr>
+            <w:r>
+              <w:rPr>
+                <w:b w:val="false"/>
+                <w:bCs w:val="false"/>
+                <w:i w:val="false"/>
+                <w:iCs w:val="false"/>
+                <w:color w:val="1A1A1A"/>
+                <w:sz w:val="30"/>
+                <w:szCs w:val="30"/>
+                <w:caps w:val="false"/>
+                <w:rFonts w:ascii="Calibri" w:cs="Calibri" w:eastAsia="Calibri" w:hAnsi="Calibri"/>
+              </w:rPr>
+              <w:t xml:space="preserve">T — Time-bound: name WHEN — “by the end of this unit.”</w:t>
+            </w:r>
+          </w:p>
+        </w:tc>
+      </w:tr>
+    </w:tbl>
+    <w:tbl>
+      <w:tblPr>
+        <w:tblW w:type="dxa" w:w="9792"/>
+        <w:tblBorders>
+          <w:top w:val="single" w:color="auto" w:sz="4"/>
+          <w:left w:val="single" w:color="auto" w:sz="4"/>
+          <w:bottom w:val="single" w:color="auto" w:sz="4"/>
+          <w:right w:val="single" w:color="auto" w:sz="4"/>
+          <w:insideH w:val="single" w:color="auto" w:sz="4"/>
+          <w:insideV w:val="single" w:color="auto" w:sz="4"/>
+        </w:tblBorders>
+      </w:tblPr>
+      <w:tblGrid>
+        <w:gridCol w:w="9792"/>
+      </w:tblGrid>
+      <w:tr>
+        <w:tc>
+          <w:tcPr>
+            <w:tcW w:type="dxa" w:w="9792"/>
+            <w:tcBorders>
+              <w:top w:val="single" w:color="D9D5C8" w:sz="4"/>
+              <w:left w:val="single" w:color="D9D5C8" w:sz="4"/>
+              <w:bottom w:val="single" w:color="D9D5C8" w:sz="4"/>
+              <w:right w:val="single" w:color="D9D5C8" w:sz="4"/>
+            </w:tcBorders>
+            <w:shd w:fill="F7F5EF" w:color="auto" w:val="clear"/>
+            <w:tcMar>
+              <w:top w:type="dxa" w:w="55"/>
+              <w:left w:type="dxa" w:w="110"/>
+              <w:bottom w:type="dxa" w:w="55"/>
+              <w:right w:type="dxa" w:w="110"/>
+            </w:tcMar>
+          </w:tcPr>
+          <w:p>
+            <w:pPr>
+              <w:spacing w:after="60"/>
+            </w:pPr>
+            <w:r>
+              <w:rPr>
+                <w:b/>
+                <w:bCs/>
+                <w:i w:val="false"/>
+                <w:iCs w:val="false"/>
+                <w:color w:val="1B2A4A"/>
+                <w:sz w:val="32"/>
+                <w:szCs w:val="32"/>
+                <w:caps w:val="false"/>
+                <w:rFonts w:ascii="Calibri" w:cs="Calibri" w:eastAsia="Calibri" w:hAnsi="Calibri"/>
+              </w:rPr>
+              <w:t xml:space="preserve">SEE THE DIFFERENCE</w:t>
+            </w:r>
+          </w:p>
+          <w:p>
+            <w:pPr>
+              <w:spacing w:after="40"/>
+            </w:pPr>
+            <w:r>
+              <w:rPr>
+                <w:b w:val="false"/>
+                <w:bCs w:val="false"/>
+                <w:i w:val="false"/>
+                <w:iCs w:val="false"/>
+                <w:color w:val="1A1A1A"/>
+                <w:sz w:val="30"/>
+                <w:szCs w:val="30"/>
+                <w:caps w:val="false"/>
+                <w:rFonts w:ascii="Calibri" w:cs="Calibri" w:eastAsia="Calibri" w:hAnsi="Calibri"/>
+              </w:rPr>
+              <w:t xml:space="preserve">Weak:  “I want to do good in government.”  (vague — nothing to measure)</w:t>
+            </w:r>
+          </w:p>
+          <w:p>
+            <w:pPr>
+              <w:spacing w:after="40"/>
+            </w:pPr>
+            <w:r>
+              <w:rPr>
+                <w:b/>
+                <w:bCs/>
+                <w:i w:val="false"/>
+                <w:iCs w:val="false"/>
+                <w:color w:val="1A1A1A"/>
+                <w:sz w:val="30"/>
+                <w:szCs w:val="30"/>
+                <w:caps w:val="false"/>
+                <w:rFonts w:ascii="Calibri" w:cs="Calibri" w:eastAsia="Calibri" w:hAnsi="Calibri"/>
+              </w:rPr>
+              <w:t xml:space="preserve">S.M.A.R.T.:  “By the end of this unit I can explain how the three branches check each other, and prove it by teaching a partner and scoring 80%+ on the check.”</w:t>
+            </w:r>
+          </w:p>
+        </w:tc>
+      </w:tr>
+    </w:tbl>
+    <w:p>
+      <w:pPr>
+        <w:spacing w:after="100"/>
+      </w:pPr>
+      <w:r>
+        <w:rPr>
+          <w:b w:val="false"/>
+          <w:bCs w:val="false"/>
+          <w:i/>
+          <w:iCs/>
+          <w:color w:val="6B7280"/>
+          <w:sz w:val="30"/>
+          <w:szCs w:val="30"/>
+          <w:caps w:val="false"/>
+          <w:rFonts w:ascii="Calibri" w:cs="Calibri" w:eastAsia="Calibri" w:hAnsi="Calibri"/>
+        </w:rPr>
+        <w:t xml:space="preserve">This unit’s big question: How do citizens shape their government — and what does it ask of them in return?</w:t>
+      </w:r>
+    </w:p>
+    <w:tbl>
+      <w:tblPr>
+        <w:tblW w:type="dxa" w:w="9792"/>
+        <w:tblBorders>
+          <w:top w:val="single" w:color="auto" w:sz="4"/>
+          <w:left w:val="single" w:color="auto" w:sz="4"/>
+          <w:bottom w:val="single" w:color="auto" w:sz="4"/>
+          <w:right w:val="single" w:color="auto" w:sz="4"/>
+          <w:insideH w:val="single" w:color="auto" w:sz="4"/>
+          <w:insideV w:val="single" w:color="auto" w:sz="4"/>
+        </w:tblBorders>
+      </w:tblPr>
+      <w:tblGrid>
+        <w:gridCol w:w="9792"/>
+      </w:tblGrid>
+      <w:tr>
+        <w:tc>
+          <w:tcPr>
+            <w:tcW w:type="dxa" w:w="9792"/>
+            <w:tcBorders>
+              <w:top w:val="single" w:color="D9D5C8" w:sz="4"/>
+              <w:left w:val="single" w:color="D9D5C8" w:sz="4"/>
+              <w:bottom w:val="single" w:color="D9D5C8" w:sz="4"/>
+              <w:right w:val="single" w:color="D9D5C8" w:sz="4"/>
+            </w:tcBorders>
+            <w:shd w:fill="F7F5EF" w:color="auto" w:val="clear"/>
+            <w:tcMar>
+              <w:top w:type="dxa" w:w="55"/>
+              <w:left w:type="dxa" w:w="110"/>
+              <w:bottom w:type="dxa" w:w="55"/>
+              <w:right w:type="dxa" w:w="110"/>
+            </w:tcMar>
+          </w:tcPr>
+          <w:p>
+            <w:pPr>
+              <w:spacing w:after="0"/>
+            </w:pPr>
+            <w:r>
+              <w:rPr>
+                <w:b/>
+                <w:bCs/>
+                <w:i w:val="false"/>
+                <w:iCs w:val="false"/>
+                <w:color w:val="1B2A4A"/>
+                <w:sz w:val="32"/>
+                <w:szCs w:val="32"/>
+                <w:caps w:val="false"/>
+                <w:rFonts w:ascii="Calibri" w:cs="Calibri" w:eastAsia="Calibri" w:hAnsi="Calibri"/>
+              </w:rPr>
+              <w:t xml:space="preserve">Write YOUR S.M.A.R.T. goal for this unit — use all the lines:</w:t>
+            </w:r>
+          </w:p>
+        </w:tc>
+      </w:tr>
+      <w:tr>
+        <w:tc>
+          <w:tcPr>
+            <w:tcW w:type="dxa" w:w="9792"/>
+            <w:tcBorders>
+              <w:top w:val="single" w:color="D9D5C8" w:sz="4"/>
+              <w:left w:val="single" w:color="D9D5C8" w:sz="4"/>
+              <w:bottom w:val="single" w:color="D9D5C8" w:sz="4"/>
+              <w:right w:val="single" w:color="D9D5C8" w:sz="4"/>
+            </w:tcBorders>
+            <w:tcMar>
+              <w:top w:type="dxa" w:w="55"/>
+              <w:left w:type="dxa" w:w="110"/>
+              <w:bottom w:type="dxa" w:w="55"/>
+              <w:right w:type="dxa" w:w="110"/>
+            </w:tcMar>
+          </w:tcPr>
+          <w:p>
+            <w:pPr>
+              <w:widowControl w:val="false"/>
+              <w:pBdr>
+                <w:bottom w:val="single" w:color="C9C2B4" w:sz="6" w:space="1"/>
+              </w:pBdr>
+              <w:spacing w:before="120" w:after="210"/>
+            </w:pPr>
+          </w:p>
+          <w:p>
+            <w:pPr>
+              <w:widowControl w:val="false"/>
+              <w:pBdr>
+                <w:bottom w:val="single" w:color="C9C2B4" w:sz="6" w:space="1"/>
+              </w:pBdr>
+              <w:spacing w:before="120" w:after="210"/>
+            </w:pPr>
+          </w:p>
+          <w:p>
+            <w:pPr>
+              <w:widowControl w:val="false"/>
+              <w:pBdr>
+                <w:bottom w:val="single" w:color="C9C2B4" w:sz="6" w:space="1"/>
+              </w:pBdr>
+              <w:spacing w:before="120" w:after="210"/>
+            </w:pPr>
+          </w:p>
+          <w:p>
+            <w:pPr>
+              <w:widowControl w:val="false"/>
+              <w:pBdr>
+                <w:bottom w:val="single" w:color="C9C2B4" w:sz="6" w:space="1"/>
+              </w:pBdr>
+              <w:spacing w:before="120" w:after="210"/>
+            </w:pPr>
+          </w:p>
+          <w:p>
+            <w:pPr>
+              <w:widowControl w:val="false"/>
+              <w:pBdr>
+                <w:bottom w:val="single" w:color="C9C2B4" w:sz="6" w:space="1"/>
+              </w:pBdr>
+              <w:spacing w:before="120" w:after="210"/>
+            </w:pPr>
+          </w:p>
+        </w:tc>
+      </w:tr>
+    </w:tbl>
     <w:tbl>
       <w:tblPr>
         <w:tblW w:type="dxa" w:w="9792"/>
@@ -3196,7 +3577,7 @@
                 <w:caps w:val="false"/>
                 <w:rFonts w:ascii="Calibri" w:cs="Calibri" w:eastAsia="Calibri" w:hAnsi="Calibri"/>
               </w:rPr>
-              <w:t xml:space="preserve">Prompt</w:t>
+              <w:t xml:space="preserve">Before we start…</w:t>
             </w:r>
           </w:p>
         </w:tc>
@@ -3233,7 +3614,7 @@
                 <w:caps w:val="false"/>
                 <w:rFonts w:ascii="Calibri" w:cs="Calibri" w:eastAsia="Calibri" w:hAnsi="Calibri"/>
               </w:rPr>
-              <w:t xml:space="preserve">Your response</w:t>
+              <w:t xml:space="preserve">Write on the lines</w:t>
             </w:r>
           </w:p>
         </w:tc>
@@ -3271,7 +3652,7 @@
                 <w:caps w:val="false"/>
                 <w:rFonts w:ascii="Calibri" w:cs="Calibri" w:eastAsia="Calibri" w:hAnsi="Calibri"/>
               </w:rPr>
-              <w:t xml:space="preserve">My goal for this unit is…</w:t>
+              <w:t xml:space="preserve">One thing I already know</w:t>
             </w:r>
           </w:p>
         </w:tc>
@@ -3344,80 +3725,7 @@
                 <w:caps w:val="false"/>
                 <w:rFonts w:ascii="Calibri" w:cs="Calibri" w:eastAsia="Calibri" w:hAnsi="Calibri"/>
               </w:rPr>
-              <w:t xml:space="preserve">One thing I already know about this era…</w:t>
-            </w:r>
-          </w:p>
-        </w:tc>
-        <w:tc>
-          <w:tcPr>
-            <w:tcW w:type="dxa" w:w="6747"/>
-            <w:tcBorders>
-              <w:top w:val="single" w:color="D9D5C8" w:sz="4"/>
-              <w:left w:val="single" w:color="D9D5C8" w:sz="4"/>
-              <w:bottom w:val="single" w:color="D9D5C8" w:sz="4"/>
-              <w:right w:val="single" w:color="D9D5C8" w:sz="4"/>
-            </w:tcBorders>
-            <w:tcMar>
-              <w:top w:type="dxa" w:w="55"/>
-              <w:left w:type="dxa" w:w="110"/>
-              <w:bottom w:type="dxa" w:w="55"/>
-              <w:right w:type="dxa" w:w="110"/>
-            </w:tcMar>
-          </w:tcPr>
-          <w:p>
-            <w:pPr>
-              <w:widowControl w:val="false"/>
-              <w:pBdr>
-                <w:bottom w:val="single" w:color="C9C2B4" w:sz="6" w:space="1"/>
-              </w:pBdr>
-              <w:spacing w:before="120" w:after="210"/>
-            </w:pPr>
-          </w:p>
-          <w:p>
-            <w:pPr>
-              <w:widowControl w:val="false"/>
-              <w:pBdr>
-                <w:bottom w:val="single" w:color="C9C2B4" w:sz="6" w:space="1"/>
-              </w:pBdr>
-              <w:spacing w:before="120" w:after="210"/>
-            </w:pPr>
-          </w:p>
-        </w:tc>
-      </w:tr>
-      <w:tr>
-        <w:tc>
-          <w:tcPr>
-            <w:tcW w:type="dxa" w:w="3045"/>
-            <w:tcBorders>
-              <w:top w:val="single" w:color="D9D5C8" w:sz="4"/>
-              <w:left w:val="single" w:color="D9D5C8" w:sz="4"/>
-              <w:bottom w:val="single" w:color="D9D5C8" w:sz="4"/>
-              <w:right w:val="single" w:color="D9D5C8" w:sz="4"/>
-            </w:tcBorders>
-            <w:tcMar>
-              <w:top w:type="dxa" w:w="55"/>
-              <w:left w:type="dxa" w:w="110"/>
-              <w:bottom w:type="dxa" w:w="55"/>
-              <w:right w:type="dxa" w:w="110"/>
-            </w:tcMar>
-          </w:tcPr>
-          <w:p>
-            <w:pPr>
-              <w:spacing w:after="0"/>
-            </w:pPr>
-            <w:r>
-              <w:rPr>
-                <w:b/>
-                <w:bCs/>
-                <w:i w:val="false"/>
-                <w:iCs w:val="false"/>
-                <w:color w:val="1A1A1A"/>
-                <w:sz w:val="30"/>
-                <w:szCs w:val="30"/>
-                <w:caps w:val="false"/>
-                <w:rFonts w:ascii="Calibri" w:cs="Calibri" w:eastAsia="Calibri" w:hAnsi="Calibri"/>
-              </w:rPr>
-              <w:t xml:space="preserve">One question I want answered…</w:t>
+              <w:t xml:space="preserve">One question I want answered</w:t>
             </w:r>
           </w:p>
         </w:tc>
@@ -7698,7 +8006,7 @@
                 <w:caps w:val="false"/>
                 <w:rFonts w:ascii="Calibri" w:cs="Calibri" w:eastAsia="Calibri" w:hAnsi="Calibri"/>
               </w:rPr>
-              <w:t xml:space="preserve">MORE NOTES / DIAGRAMS</w:t>
+              <w:t xml:space="preserve">UDL · CHOOSE HOW YOU CAPTURE IDEAS (same target for everyone)</w:t>
             </w:r>
           </w:p>
           <w:p>
@@ -7717,84 +8025,12 @@
                 <w:caps w:val="false"/>
                 <w:rFonts w:ascii="Calibri" w:cs="Calibri" w:eastAsia="Calibri" w:hAnsi="Calibri"/>
               </w:rPr>
-              <w:t xml:space="preserve">Continue your notes here, add a quick sketch, or map how the ideas connect.</w:t>
+              <w:t xml:space="preserve">Keep going with your notes: WRITE on the lines, DRAW or diagram in the box, or do both — your choice. You may also record your notes aloud.</w:t>
             </w:r>
           </w:p>
         </w:tc>
       </w:tr>
     </w:tbl>
-    <w:p>
-      <w:pPr>
-        <w:widowControl w:val="false"/>
-        <w:pBdr>
-          <w:bottom w:val="single" w:color="C9C2B4" w:sz="6" w:space="1"/>
-        </w:pBdr>
-        <w:spacing w:before="120" w:after="210"/>
-      </w:pPr>
-    </w:p>
-    <w:p>
-      <w:pPr>
-        <w:widowControl w:val="false"/>
-        <w:pBdr>
-          <w:bottom w:val="single" w:color="C9C2B4" w:sz="6" w:space="1"/>
-        </w:pBdr>
-        <w:spacing w:before="120" w:after="210"/>
-      </w:pPr>
-    </w:p>
-    <w:p>
-      <w:pPr>
-        <w:widowControl w:val="false"/>
-        <w:pBdr>
-          <w:bottom w:val="single" w:color="C9C2B4" w:sz="6" w:space="1"/>
-        </w:pBdr>
-        <w:spacing w:before="120" w:after="210"/>
-      </w:pPr>
-    </w:p>
-    <w:p>
-      <w:pPr>
-        <w:widowControl w:val="false"/>
-        <w:pBdr>
-          <w:bottom w:val="single" w:color="C9C2B4" w:sz="6" w:space="1"/>
-        </w:pBdr>
-        <w:spacing w:before="120" w:after="210"/>
-      </w:pPr>
-    </w:p>
-    <w:p>
-      <w:pPr>
-        <w:widowControl w:val="false"/>
-        <w:pBdr>
-          <w:bottom w:val="single" w:color="C9C2B4" w:sz="6" w:space="1"/>
-        </w:pBdr>
-        <w:spacing w:before="120" w:after="210"/>
-      </w:pPr>
-    </w:p>
-    <w:p>
-      <w:pPr>
-        <w:widowControl w:val="false"/>
-        <w:pBdr>
-          <w:bottom w:val="single" w:color="C9C2B4" w:sz="6" w:space="1"/>
-        </w:pBdr>
-        <w:spacing w:before="120" w:after="210"/>
-      </w:pPr>
-    </w:p>
-    <w:p>
-      <w:pPr>
-        <w:widowControl w:val="false"/>
-        <w:pBdr>
-          <w:bottom w:val="single" w:color="C9C2B4" w:sz="6" w:space="1"/>
-        </w:pBdr>
-        <w:spacing w:before="120" w:after="210"/>
-      </w:pPr>
-    </w:p>
-    <w:p>
-      <w:pPr>
-        <w:widowControl w:val="false"/>
-        <w:pBdr>
-          <w:bottom w:val="single" w:color="C9C2B4" w:sz="6" w:space="1"/>
-        </w:pBdr>
-        <w:spacing w:before="120" w:after="210"/>
-      </w:pPr>
-    </w:p>
     <w:tbl>
       <w:tblPr>
         <w:tblW w:type="dxa" w:w="9792"/>
@@ -7808,29 +8044,33 @@
         </w:tblBorders>
       </w:tblPr>
       <w:tblGrid>
-        <w:gridCol w:w="9792"/>
+        <w:gridCol w:w="4896"/>
+        <w:gridCol w:w="4896"/>
       </w:tblGrid>
       <w:tr>
-        <w:tc>
-          <w:tcPr>
-            <w:tcW w:type="dxa" w:w="9792"/>
-            <w:tcBorders>
-              <w:top w:val="single" w:color="D9D5C8" w:sz="4"/>
-              <w:left w:val="single" w:color="D9D5C8" w:sz="4"/>
-              <w:bottom w:val="single" w:color="D9D5C8" w:sz="4"/>
-              <w:right w:val="single" w:color="D9D5C8" w:sz="4"/>
-            </w:tcBorders>
-            <w:shd w:fill="F7F5EF" w:color="auto" w:val="clear"/>
-            <w:tcMar>
-              <w:top w:type="dxa" w:w="55"/>
-              <w:left w:type="dxa" w:w="110"/>
-              <w:bottom w:type="dxa" w:w="55"/>
-              <w:right w:type="dxa" w:w="110"/>
-            </w:tcMar>
-          </w:tcPr>
-          <w:p>
-            <w:pPr>
-              <w:spacing w:after="60"/>
+        <w:trPr>
+          <w:cantSplit/>
+          <w:trHeight w:val="3400" w:hRule="atLeast"/>
+        </w:trPr>
+        <w:tc>
+          <w:tcPr>
+            <w:tcW w:type="dxa" w:w="4896"/>
+            <w:tcBorders>
+              <w:top w:val="single" w:color="D9D5C8" w:sz="4"/>
+              <w:left w:val="single" w:color="D9D5C8" w:sz="4"/>
+              <w:bottom w:val="single" w:color="D9D5C8" w:sz="4"/>
+              <w:right w:val="single" w:color="D9D5C8" w:sz="4"/>
+            </w:tcBorders>
+            <w:tcMar>
+              <w:top w:type="dxa" w:w="55"/>
+              <w:left w:type="dxa" w:w="110"/>
+              <w:bottom w:type="dxa" w:w="55"/>
+              <w:right w:type="dxa" w:w="110"/>
+            </w:tcMar>
+          </w:tcPr>
+          <w:p>
+            <w:pPr>
+              <w:spacing w:after="20"/>
             </w:pPr>
             <w:r>
               <w:rPr>
@@ -7839,32 +8079,121 @@
                 <w:i w:val="false"/>
                 <w:iCs w:val="false"/>
                 <w:color w:val="1B2A4A"/>
-                <w:sz w:val="32"/>
-                <w:szCs w:val="32"/>
-                <w:caps w:val="false"/>
-                <w:rFonts w:ascii="Calibri" w:cs="Calibri" w:eastAsia="Calibri" w:hAnsi="Calibri"/>
-              </w:rPr>
-              <w:t xml:space="preserve">Key terms to list</w:t>
-            </w:r>
-          </w:p>
-          <w:p>
-            <w:pPr>
-              <w:spacing w:after="40"/>
-            </w:pPr>
-            <w:r>
-              <w:rPr>
-                <w:b w:val="false"/>
-                <w:bCs w:val="false"/>
-                <w:i w:val="false"/>
-                <w:iCs w:val="false"/>
-                <w:color w:val="1A1A1A"/>
-                <w:sz w:val="33"/>
-                <w:szCs w:val="33"/>
-                <w:caps w:val="false"/>
-                <w:rFonts w:ascii="Calibri" w:cs="Calibri" w:eastAsia="Calibri" w:hAnsi="Calibri"/>
-              </w:rPr>
-              <w:t xml:space="preserve">Civic Responsibility · Jury Duty · Naturalization</w:t>
-            </w:r>
+                <w:sz w:val="23"/>
+                <w:szCs w:val="23"/>
+                <w:caps w:val="false"/>
+                <w:rFonts w:ascii="Calibri" w:cs="Calibri" w:eastAsia="Calibri" w:hAnsi="Calibri"/>
+              </w:rPr>
+              <w:t xml:space="preserve">DRAW / DIAGRAM — sketch the idea, a timeline, or how the pieces connect</w:t>
+            </w:r>
+          </w:p>
+        </w:tc>
+        <w:tc>
+          <w:tcPr>
+            <w:tcW w:type="dxa" w:w="4896"/>
+            <w:tcBorders>
+              <w:top w:val="single" w:color="D9D5C8" w:sz="4"/>
+              <w:left w:val="single" w:color="D9D5C8" w:sz="4"/>
+              <w:bottom w:val="single" w:color="D9D5C8" w:sz="4"/>
+              <w:right w:val="single" w:color="D9D5C8" w:sz="4"/>
+            </w:tcBorders>
+            <w:tcMar>
+              <w:top w:type="dxa" w:w="55"/>
+              <w:left w:type="dxa" w:w="110"/>
+              <w:bottom w:type="dxa" w:w="55"/>
+              <w:right w:type="dxa" w:w="110"/>
+            </w:tcMar>
+          </w:tcPr>
+          <w:p>
+            <w:pPr>
+              <w:spacing w:after="20"/>
+            </w:pPr>
+            <w:r>
+              <w:rPr>
+                <w:b/>
+                <w:bCs/>
+                <w:i w:val="false"/>
+                <w:iCs w:val="false"/>
+                <w:color w:val="1B2A4A"/>
+                <w:sz w:val="23"/>
+                <w:szCs w:val="23"/>
+                <w:caps w:val="false"/>
+                <w:rFonts w:ascii="Calibri" w:cs="Calibri" w:eastAsia="Calibri" w:hAnsi="Calibri"/>
+              </w:rPr>
+              <w:t xml:space="preserve">WRITE — keep taking notes on the lines</w:t>
+            </w:r>
+          </w:p>
+          <w:p>
+            <w:pPr>
+              <w:widowControl w:val="false"/>
+              <w:pBdr>
+                <w:bottom w:val="single" w:color="C9C2B4" w:sz="6" w:space="1"/>
+              </w:pBdr>
+              <w:spacing w:before="120" w:after="210"/>
+            </w:pPr>
+          </w:p>
+          <w:p>
+            <w:pPr>
+              <w:widowControl w:val="false"/>
+              <w:pBdr>
+                <w:bottom w:val="single" w:color="C9C2B4" w:sz="6" w:space="1"/>
+              </w:pBdr>
+              <w:spacing w:before="120" w:after="210"/>
+            </w:pPr>
+          </w:p>
+          <w:p>
+            <w:pPr>
+              <w:widowControl w:val="false"/>
+              <w:pBdr>
+                <w:bottom w:val="single" w:color="C9C2B4" w:sz="6" w:space="1"/>
+              </w:pBdr>
+              <w:spacing w:before="120" w:after="210"/>
+            </w:pPr>
+          </w:p>
+          <w:p>
+            <w:pPr>
+              <w:widowControl w:val="false"/>
+              <w:pBdr>
+                <w:bottom w:val="single" w:color="C9C2B4" w:sz="6" w:space="1"/>
+              </w:pBdr>
+              <w:spacing w:before="120" w:after="210"/>
+            </w:pPr>
+          </w:p>
+          <w:p>
+            <w:pPr>
+              <w:widowControl w:val="false"/>
+              <w:pBdr>
+                <w:bottom w:val="single" w:color="C9C2B4" w:sz="6" w:space="1"/>
+              </w:pBdr>
+              <w:spacing w:before="120" w:after="210"/>
+            </w:pPr>
+          </w:p>
+          <w:p>
+            <w:pPr>
+              <w:widowControl w:val="false"/>
+              <w:pBdr>
+                <w:bottom w:val="single" w:color="C9C2B4" w:sz="6" w:space="1"/>
+              </w:pBdr>
+              <w:spacing w:before="120" w:after="210"/>
+            </w:pPr>
+          </w:p>
+          <w:p>
+            <w:pPr>
+              <w:widowControl w:val="false"/>
+              <w:pBdr>
+                <w:bottom w:val="single" w:color="C9C2B4" w:sz="6" w:space="1"/>
+              </w:pBdr>
+              <w:spacing w:before="120" w:after="210"/>
+            </w:pPr>
+          </w:p>
+          <w:p>
+            <w:pPr>
+              <w:widowControl w:val="false"/>
+              <w:pBdr>
+                <w:bottom w:val="single" w:color="C9C2B4" w:sz="6" w:space="1"/>
+              </w:pBdr>
+              <w:spacing w:before="120" w:after="210"/>
+            </w:pPr>
           </w:p>
         </w:tc>
       </w:tr>
@@ -7904,7 +8233,7 @@
           </w:tcPr>
           <w:p>
             <w:pPr>
-              <w:spacing w:after="0"/>
+              <w:spacing w:after="60"/>
             </w:pPr>
             <w:r>
               <w:rPr>
@@ -7918,6 +8247,80 @@
                 <w:caps w:val="false"/>
                 <w:rFonts w:ascii="Calibri" w:cs="Calibri" w:eastAsia="Calibri" w:hAnsi="Calibri"/>
               </w:rPr>
+              <w:t xml:space="preserve">Key terms to list</w:t>
+            </w:r>
+          </w:p>
+          <w:p>
+            <w:pPr>
+              <w:spacing w:after="40"/>
+            </w:pPr>
+            <w:r>
+              <w:rPr>
+                <w:b w:val="false"/>
+                <w:bCs w:val="false"/>
+                <w:i w:val="false"/>
+                <w:iCs w:val="false"/>
+                <w:color w:val="1A1A1A"/>
+                <w:sz w:val="33"/>
+                <w:szCs w:val="33"/>
+                <w:caps w:val="false"/>
+                <w:rFonts w:ascii="Calibri" w:cs="Calibri" w:eastAsia="Calibri" w:hAnsi="Calibri"/>
+              </w:rPr>
+              <w:t xml:space="preserve">Civic Responsibility · Jury Duty · Naturalization</w:t>
+            </w:r>
+          </w:p>
+        </w:tc>
+      </w:tr>
+    </w:tbl>
+    <w:tbl>
+      <w:tblPr>
+        <w:tblW w:type="dxa" w:w="9792"/>
+        <w:tblBorders>
+          <w:top w:val="single" w:color="auto" w:sz="4"/>
+          <w:left w:val="single" w:color="auto" w:sz="4"/>
+          <w:bottom w:val="single" w:color="auto" w:sz="4"/>
+          <w:right w:val="single" w:color="auto" w:sz="4"/>
+          <w:insideH w:val="single" w:color="auto" w:sz="4"/>
+          <w:insideV w:val="single" w:color="auto" w:sz="4"/>
+        </w:tblBorders>
+      </w:tblPr>
+      <w:tblGrid>
+        <w:gridCol w:w="9792"/>
+      </w:tblGrid>
+      <w:tr>
+        <w:tc>
+          <w:tcPr>
+            <w:tcW w:type="dxa" w:w="9792"/>
+            <w:tcBorders>
+              <w:top w:val="single" w:color="D9D5C8" w:sz="4"/>
+              <w:left w:val="single" w:color="D9D5C8" w:sz="4"/>
+              <w:bottom w:val="single" w:color="D9D5C8" w:sz="4"/>
+              <w:right w:val="single" w:color="D9D5C8" w:sz="4"/>
+            </w:tcBorders>
+            <w:shd w:fill="F7F5EF" w:color="auto" w:val="clear"/>
+            <w:tcMar>
+              <w:top w:type="dxa" w:w="55"/>
+              <w:left w:type="dxa" w:w="110"/>
+              <w:bottom w:type="dxa" w:w="55"/>
+              <w:right w:type="dxa" w:w="110"/>
+            </w:tcMar>
+          </w:tcPr>
+          <w:p>
+            <w:pPr>
+              <w:spacing w:after="0"/>
+            </w:pPr>
+            <w:r>
+              <w:rPr>
+                <w:b/>
+                <w:bCs/>
+                <w:i w:val="false"/>
+                <w:iCs w:val="false"/>
+                <w:color w:val="1B2A4A"/>
+                <w:sz w:val="32"/>
+                <w:szCs w:val="32"/>
+                <w:caps w:val="false"/>
+                <w:rFonts w:ascii="Calibri" w:cs="Calibri" w:eastAsia="Calibri" w:hAnsi="Calibri"/>
+              </w:rPr>
               <w:t xml:space="preserve">Summary — In your own words (2–3 sentences)</w:t>
             </w:r>
           </w:p>
@@ -7940,6 +8343,15 @@
               <w:right w:type="dxa" w:w="110"/>
             </w:tcMar>
           </w:tcPr>
+          <w:p>
+            <w:pPr>
+              <w:widowControl w:val="false"/>
+              <w:pBdr>
+                <w:bottom w:val="single" w:color="C9C2B4" w:sz="6" w:space="1"/>
+              </w:pBdr>
+              <w:spacing w:before="120" w:after="210"/>
+            </w:pPr>
+          </w:p>
           <w:p>
             <w:pPr>
               <w:widowControl w:val="false"/>
@@ -10664,6 +11076,15 @@
               <w:spacing w:before="120" w:after="210"/>
             </w:pPr>
           </w:p>
+          <w:p>
+            <w:pPr>
+              <w:widowControl w:val="false"/>
+              <w:pBdr>
+                <w:bottom w:val="single" w:color="C9C2B4" w:sz="6" w:space="1"/>
+              </w:pBdr>
+              <w:spacing w:before="120" w:after="210"/>
+            </w:pPr>
+          </w:p>
         </w:tc>
         <w:tc>
           <w:tcPr>
@@ -10690,6 +11111,15 @@
               <w:spacing w:before="120" w:after="210"/>
             </w:pPr>
           </w:p>
+          <w:p>
+            <w:pPr>
+              <w:widowControl w:val="false"/>
+              <w:pBdr>
+                <w:bottom w:val="single" w:color="C9C2B4" w:sz="6" w:space="1"/>
+              </w:pBdr>
+              <w:spacing w:before="120" w:after="210"/>
+            </w:pPr>
+          </w:p>
         </w:tc>
         <w:tc>
           <w:tcPr>
@@ -10707,6 +11137,15 @@
               <w:right w:type="dxa" w:w="110"/>
             </w:tcMar>
           </w:tcPr>
+          <w:p>
+            <w:pPr>
+              <w:widowControl w:val="false"/>
+              <w:pBdr>
+                <w:bottom w:val="single" w:color="C9C2B4" w:sz="6" w:space="1"/>
+              </w:pBdr>
+              <w:spacing w:before="120" w:after="210"/>
+            </w:pPr>
+          </w:p>
           <w:p>
             <w:pPr>
               <w:widowControl w:val="false"/>
@@ -10744,6 +11183,15 @@
               <w:spacing w:before="120" w:after="210"/>
             </w:pPr>
           </w:p>
+          <w:p>
+            <w:pPr>
+              <w:widowControl w:val="false"/>
+              <w:pBdr>
+                <w:bottom w:val="single" w:color="C9C2B4" w:sz="6" w:space="1"/>
+              </w:pBdr>
+              <w:spacing w:before="120" w:after="210"/>
+            </w:pPr>
+          </w:p>
         </w:tc>
         <w:tc>
           <w:tcPr>
@@ -10770,6 +11218,15 @@
               <w:spacing w:before="120" w:after="210"/>
             </w:pPr>
           </w:p>
+          <w:p>
+            <w:pPr>
+              <w:widowControl w:val="false"/>
+              <w:pBdr>
+                <w:bottom w:val="single" w:color="C9C2B4" w:sz="6" w:space="1"/>
+              </w:pBdr>
+              <w:spacing w:before="120" w:after="210"/>
+            </w:pPr>
+          </w:p>
         </w:tc>
         <w:tc>
           <w:tcPr>
@@ -10787,6 +11244,122 @@
               <w:right w:type="dxa" w:w="110"/>
             </w:tcMar>
           </w:tcPr>
+          <w:p>
+            <w:pPr>
+              <w:widowControl w:val="false"/>
+              <w:pBdr>
+                <w:bottom w:val="single" w:color="C9C2B4" w:sz="6" w:space="1"/>
+              </w:pBdr>
+              <w:spacing w:before="120" w:after="210"/>
+            </w:pPr>
+          </w:p>
+          <w:p>
+            <w:pPr>
+              <w:widowControl w:val="false"/>
+              <w:pBdr>
+                <w:bottom w:val="single" w:color="C9C2B4" w:sz="6" w:space="1"/>
+              </w:pBdr>
+              <w:spacing w:before="120" w:after="210"/>
+            </w:pPr>
+          </w:p>
+        </w:tc>
+      </w:tr>
+      <w:tr>
+        <w:tc>
+          <w:tcPr>
+            <w:tcW w:type="dxa" w:w="3264"/>
+            <w:tcBorders>
+              <w:top w:val="single" w:color="D9D5C8" w:sz="4"/>
+              <w:left w:val="single" w:color="D9D5C8" w:sz="4"/>
+              <w:bottom w:val="single" w:color="D9D5C8" w:sz="4"/>
+              <w:right w:val="single" w:color="D9D5C8" w:sz="4"/>
+            </w:tcBorders>
+            <w:tcMar>
+              <w:top w:type="dxa" w:w="55"/>
+              <w:left w:type="dxa" w:w="110"/>
+              <w:bottom w:type="dxa" w:w="55"/>
+              <w:right w:type="dxa" w:w="110"/>
+            </w:tcMar>
+          </w:tcPr>
+          <w:p>
+            <w:pPr>
+              <w:widowControl w:val="false"/>
+              <w:pBdr>
+                <w:bottom w:val="single" w:color="C9C2B4" w:sz="6" w:space="1"/>
+              </w:pBdr>
+              <w:spacing w:before="120" w:after="210"/>
+            </w:pPr>
+          </w:p>
+          <w:p>
+            <w:pPr>
+              <w:widowControl w:val="false"/>
+              <w:pBdr>
+                <w:bottom w:val="single" w:color="C9C2B4" w:sz="6" w:space="1"/>
+              </w:pBdr>
+              <w:spacing w:before="120" w:after="210"/>
+            </w:pPr>
+          </w:p>
+        </w:tc>
+        <w:tc>
+          <w:tcPr>
+            <w:tcW w:type="dxa" w:w="3264"/>
+            <w:tcBorders>
+              <w:top w:val="single" w:color="D9D5C8" w:sz="4"/>
+              <w:left w:val="single" w:color="D9D5C8" w:sz="4"/>
+              <w:bottom w:val="single" w:color="D9D5C8" w:sz="4"/>
+              <w:right w:val="single" w:color="D9D5C8" w:sz="4"/>
+            </w:tcBorders>
+            <w:tcMar>
+              <w:top w:type="dxa" w:w="55"/>
+              <w:left w:type="dxa" w:w="110"/>
+              <w:bottom w:type="dxa" w:w="55"/>
+              <w:right w:type="dxa" w:w="110"/>
+            </w:tcMar>
+          </w:tcPr>
+          <w:p>
+            <w:pPr>
+              <w:widowControl w:val="false"/>
+              <w:pBdr>
+                <w:bottom w:val="single" w:color="C9C2B4" w:sz="6" w:space="1"/>
+              </w:pBdr>
+              <w:spacing w:before="120" w:after="210"/>
+            </w:pPr>
+          </w:p>
+          <w:p>
+            <w:pPr>
+              <w:widowControl w:val="false"/>
+              <w:pBdr>
+                <w:bottom w:val="single" w:color="C9C2B4" w:sz="6" w:space="1"/>
+              </w:pBdr>
+              <w:spacing w:before="120" w:after="210"/>
+            </w:pPr>
+          </w:p>
+        </w:tc>
+        <w:tc>
+          <w:tcPr>
+            <w:tcW w:type="dxa" w:w="3264"/>
+            <w:tcBorders>
+              <w:top w:val="single" w:color="D9D5C8" w:sz="4"/>
+              <w:left w:val="single" w:color="D9D5C8" w:sz="4"/>
+              <w:bottom w:val="single" w:color="D9D5C8" w:sz="4"/>
+              <w:right w:val="single" w:color="D9D5C8" w:sz="4"/>
+            </w:tcBorders>
+            <w:tcMar>
+              <w:top w:type="dxa" w:w="55"/>
+              <w:left w:type="dxa" w:w="110"/>
+              <w:bottom w:type="dxa" w:w="55"/>
+              <w:right w:type="dxa" w:w="110"/>
+            </w:tcMar>
+          </w:tcPr>
+          <w:p>
+            <w:pPr>
+              <w:widowControl w:val="false"/>
+              <w:pBdr>
+                <w:bottom w:val="single" w:color="C9C2B4" w:sz="6" w:space="1"/>
+              </w:pBdr>
+              <w:spacing w:before="120" w:after="210"/>
+            </w:pPr>
+          </w:p>
           <w:p>
             <w:pPr>
               <w:widowControl w:val="false"/>
@@ -18327,7 +18900,7 @@
                 <w:caps w:val="false"/>
                 <w:rFonts w:ascii="Calibri" w:cs="Calibri" w:eastAsia="Calibri" w:hAnsi="Calibri"/>
               </w:rPr>
-              <w:t xml:space="preserve">MORE NOTES / DIAGRAMS</w:t>
+              <w:t xml:space="preserve">UDL · CHOOSE HOW YOU CAPTURE IDEAS (same target for everyone)</w:t>
             </w:r>
           </w:p>
           <w:p>
@@ -18346,84 +18919,12 @@
                 <w:caps w:val="false"/>
                 <w:rFonts w:ascii="Calibri" w:cs="Calibri" w:eastAsia="Calibri" w:hAnsi="Calibri"/>
               </w:rPr>
-              <w:t xml:space="preserve">Continue your notes here, add a quick sketch, or map how the ideas connect.</w:t>
+              <w:t xml:space="preserve">Keep going with your notes: WRITE on the lines, DRAW or diagram in the box, or do both — your choice. You may also record your notes aloud.</w:t>
             </w:r>
           </w:p>
         </w:tc>
       </w:tr>
     </w:tbl>
-    <w:p>
-      <w:pPr>
-        <w:widowControl w:val="false"/>
-        <w:pBdr>
-          <w:bottom w:val="single" w:color="C9C2B4" w:sz="6" w:space="1"/>
-        </w:pBdr>
-        <w:spacing w:before="120" w:after="210"/>
-      </w:pPr>
-    </w:p>
-    <w:p>
-      <w:pPr>
-        <w:widowControl w:val="false"/>
-        <w:pBdr>
-          <w:bottom w:val="single" w:color="C9C2B4" w:sz="6" w:space="1"/>
-        </w:pBdr>
-        <w:spacing w:before="120" w:after="210"/>
-      </w:pPr>
-    </w:p>
-    <w:p>
-      <w:pPr>
-        <w:widowControl w:val="false"/>
-        <w:pBdr>
-          <w:bottom w:val="single" w:color="C9C2B4" w:sz="6" w:space="1"/>
-        </w:pBdr>
-        <w:spacing w:before="120" w:after="210"/>
-      </w:pPr>
-    </w:p>
-    <w:p>
-      <w:pPr>
-        <w:widowControl w:val="false"/>
-        <w:pBdr>
-          <w:bottom w:val="single" w:color="C9C2B4" w:sz="6" w:space="1"/>
-        </w:pBdr>
-        <w:spacing w:before="120" w:after="210"/>
-      </w:pPr>
-    </w:p>
-    <w:p>
-      <w:pPr>
-        <w:widowControl w:val="false"/>
-        <w:pBdr>
-          <w:bottom w:val="single" w:color="C9C2B4" w:sz="6" w:space="1"/>
-        </w:pBdr>
-        <w:spacing w:before="120" w:after="210"/>
-      </w:pPr>
-    </w:p>
-    <w:p>
-      <w:pPr>
-        <w:widowControl w:val="false"/>
-        <w:pBdr>
-          <w:bottom w:val="single" w:color="C9C2B4" w:sz="6" w:space="1"/>
-        </w:pBdr>
-        <w:spacing w:before="120" w:after="210"/>
-      </w:pPr>
-    </w:p>
-    <w:p>
-      <w:pPr>
-        <w:widowControl w:val="false"/>
-        <w:pBdr>
-          <w:bottom w:val="single" w:color="C9C2B4" w:sz="6" w:space="1"/>
-        </w:pBdr>
-        <w:spacing w:before="120" w:after="210"/>
-      </w:pPr>
-    </w:p>
-    <w:p>
-      <w:pPr>
-        <w:widowControl w:val="false"/>
-        <w:pBdr>
-          <w:bottom w:val="single" w:color="C9C2B4" w:sz="6" w:space="1"/>
-        </w:pBdr>
-        <w:spacing w:before="120" w:after="210"/>
-      </w:pPr>
-    </w:p>
     <w:tbl>
       <w:tblPr>
         <w:tblW w:type="dxa" w:w="9792"/>
@@ -18437,29 +18938,33 @@
         </w:tblBorders>
       </w:tblPr>
       <w:tblGrid>
-        <w:gridCol w:w="9792"/>
+        <w:gridCol w:w="4896"/>
+        <w:gridCol w:w="4896"/>
       </w:tblGrid>
       <w:tr>
-        <w:tc>
-          <w:tcPr>
-            <w:tcW w:type="dxa" w:w="9792"/>
-            <w:tcBorders>
-              <w:top w:val="single" w:color="D9D5C8" w:sz="4"/>
-              <w:left w:val="single" w:color="D9D5C8" w:sz="4"/>
-              <w:bottom w:val="single" w:color="D9D5C8" w:sz="4"/>
-              <w:right w:val="single" w:color="D9D5C8" w:sz="4"/>
-            </w:tcBorders>
-            <w:shd w:fill="F7F5EF" w:color="auto" w:val="clear"/>
-            <w:tcMar>
-              <w:top w:type="dxa" w:w="55"/>
-              <w:left w:type="dxa" w:w="110"/>
-              <w:bottom w:type="dxa" w:w="55"/>
-              <w:right w:type="dxa" w:w="110"/>
-            </w:tcMar>
-          </w:tcPr>
-          <w:p>
-            <w:pPr>
-              <w:spacing w:after="60"/>
+        <w:trPr>
+          <w:cantSplit/>
+          <w:trHeight w:val="3400" w:hRule="atLeast"/>
+        </w:trPr>
+        <w:tc>
+          <w:tcPr>
+            <w:tcW w:type="dxa" w:w="4896"/>
+            <w:tcBorders>
+              <w:top w:val="single" w:color="D9D5C8" w:sz="4"/>
+              <w:left w:val="single" w:color="D9D5C8" w:sz="4"/>
+              <w:bottom w:val="single" w:color="D9D5C8" w:sz="4"/>
+              <w:right w:val="single" w:color="D9D5C8" w:sz="4"/>
+            </w:tcBorders>
+            <w:tcMar>
+              <w:top w:type="dxa" w:w="55"/>
+              <w:left w:type="dxa" w:w="110"/>
+              <w:bottom w:type="dxa" w:w="55"/>
+              <w:right w:type="dxa" w:w="110"/>
+            </w:tcMar>
+          </w:tcPr>
+          <w:p>
+            <w:pPr>
+              <w:spacing w:after="20"/>
             </w:pPr>
             <w:r>
               <w:rPr>
@@ -18468,32 +18973,121 @@
                 <w:i w:val="false"/>
                 <w:iCs w:val="false"/>
                 <w:color w:val="1B2A4A"/>
-                <w:sz w:val="32"/>
-                <w:szCs w:val="32"/>
-                <w:caps w:val="false"/>
-                <w:rFonts w:ascii="Calibri" w:cs="Calibri" w:eastAsia="Calibri" w:hAnsi="Calibri"/>
-              </w:rPr>
-              <w:t xml:space="preserve">Key terms to list</w:t>
-            </w:r>
-          </w:p>
-          <w:p>
-            <w:pPr>
-              <w:spacing w:after="40"/>
-            </w:pPr>
-            <w:r>
-              <w:rPr>
-                <w:b w:val="false"/>
-                <w:bCs w:val="false"/>
-                <w:i w:val="false"/>
-                <w:iCs w:val="false"/>
-                <w:color w:val="1A1A1A"/>
-                <w:sz w:val="33"/>
-                <w:szCs w:val="33"/>
-                <w:caps w:val="false"/>
-                <w:rFonts w:ascii="Calibri" w:cs="Calibri" w:eastAsia="Calibri" w:hAnsi="Calibri"/>
-              </w:rPr>
-              <w:t xml:space="preserve">Political Party · Primary Election · Caucus</w:t>
-            </w:r>
+                <w:sz w:val="23"/>
+                <w:szCs w:val="23"/>
+                <w:caps w:val="false"/>
+                <w:rFonts w:ascii="Calibri" w:cs="Calibri" w:eastAsia="Calibri" w:hAnsi="Calibri"/>
+              </w:rPr>
+              <w:t xml:space="preserve">DRAW / DIAGRAM — sketch the idea, a timeline, or how the pieces connect</w:t>
+            </w:r>
+          </w:p>
+        </w:tc>
+        <w:tc>
+          <w:tcPr>
+            <w:tcW w:type="dxa" w:w="4896"/>
+            <w:tcBorders>
+              <w:top w:val="single" w:color="D9D5C8" w:sz="4"/>
+              <w:left w:val="single" w:color="D9D5C8" w:sz="4"/>
+              <w:bottom w:val="single" w:color="D9D5C8" w:sz="4"/>
+              <w:right w:val="single" w:color="D9D5C8" w:sz="4"/>
+            </w:tcBorders>
+            <w:tcMar>
+              <w:top w:type="dxa" w:w="55"/>
+              <w:left w:type="dxa" w:w="110"/>
+              <w:bottom w:type="dxa" w:w="55"/>
+              <w:right w:type="dxa" w:w="110"/>
+            </w:tcMar>
+          </w:tcPr>
+          <w:p>
+            <w:pPr>
+              <w:spacing w:after="20"/>
+            </w:pPr>
+            <w:r>
+              <w:rPr>
+                <w:b/>
+                <w:bCs/>
+                <w:i w:val="false"/>
+                <w:iCs w:val="false"/>
+                <w:color w:val="1B2A4A"/>
+                <w:sz w:val="23"/>
+                <w:szCs w:val="23"/>
+                <w:caps w:val="false"/>
+                <w:rFonts w:ascii="Calibri" w:cs="Calibri" w:eastAsia="Calibri" w:hAnsi="Calibri"/>
+              </w:rPr>
+              <w:t xml:space="preserve">WRITE — keep taking notes on the lines</w:t>
+            </w:r>
+          </w:p>
+          <w:p>
+            <w:pPr>
+              <w:widowControl w:val="false"/>
+              <w:pBdr>
+                <w:bottom w:val="single" w:color="C9C2B4" w:sz="6" w:space="1"/>
+              </w:pBdr>
+              <w:spacing w:before="120" w:after="210"/>
+            </w:pPr>
+          </w:p>
+          <w:p>
+            <w:pPr>
+              <w:widowControl w:val="false"/>
+              <w:pBdr>
+                <w:bottom w:val="single" w:color="C9C2B4" w:sz="6" w:space="1"/>
+              </w:pBdr>
+              <w:spacing w:before="120" w:after="210"/>
+            </w:pPr>
+          </w:p>
+          <w:p>
+            <w:pPr>
+              <w:widowControl w:val="false"/>
+              <w:pBdr>
+                <w:bottom w:val="single" w:color="C9C2B4" w:sz="6" w:space="1"/>
+              </w:pBdr>
+              <w:spacing w:before="120" w:after="210"/>
+            </w:pPr>
+          </w:p>
+          <w:p>
+            <w:pPr>
+              <w:widowControl w:val="false"/>
+              <w:pBdr>
+                <w:bottom w:val="single" w:color="C9C2B4" w:sz="6" w:space="1"/>
+              </w:pBdr>
+              <w:spacing w:before="120" w:after="210"/>
+            </w:pPr>
+          </w:p>
+          <w:p>
+            <w:pPr>
+              <w:widowControl w:val="false"/>
+              <w:pBdr>
+                <w:bottom w:val="single" w:color="C9C2B4" w:sz="6" w:space="1"/>
+              </w:pBdr>
+              <w:spacing w:before="120" w:after="210"/>
+            </w:pPr>
+          </w:p>
+          <w:p>
+            <w:pPr>
+              <w:widowControl w:val="false"/>
+              <w:pBdr>
+                <w:bottom w:val="single" w:color="C9C2B4" w:sz="6" w:space="1"/>
+              </w:pBdr>
+              <w:spacing w:before="120" w:after="210"/>
+            </w:pPr>
+          </w:p>
+          <w:p>
+            <w:pPr>
+              <w:widowControl w:val="false"/>
+              <w:pBdr>
+                <w:bottom w:val="single" w:color="C9C2B4" w:sz="6" w:space="1"/>
+              </w:pBdr>
+              <w:spacing w:before="120" w:after="210"/>
+            </w:pPr>
+          </w:p>
+          <w:p>
+            <w:pPr>
+              <w:widowControl w:val="false"/>
+              <w:pBdr>
+                <w:bottom w:val="single" w:color="C9C2B4" w:sz="6" w:space="1"/>
+              </w:pBdr>
+              <w:spacing w:before="120" w:after="210"/>
+            </w:pPr>
           </w:p>
         </w:tc>
       </w:tr>
@@ -18533,7 +19127,7 @@
           </w:tcPr>
           <w:p>
             <w:pPr>
-              <w:spacing w:after="0"/>
+              <w:spacing w:after="60"/>
             </w:pPr>
             <w:r>
               <w:rPr>
@@ -18547,6 +19141,80 @@
                 <w:caps w:val="false"/>
                 <w:rFonts w:ascii="Calibri" w:cs="Calibri" w:eastAsia="Calibri" w:hAnsi="Calibri"/>
               </w:rPr>
+              <w:t xml:space="preserve">Key terms to list</w:t>
+            </w:r>
+          </w:p>
+          <w:p>
+            <w:pPr>
+              <w:spacing w:after="40"/>
+            </w:pPr>
+            <w:r>
+              <w:rPr>
+                <w:b w:val="false"/>
+                <w:bCs w:val="false"/>
+                <w:i w:val="false"/>
+                <w:iCs w:val="false"/>
+                <w:color w:val="1A1A1A"/>
+                <w:sz w:val="33"/>
+                <w:szCs w:val="33"/>
+                <w:caps w:val="false"/>
+                <w:rFonts w:ascii="Calibri" w:cs="Calibri" w:eastAsia="Calibri" w:hAnsi="Calibri"/>
+              </w:rPr>
+              <w:t xml:space="preserve">Political Party · Primary Election · Caucus</w:t>
+            </w:r>
+          </w:p>
+        </w:tc>
+      </w:tr>
+    </w:tbl>
+    <w:tbl>
+      <w:tblPr>
+        <w:tblW w:type="dxa" w:w="9792"/>
+        <w:tblBorders>
+          <w:top w:val="single" w:color="auto" w:sz="4"/>
+          <w:left w:val="single" w:color="auto" w:sz="4"/>
+          <w:bottom w:val="single" w:color="auto" w:sz="4"/>
+          <w:right w:val="single" w:color="auto" w:sz="4"/>
+          <w:insideH w:val="single" w:color="auto" w:sz="4"/>
+          <w:insideV w:val="single" w:color="auto" w:sz="4"/>
+        </w:tblBorders>
+      </w:tblPr>
+      <w:tblGrid>
+        <w:gridCol w:w="9792"/>
+      </w:tblGrid>
+      <w:tr>
+        <w:tc>
+          <w:tcPr>
+            <w:tcW w:type="dxa" w:w="9792"/>
+            <w:tcBorders>
+              <w:top w:val="single" w:color="D9D5C8" w:sz="4"/>
+              <w:left w:val="single" w:color="D9D5C8" w:sz="4"/>
+              <w:bottom w:val="single" w:color="D9D5C8" w:sz="4"/>
+              <w:right w:val="single" w:color="D9D5C8" w:sz="4"/>
+            </w:tcBorders>
+            <w:shd w:fill="F7F5EF" w:color="auto" w:val="clear"/>
+            <w:tcMar>
+              <w:top w:type="dxa" w:w="55"/>
+              <w:left w:type="dxa" w:w="110"/>
+              <w:bottom w:type="dxa" w:w="55"/>
+              <w:right w:type="dxa" w:w="110"/>
+            </w:tcMar>
+          </w:tcPr>
+          <w:p>
+            <w:pPr>
+              <w:spacing w:after="0"/>
+            </w:pPr>
+            <w:r>
+              <w:rPr>
+                <w:b/>
+                <w:bCs/>
+                <w:i w:val="false"/>
+                <w:iCs w:val="false"/>
+                <w:color w:val="1B2A4A"/>
+                <w:sz w:val="32"/>
+                <w:szCs w:val="32"/>
+                <w:caps w:val="false"/>
+                <w:rFonts w:ascii="Calibri" w:cs="Calibri" w:eastAsia="Calibri" w:hAnsi="Calibri"/>
+              </w:rPr>
               <w:t xml:space="preserve">Summary — In your own words (2–3 sentences)</w:t>
             </w:r>
           </w:p>
@@ -18569,6 +19237,15 @@
               <w:right w:type="dxa" w:w="110"/>
             </w:tcMar>
           </w:tcPr>
+          <w:p>
+            <w:pPr>
+              <w:widowControl w:val="false"/>
+              <w:pBdr>
+                <w:bottom w:val="single" w:color="C9C2B4" w:sz="6" w:space="1"/>
+              </w:pBdr>
+              <w:spacing w:before="120" w:after="210"/>
+            </w:pPr>
+          </w:p>
           <w:p>
             <w:pPr>
               <w:widowControl w:val="false"/>
@@ -21293,6 +21970,15 @@
               <w:spacing w:before="120" w:after="210"/>
             </w:pPr>
           </w:p>
+          <w:p>
+            <w:pPr>
+              <w:widowControl w:val="false"/>
+              <w:pBdr>
+                <w:bottom w:val="single" w:color="C9C2B4" w:sz="6" w:space="1"/>
+              </w:pBdr>
+              <w:spacing w:before="120" w:after="210"/>
+            </w:pPr>
+          </w:p>
         </w:tc>
         <w:tc>
           <w:tcPr>
@@ -21319,6 +22005,15 @@
               <w:spacing w:before="120" w:after="210"/>
             </w:pPr>
           </w:p>
+          <w:p>
+            <w:pPr>
+              <w:widowControl w:val="false"/>
+              <w:pBdr>
+                <w:bottom w:val="single" w:color="C9C2B4" w:sz="6" w:space="1"/>
+              </w:pBdr>
+              <w:spacing w:before="120" w:after="210"/>
+            </w:pPr>
+          </w:p>
         </w:tc>
         <w:tc>
           <w:tcPr>
@@ -21336,6 +22031,15 @@
               <w:right w:type="dxa" w:w="110"/>
             </w:tcMar>
           </w:tcPr>
+          <w:p>
+            <w:pPr>
+              <w:widowControl w:val="false"/>
+              <w:pBdr>
+                <w:bottom w:val="single" w:color="C9C2B4" w:sz="6" w:space="1"/>
+              </w:pBdr>
+              <w:spacing w:before="120" w:after="210"/>
+            </w:pPr>
+          </w:p>
           <w:p>
             <w:pPr>
               <w:widowControl w:val="false"/>
@@ -21373,6 +22077,15 @@
               <w:spacing w:before="120" w:after="210"/>
             </w:pPr>
           </w:p>
+          <w:p>
+            <w:pPr>
+              <w:widowControl w:val="false"/>
+              <w:pBdr>
+                <w:bottom w:val="single" w:color="C9C2B4" w:sz="6" w:space="1"/>
+              </w:pBdr>
+              <w:spacing w:before="120" w:after="210"/>
+            </w:pPr>
+          </w:p>
         </w:tc>
         <w:tc>
           <w:tcPr>
@@ -21399,6 +22112,15 @@
               <w:spacing w:before="120" w:after="210"/>
             </w:pPr>
           </w:p>
+          <w:p>
+            <w:pPr>
+              <w:widowControl w:val="false"/>
+              <w:pBdr>
+                <w:bottom w:val="single" w:color="C9C2B4" w:sz="6" w:space="1"/>
+              </w:pBdr>
+              <w:spacing w:before="120" w:after="210"/>
+            </w:pPr>
+          </w:p>
         </w:tc>
         <w:tc>
           <w:tcPr>
@@ -21416,6 +22138,122 @@
               <w:right w:type="dxa" w:w="110"/>
             </w:tcMar>
           </w:tcPr>
+          <w:p>
+            <w:pPr>
+              <w:widowControl w:val="false"/>
+              <w:pBdr>
+                <w:bottom w:val="single" w:color="C9C2B4" w:sz="6" w:space="1"/>
+              </w:pBdr>
+              <w:spacing w:before="120" w:after="210"/>
+            </w:pPr>
+          </w:p>
+          <w:p>
+            <w:pPr>
+              <w:widowControl w:val="false"/>
+              <w:pBdr>
+                <w:bottom w:val="single" w:color="C9C2B4" w:sz="6" w:space="1"/>
+              </w:pBdr>
+              <w:spacing w:before="120" w:after="210"/>
+            </w:pPr>
+          </w:p>
+        </w:tc>
+      </w:tr>
+      <w:tr>
+        <w:tc>
+          <w:tcPr>
+            <w:tcW w:type="dxa" w:w="3264"/>
+            <w:tcBorders>
+              <w:top w:val="single" w:color="D9D5C8" w:sz="4"/>
+              <w:left w:val="single" w:color="D9D5C8" w:sz="4"/>
+              <w:bottom w:val="single" w:color="D9D5C8" w:sz="4"/>
+              <w:right w:val="single" w:color="D9D5C8" w:sz="4"/>
+            </w:tcBorders>
+            <w:tcMar>
+              <w:top w:type="dxa" w:w="55"/>
+              <w:left w:type="dxa" w:w="110"/>
+              <w:bottom w:type="dxa" w:w="55"/>
+              <w:right w:type="dxa" w:w="110"/>
+            </w:tcMar>
+          </w:tcPr>
+          <w:p>
+            <w:pPr>
+              <w:widowControl w:val="false"/>
+              <w:pBdr>
+                <w:bottom w:val="single" w:color="C9C2B4" w:sz="6" w:space="1"/>
+              </w:pBdr>
+              <w:spacing w:before="120" w:after="210"/>
+            </w:pPr>
+          </w:p>
+          <w:p>
+            <w:pPr>
+              <w:widowControl w:val="false"/>
+              <w:pBdr>
+                <w:bottom w:val="single" w:color="C9C2B4" w:sz="6" w:space="1"/>
+              </w:pBdr>
+              <w:spacing w:before="120" w:after="210"/>
+            </w:pPr>
+          </w:p>
+        </w:tc>
+        <w:tc>
+          <w:tcPr>
+            <w:tcW w:type="dxa" w:w="3264"/>
+            <w:tcBorders>
+              <w:top w:val="single" w:color="D9D5C8" w:sz="4"/>
+              <w:left w:val="single" w:color="D9D5C8" w:sz="4"/>
+              <w:bottom w:val="single" w:color="D9D5C8" w:sz="4"/>
+              <w:right w:val="single" w:color="D9D5C8" w:sz="4"/>
+            </w:tcBorders>
+            <w:tcMar>
+              <w:top w:type="dxa" w:w="55"/>
+              <w:left w:type="dxa" w:w="110"/>
+              <w:bottom w:type="dxa" w:w="55"/>
+              <w:right w:type="dxa" w:w="110"/>
+            </w:tcMar>
+          </w:tcPr>
+          <w:p>
+            <w:pPr>
+              <w:widowControl w:val="false"/>
+              <w:pBdr>
+                <w:bottom w:val="single" w:color="C9C2B4" w:sz="6" w:space="1"/>
+              </w:pBdr>
+              <w:spacing w:before="120" w:after="210"/>
+            </w:pPr>
+          </w:p>
+          <w:p>
+            <w:pPr>
+              <w:widowControl w:val="false"/>
+              <w:pBdr>
+                <w:bottom w:val="single" w:color="C9C2B4" w:sz="6" w:space="1"/>
+              </w:pBdr>
+              <w:spacing w:before="120" w:after="210"/>
+            </w:pPr>
+          </w:p>
+        </w:tc>
+        <w:tc>
+          <w:tcPr>
+            <w:tcW w:type="dxa" w:w="3264"/>
+            <w:tcBorders>
+              <w:top w:val="single" w:color="D9D5C8" w:sz="4"/>
+              <w:left w:val="single" w:color="D9D5C8" w:sz="4"/>
+              <w:bottom w:val="single" w:color="D9D5C8" w:sz="4"/>
+              <w:right w:val="single" w:color="D9D5C8" w:sz="4"/>
+            </w:tcBorders>
+            <w:tcMar>
+              <w:top w:type="dxa" w:w="55"/>
+              <w:left w:type="dxa" w:w="110"/>
+              <w:bottom w:type="dxa" w:w="55"/>
+              <w:right w:type="dxa" w:w="110"/>
+            </w:tcMar>
+          </w:tcPr>
+          <w:p>
+            <w:pPr>
+              <w:widowControl w:val="false"/>
+              <w:pBdr>
+                <w:bottom w:val="single" w:color="C9C2B4" w:sz="6" w:space="1"/>
+              </w:pBdr>
+              <w:spacing w:before="120" w:after="210"/>
+            </w:pPr>
+          </w:p>
           <w:p>
             <w:pPr>
               <w:widowControl w:val="false"/>
@@ -29372,7 +30210,7 @@
                 <w:caps w:val="false"/>
                 <w:rFonts w:ascii="Calibri" w:cs="Calibri" w:eastAsia="Calibri" w:hAnsi="Calibri"/>
               </w:rPr>
-              <w:t xml:space="preserve">MORE NOTES / DIAGRAMS</w:t>
+              <w:t xml:space="preserve">UDL · CHOOSE HOW YOU CAPTURE IDEAS (same target for everyone)</w:t>
             </w:r>
           </w:p>
           <w:p>
@@ -29391,84 +30229,12 @@
                 <w:caps w:val="false"/>
                 <w:rFonts w:ascii="Calibri" w:cs="Calibri" w:eastAsia="Calibri" w:hAnsi="Calibri"/>
               </w:rPr>
-              <w:t xml:space="preserve">Continue your notes here, add a quick sketch, or map how the ideas connect.</w:t>
+              <w:t xml:space="preserve">Keep going with your notes: WRITE on the lines, DRAW or diagram in the box, or do both — your choice. You may also record your notes aloud.</w:t>
             </w:r>
           </w:p>
         </w:tc>
       </w:tr>
     </w:tbl>
-    <w:p>
-      <w:pPr>
-        <w:widowControl w:val="false"/>
-        <w:pBdr>
-          <w:bottom w:val="single" w:color="C9C2B4" w:sz="6" w:space="1"/>
-        </w:pBdr>
-        <w:spacing w:before="120" w:after="210"/>
-      </w:pPr>
-    </w:p>
-    <w:p>
-      <w:pPr>
-        <w:widowControl w:val="false"/>
-        <w:pBdr>
-          <w:bottom w:val="single" w:color="C9C2B4" w:sz="6" w:space="1"/>
-        </w:pBdr>
-        <w:spacing w:before="120" w:after="210"/>
-      </w:pPr>
-    </w:p>
-    <w:p>
-      <w:pPr>
-        <w:widowControl w:val="false"/>
-        <w:pBdr>
-          <w:bottom w:val="single" w:color="C9C2B4" w:sz="6" w:space="1"/>
-        </w:pBdr>
-        <w:spacing w:before="120" w:after="210"/>
-      </w:pPr>
-    </w:p>
-    <w:p>
-      <w:pPr>
-        <w:widowControl w:val="false"/>
-        <w:pBdr>
-          <w:bottom w:val="single" w:color="C9C2B4" w:sz="6" w:space="1"/>
-        </w:pBdr>
-        <w:spacing w:before="120" w:after="210"/>
-      </w:pPr>
-    </w:p>
-    <w:p>
-      <w:pPr>
-        <w:widowControl w:val="false"/>
-        <w:pBdr>
-          <w:bottom w:val="single" w:color="C9C2B4" w:sz="6" w:space="1"/>
-        </w:pBdr>
-        <w:spacing w:before="120" w:after="210"/>
-      </w:pPr>
-    </w:p>
-    <w:p>
-      <w:pPr>
-        <w:widowControl w:val="false"/>
-        <w:pBdr>
-          <w:bottom w:val="single" w:color="C9C2B4" w:sz="6" w:space="1"/>
-        </w:pBdr>
-        <w:spacing w:before="120" w:after="210"/>
-      </w:pPr>
-    </w:p>
-    <w:p>
-      <w:pPr>
-        <w:widowControl w:val="false"/>
-        <w:pBdr>
-          <w:bottom w:val="single" w:color="C9C2B4" w:sz="6" w:space="1"/>
-        </w:pBdr>
-        <w:spacing w:before="120" w:after="210"/>
-      </w:pPr>
-    </w:p>
-    <w:p>
-      <w:pPr>
-        <w:widowControl w:val="false"/>
-        <w:pBdr>
-          <w:bottom w:val="single" w:color="C9C2B4" w:sz="6" w:space="1"/>
-        </w:pBdr>
-        <w:spacing w:before="120" w:after="210"/>
-      </w:pPr>
-    </w:p>
     <w:tbl>
       <w:tblPr>
         <w:tblW w:type="dxa" w:w="9792"/>
@@ -29482,29 +30248,33 @@
         </w:tblBorders>
       </w:tblPr>
       <w:tblGrid>
-        <w:gridCol w:w="9792"/>
+        <w:gridCol w:w="4896"/>
+        <w:gridCol w:w="4896"/>
       </w:tblGrid>
       <w:tr>
-        <w:tc>
-          <w:tcPr>
-            <w:tcW w:type="dxa" w:w="9792"/>
-            <w:tcBorders>
-              <w:top w:val="single" w:color="D9D5C8" w:sz="4"/>
-              <w:left w:val="single" w:color="D9D5C8" w:sz="4"/>
-              <w:bottom w:val="single" w:color="D9D5C8" w:sz="4"/>
-              <w:right w:val="single" w:color="D9D5C8" w:sz="4"/>
-            </w:tcBorders>
-            <w:shd w:fill="F7F5EF" w:color="auto" w:val="clear"/>
-            <w:tcMar>
-              <w:top w:type="dxa" w:w="55"/>
-              <w:left w:type="dxa" w:w="110"/>
-              <w:bottom w:type="dxa" w:w="55"/>
-              <w:right w:type="dxa" w:w="110"/>
-            </w:tcMar>
-          </w:tcPr>
-          <w:p>
-            <w:pPr>
-              <w:spacing w:after="60"/>
+        <w:trPr>
+          <w:cantSplit/>
+          <w:trHeight w:val="3400" w:hRule="atLeast"/>
+        </w:trPr>
+        <w:tc>
+          <w:tcPr>
+            <w:tcW w:type="dxa" w:w="4896"/>
+            <w:tcBorders>
+              <w:top w:val="single" w:color="D9D5C8" w:sz="4"/>
+              <w:left w:val="single" w:color="D9D5C8" w:sz="4"/>
+              <w:bottom w:val="single" w:color="D9D5C8" w:sz="4"/>
+              <w:right w:val="single" w:color="D9D5C8" w:sz="4"/>
+            </w:tcBorders>
+            <w:tcMar>
+              <w:top w:type="dxa" w:w="55"/>
+              <w:left w:type="dxa" w:w="110"/>
+              <w:bottom w:type="dxa" w:w="55"/>
+              <w:right w:type="dxa" w:w="110"/>
+            </w:tcMar>
+          </w:tcPr>
+          <w:p>
+            <w:pPr>
+              <w:spacing w:after="20"/>
             </w:pPr>
             <w:r>
               <w:rPr>
@@ -29513,32 +30283,121 @@
                 <w:i w:val="false"/>
                 <w:iCs w:val="false"/>
                 <w:color w:val="1B2A4A"/>
-                <w:sz w:val="32"/>
-                <w:szCs w:val="32"/>
-                <w:caps w:val="false"/>
-                <w:rFonts w:ascii="Calibri" w:cs="Calibri" w:eastAsia="Calibri" w:hAnsi="Calibri"/>
-              </w:rPr>
-              <w:t xml:space="preserve">Key terms to list</w:t>
-            </w:r>
-          </w:p>
-          <w:p>
-            <w:pPr>
-              <w:spacing w:after="40"/>
-            </w:pPr>
-            <w:r>
-              <w:rPr>
-                <w:b w:val="false"/>
-                <w:bCs w:val="false"/>
-                <w:i w:val="false"/>
-                <w:iCs w:val="false"/>
-                <w:color w:val="1A1A1A"/>
-                <w:sz w:val="33"/>
-                <w:szCs w:val="33"/>
-                <w:caps w:val="false"/>
-                <w:rFonts w:ascii="Calibri" w:cs="Calibri" w:eastAsia="Calibri" w:hAnsi="Calibri"/>
-              </w:rPr>
-              <w:t xml:space="preserve">Public Opinion · Media Bias · Public Opinion Poll</w:t>
-            </w:r>
+                <w:sz w:val="23"/>
+                <w:szCs w:val="23"/>
+                <w:caps w:val="false"/>
+                <w:rFonts w:ascii="Calibri" w:cs="Calibri" w:eastAsia="Calibri" w:hAnsi="Calibri"/>
+              </w:rPr>
+              <w:t xml:space="preserve">DRAW / DIAGRAM — sketch the idea, a timeline, or how the pieces connect</w:t>
+            </w:r>
+          </w:p>
+        </w:tc>
+        <w:tc>
+          <w:tcPr>
+            <w:tcW w:type="dxa" w:w="4896"/>
+            <w:tcBorders>
+              <w:top w:val="single" w:color="D9D5C8" w:sz="4"/>
+              <w:left w:val="single" w:color="D9D5C8" w:sz="4"/>
+              <w:bottom w:val="single" w:color="D9D5C8" w:sz="4"/>
+              <w:right w:val="single" w:color="D9D5C8" w:sz="4"/>
+            </w:tcBorders>
+            <w:tcMar>
+              <w:top w:type="dxa" w:w="55"/>
+              <w:left w:type="dxa" w:w="110"/>
+              <w:bottom w:type="dxa" w:w="55"/>
+              <w:right w:type="dxa" w:w="110"/>
+            </w:tcMar>
+          </w:tcPr>
+          <w:p>
+            <w:pPr>
+              <w:spacing w:after="20"/>
+            </w:pPr>
+            <w:r>
+              <w:rPr>
+                <w:b/>
+                <w:bCs/>
+                <w:i w:val="false"/>
+                <w:iCs w:val="false"/>
+                <w:color w:val="1B2A4A"/>
+                <w:sz w:val="23"/>
+                <w:szCs w:val="23"/>
+                <w:caps w:val="false"/>
+                <w:rFonts w:ascii="Calibri" w:cs="Calibri" w:eastAsia="Calibri" w:hAnsi="Calibri"/>
+              </w:rPr>
+              <w:t xml:space="preserve">WRITE — keep taking notes on the lines</w:t>
+            </w:r>
+          </w:p>
+          <w:p>
+            <w:pPr>
+              <w:widowControl w:val="false"/>
+              <w:pBdr>
+                <w:bottom w:val="single" w:color="C9C2B4" w:sz="6" w:space="1"/>
+              </w:pBdr>
+              <w:spacing w:before="120" w:after="210"/>
+            </w:pPr>
+          </w:p>
+          <w:p>
+            <w:pPr>
+              <w:widowControl w:val="false"/>
+              <w:pBdr>
+                <w:bottom w:val="single" w:color="C9C2B4" w:sz="6" w:space="1"/>
+              </w:pBdr>
+              <w:spacing w:before="120" w:after="210"/>
+            </w:pPr>
+          </w:p>
+          <w:p>
+            <w:pPr>
+              <w:widowControl w:val="false"/>
+              <w:pBdr>
+                <w:bottom w:val="single" w:color="C9C2B4" w:sz="6" w:space="1"/>
+              </w:pBdr>
+              <w:spacing w:before="120" w:after="210"/>
+            </w:pPr>
+          </w:p>
+          <w:p>
+            <w:pPr>
+              <w:widowControl w:val="false"/>
+              <w:pBdr>
+                <w:bottom w:val="single" w:color="C9C2B4" w:sz="6" w:space="1"/>
+              </w:pBdr>
+              <w:spacing w:before="120" w:after="210"/>
+            </w:pPr>
+          </w:p>
+          <w:p>
+            <w:pPr>
+              <w:widowControl w:val="false"/>
+              <w:pBdr>
+                <w:bottom w:val="single" w:color="C9C2B4" w:sz="6" w:space="1"/>
+              </w:pBdr>
+              <w:spacing w:before="120" w:after="210"/>
+            </w:pPr>
+          </w:p>
+          <w:p>
+            <w:pPr>
+              <w:widowControl w:val="false"/>
+              <w:pBdr>
+                <w:bottom w:val="single" w:color="C9C2B4" w:sz="6" w:space="1"/>
+              </w:pBdr>
+              <w:spacing w:before="120" w:after="210"/>
+            </w:pPr>
+          </w:p>
+          <w:p>
+            <w:pPr>
+              <w:widowControl w:val="false"/>
+              <w:pBdr>
+                <w:bottom w:val="single" w:color="C9C2B4" w:sz="6" w:space="1"/>
+              </w:pBdr>
+              <w:spacing w:before="120" w:after="210"/>
+            </w:pPr>
+          </w:p>
+          <w:p>
+            <w:pPr>
+              <w:widowControl w:val="false"/>
+              <w:pBdr>
+                <w:bottom w:val="single" w:color="C9C2B4" w:sz="6" w:space="1"/>
+              </w:pBdr>
+              <w:spacing w:before="120" w:after="210"/>
+            </w:pPr>
           </w:p>
         </w:tc>
       </w:tr>
@@ -29578,7 +30437,7 @@
           </w:tcPr>
           <w:p>
             <w:pPr>
-              <w:spacing w:after="0"/>
+              <w:spacing w:after="60"/>
             </w:pPr>
             <w:r>
               <w:rPr>
@@ -29592,6 +30451,80 @@
                 <w:caps w:val="false"/>
                 <w:rFonts w:ascii="Calibri" w:cs="Calibri" w:eastAsia="Calibri" w:hAnsi="Calibri"/>
               </w:rPr>
+              <w:t xml:space="preserve">Key terms to list</w:t>
+            </w:r>
+          </w:p>
+          <w:p>
+            <w:pPr>
+              <w:spacing w:after="40"/>
+            </w:pPr>
+            <w:r>
+              <w:rPr>
+                <w:b w:val="false"/>
+                <w:bCs w:val="false"/>
+                <w:i w:val="false"/>
+                <w:iCs w:val="false"/>
+                <w:color w:val="1A1A1A"/>
+                <w:sz w:val="33"/>
+                <w:szCs w:val="33"/>
+                <w:caps w:val="false"/>
+                <w:rFonts w:ascii="Calibri" w:cs="Calibri" w:eastAsia="Calibri" w:hAnsi="Calibri"/>
+              </w:rPr>
+              <w:t xml:space="preserve">Public Opinion · Media Bias · Public Opinion Poll</w:t>
+            </w:r>
+          </w:p>
+        </w:tc>
+      </w:tr>
+    </w:tbl>
+    <w:tbl>
+      <w:tblPr>
+        <w:tblW w:type="dxa" w:w="9792"/>
+        <w:tblBorders>
+          <w:top w:val="single" w:color="auto" w:sz="4"/>
+          <w:left w:val="single" w:color="auto" w:sz="4"/>
+          <w:bottom w:val="single" w:color="auto" w:sz="4"/>
+          <w:right w:val="single" w:color="auto" w:sz="4"/>
+          <w:insideH w:val="single" w:color="auto" w:sz="4"/>
+          <w:insideV w:val="single" w:color="auto" w:sz="4"/>
+        </w:tblBorders>
+      </w:tblPr>
+      <w:tblGrid>
+        <w:gridCol w:w="9792"/>
+      </w:tblGrid>
+      <w:tr>
+        <w:tc>
+          <w:tcPr>
+            <w:tcW w:type="dxa" w:w="9792"/>
+            <w:tcBorders>
+              <w:top w:val="single" w:color="D9D5C8" w:sz="4"/>
+              <w:left w:val="single" w:color="D9D5C8" w:sz="4"/>
+              <w:bottom w:val="single" w:color="D9D5C8" w:sz="4"/>
+              <w:right w:val="single" w:color="D9D5C8" w:sz="4"/>
+            </w:tcBorders>
+            <w:shd w:fill="F7F5EF" w:color="auto" w:val="clear"/>
+            <w:tcMar>
+              <w:top w:type="dxa" w:w="55"/>
+              <w:left w:type="dxa" w:w="110"/>
+              <w:bottom w:type="dxa" w:w="55"/>
+              <w:right w:type="dxa" w:w="110"/>
+            </w:tcMar>
+          </w:tcPr>
+          <w:p>
+            <w:pPr>
+              <w:spacing w:after="0"/>
+            </w:pPr>
+            <w:r>
+              <w:rPr>
+                <w:b/>
+                <w:bCs/>
+                <w:i w:val="false"/>
+                <w:iCs w:val="false"/>
+                <w:color w:val="1B2A4A"/>
+                <w:sz w:val="32"/>
+                <w:szCs w:val="32"/>
+                <w:caps w:val="false"/>
+                <w:rFonts w:ascii="Calibri" w:cs="Calibri" w:eastAsia="Calibri" w:hAnsi="Calibri"/>
+              </w:rPr>
               <w:t xml:space="preserve">Summary — In your own words (2–3 sentences)</w:t>
             </w:r>
           </w:p>
@@ -29614,6 +30547,15 @@
               <w:right w:type="dxa" w:w="110"/>
             </w:tcMar>
           </w:tcPr>
+          <w:p>
+            <w:pPr>
+              <w:widowControl w:val="false"/>
+              <w:pBdr>
+                <w:bottom w:val="single" w:color="C9C2B4" w:sz="6" w:space="1"/>
+              </w:pBdr>
+              <w:spacing w:before="120" w:after="210"/>
+            </w:pPr>
+          </w:p>
           <w:p>
             <w:pPr>
               <w:widowControl w:val="false"/>
@@ -32338,6 +33280,15 @@
               <w:spacing w:before="120" w:after="210"/>
             </w:pPr>
           </w:p>
+          <w:p>
+            <w:pPr>
+              <w:widowControl w:val="false"/>
+              <w:pBdr>
+                <w:bottom w:val="single" w:color="C9C2B4" w:sz="6" w:space="1"/>
+              </w:pBdr>
+              <w:spacing w:before="120" w:after="210"/>
+            </w:pPr>
+          </w:p>
         </w:tc>
         <w:tc>
           <w:tcPr>
@@ -32364,6 +33315,15 @@
               <w:spacing w:before="120" w:after="210"/>
             </w:pPr>
           </w:p>
+          <w:p>
+            <w:pPr>
+              <w:widowControl w:val="false"/>
+              <w:pBdr>
+                <w:bottom w:val="single" w:color="C9C2B4" w:sz="6" w:space="1"/>
+              </w:pBdr>
+              <w:spacing w:before="120" w:after="210"/>
+            </w:pPr>
+          </w:p>
         </w:tc>
         <w:tc>
           <w:tcPr>
@@ -32381,6 +33341,15 @@
               <w:right w:type="dxa" w:w="110"/>
             </w:tcMar>
           </w:tcPr>
+          <w:p>
+            <w:pPr>
+              <w:widowControl w:val="false"/>
+              <w:pBdr>
+                <w:bottom w:val="single" w:color="C9C2B4" w:sz="6" w:space="1"/>
+              </w:pBdr>
+              <w:spacing w:before="120" w:after="210"/>
+            </w:pPr>
+          </w:p>
           <w:p>
             <w:pPr>
               <w:widowControl w:val="false"/>
@@ -32418,6 +33387,15 @@
               <w:spacing w:before="120" w:after="210"/>
             </w:pPr>
           </w:p>
+          <w:p>
+            <w:pPr>
+              <w:widowControl w:val="false"/>
+              <w:pBdr>
+                <w:bottom w:val="single" w:color="C9C2B4" w:sz="6" w:space="1"/>
+              </w:pBdr>
+              <w:spacing w:before="120" w:after="210"/>
+            </w:pPr>
+          </w:p>
         </w:tc>
         <w:tc>
           <w:tcPr>
@@ -32444,6 +33422,15 @@
               <w:spacing w:before="120" w:after="210"/>
             </w:pPr>
           </w:p>
+          <w:p>
+            <w:pPr>
+              <w:widowControl w:val="false"/>
+              <w:pBdr>
+                <w:bottom w:val="single" w:color="C9C2B4" w:sz="6" w:space="1"/>
+              </w:pBdr>
+              <w:spacing w:before="120" w:after="210"/>
+            </w:pPr>
+          </w:p>
         </w:tc>
         <w:tc>
           <w:tcPr>
@@ -32461,6 +33448,122 @@
               <w:right w:type="dxa" w:w="110"/>
             </w:tcMar>
           </w:tcPr>
+          <w:p>
+            <w:pPr>
+              <w:widowControl w:val="false"/>
+              <w:pBdr>
+                <w:bottom w:val="single" w:color="C9C2B4" w:sz="6" w:space="1"/>
+              </w:pBdr>
+              <w:spacing w:before="120" w:after="210"/>
+            </w:pPr>
+          </w:p>
+          <w:p>
+            <w:pPr>
+              <w:widowControl w:val="false"/>
+              <w:pBdr>
+                <w:bottom w:val="single" w:color="C9C2B4" w:sz="6" w:space="1"/>
+              </w:pBdr>
+              <w:spacing w:before="120" w:after="210"/>
+            </w:pPr>
+          </w:p>
+        </w:tc>
+      </w:tr>
+      <w:tr>
+        <w:tc>
+          <w:tcPr>
+            <w:tcW w:type="dxa" w:w="3264"/>
+            <w:tcBorders>
+              <w:top w:val="single" w:color="D9D5C8" w:sz="4"/>
+              <w:left w:val="single" w:color="D9D5C8" w:sz="4"/>
+              <w:bottom w:val="single" w:color="D9D5C8" w:sz="4"/>
+              <w:right w:val="single" w:color="D9D5C8" w:sz="4"/>
+            </w:tcBorders>
+            <w:tcMar>
+              <w:top w:type="dxa" w:w="55"/>
+              <w:left w:type="dxa" w:w="110"/>
+              <w:bottom w:type="dxa" w:w="55"/>
+              <w:right w:type="dxa" w:w="110"/>
+            </w:tcMar>
+          </w:tcPr>
+          <w:p>
+            <w:pPr>
+              <w:widowControl w:val="false"/>
+              <w:pBdr>
+                <w:bottom w:val="single" w:color="C9C2B4" w:sz="6" w:space="1"/>
+              </w:pBdr>
+              <w:spacing w:before="120" w:after="210"/>
+            </w:pPr>
+          </w:p>
+          <w:p>
+            <w:pPr>
+              <w:widowControl w:val="false"/>
+              <w:pBdr>
+                <w:bottom w:val="single" w:color="C9C2B4" w:sz="6" w:space="1"/>
+              </w:pBdr>
+              <w:spacing w:before="120" w:after="210"/>
+            </w:pPr>
+          </w:p>
+        </w:tc>
+        <w:tc>
+          <w:tcPr>
+            <w:tcW w:type="dxa" w:w="3264"/>
+            <w:tcBorders>
+              <w:top w:val="single" w:color="D9D5C8" w:sz="4"/>
+              <w:left w:val="single" w:color="D9D5C8" w:sz="4"/>
+              <w:bottom w:val="single" w:color="D9D5C8" w:sz="4"/>
+              <w:right w:val="single" w:color="D9D5C8" w:sz="4"/>
+            </w:tcBorders>
+            <w:tcMar>
+              <w:top w:type="dxa" w:w="55"/>
+              <w:left w:type="dxa" w:w="110"/>
+              <w:bottom w:type="dxa" w:w="55"/>
+              <w:right w:type="dxa" w:w="110"/>
+            </w:tcMar>
+          </w:tcPr>
+          <w:p>
+            <w:pPr>
+              <w:widowControl w:val="false"/>
+              <w:pBdr>
+                <w:bottom w:val="single" w:color="C9C2B4" w:sz="6" w:space="1"/>
+              </w:pBdr>
+              <w:spacing w:before="120" w:after="210"/>
+            </w:pPr>
+          </w:p>
+          <w:p>
+            <w:pPr>
+              <w:widowControl w:val="false"/>
+              <w:pBdr>
+                <w:bottom w:val="single" w:color="C9C2B4" w:sz="6" w:space="1"/>
+              </w:pBdr>
+              <w:spacing w:before="120" w:after="210"/>
+            </w:pPr>
+          </w:p>
+        </w:tc>
+        <w:tc>
+          <w:tcPr>
+            <w:tcW w:type="dxa" w:w="3264"/>
+            <w:tcBorders>
+              <w:top w:val="single" w:color="D9D5C8" w:sz="4"/>
+              <w:left w:val="single" w:color="D9D5C8" w:sz="4"/>
+              <w:bottom w:val="single" w:color="D9D5C8" w:sz="4"/>
+              <w:right w:val="single" w:color="D9D5C8" w:sz="4"/>
+            </w:tcBorders>
+            <w:tcMar>
+              <w:top w:type="dxa" w:w="55"/>
+              <w:left w:type="dxa" w:w="110"/>
+              <w:bottom w:type="dxa" w:w="55"/>
+              <w:right w:type="dxa" w:w="110"/>
+            </w:tcMar>
+          </w:tcPr>
+          <w:p>
+            <w:pPr>
+              <w:widowControl w:val="false"/>
+              <w:pBdr>
+                <w:bottom w:val="single" w:color="C9C2B4" w:sz="6" w:space="1"/>
+              </w:pBdr>
+              <w:spacing w:before="120" w:after="210"/>
+            </w:pPr>
+          </w:p>
           <w:p>
             <w:pPr>
               <w:widowControl w:val="false"/>
@@ -40417,7 +41520,7 @@
                 <w:caps w:val="false"/>
                 <w:rFonts w:ascii="Calibri" w:cs="Calibri" w:eastAsia="Calibri" w:hAnsi="Calibri"/>
               </w:rPr>
-              <w:t xml:space="preserve">MORE NOTES / DIAGRAMS</w:t>
+              <w:t xml:space="preserve">UDL · CHOOSE HOW YOU CAPTURE IDEAS (same target for everyone)</w:t>
             </w:r>
           </w:p>
           <w:p>
@@ -40436,84 +41539,12 @@
                 <w:caps w:val="false"/>
                 <w:rFonts w:ascii="Calibri" w:cs="Calibri" w:eastAsia="Calibri" w:hAnsi="Calibri"/>
               </w:rPr>
-              <w:t xml:space="preserve">Continue your notes here, add a quick sketch, or map how the ideas connect.</w:t>
+              <w:t xml:space="preserve">Keep going with your notes: WRITE on the lines, DRAW or diagram in the box, or do both — your choice. You may also record your notes aloud.</w:t>
             </w:r>
           </w:p>
         </w:tc>
       </w:tr>
     </w:tbl>
-    <w:p>
-      <w:pPr>
-        <w:widowControl w:val="false"/>
-        <w:pBdr>
-          <w:bottom w:val="single" w:color="C9C2B4" w:sz="6" w:space="1"/>
-        </w:pBdr>
-        <w:spacing w:before="120" w:after="210"/>
-      </w:pPr>
-    </w:p>
-    <w:p>
-      <w:pPr>
-        <w:widowControl w:val="false"/>
-        <w:pBdr>
-          <w:bottom w:val="single" w:color="C9C2B4" w:sz="6" w:space="1"/>
-        </w:pBdr>
-        <w:spacing w:before="120" w:after="210"/>
-      </w:pPr>
-    </w:p>
-    <w:p>
-      <w:pPr>
-        <w:widowControl w:val="false"/>
-        <w:pBdr>
-          <w:bottom w:val="single" w:color="C9C2B4" w:sz="6" w:space="1"/>
-        </w:pBdr>
-        <w:spacing w:before="120" w:after="210"/>
-      </w:pPr>
-    </w:p>
-    <w:p>
-      <w:pPr>
-        <w:widowControl w:val="false"/>
-        <w:pBdr>
-          <w:bottom w:val="single" w:color="C9C2B4" w:sz="6" w:space="1"/>
-        </w:pBdr>
-        <w:spacing w:before="120" w:after="210"/>
-      </w:pPr>
-    </w:p>
-    <w:p>
-      <w:pPr>
-        <w:widowControl w:val="false"/>
-        <w:pBdr>
-          <w:bottom w:val="single" w:color="C9C2B4" w:sz="6" w:space="1"/>
-        </w:pBdr>
-        <w:spacing w:before="120" w:after="210"/>
-      </w:pPr>
-    </w:p>
-    <w:p>
-      <w:pPr>
-        <w:widowControl w:val="false"/>
-        <w:pBdr>
-          <w:bottom w:val="single" w:color="C9C2B4" w:sz="6" w:space="1"/>
-        </w:pBdr>
-        <w:spacing w:before="120" w:after="210"/>
-      </w:pPr>
-    </w:p>
-    <w:p>
-      <w:pPr>
-        <w:widowControl w:val="false"/>
-        <w:pBdr>
-          <w:bottom w:val="single" w:color="C9C2B4" w:sz="6" w:space="1"/>
-        </w:pBdr>
-        <w:spacing w:before="120" w:after="210"/>
-      </w:pPr>
-    </w:p>
-    <w:p>
-      <w:pPr>
-        <w:widowControl w:val="false"/>
-        <w:pBdr>
-          <w:bottom w:val="single" w:color="C9C2B4" w:sz="6" w:space="1"/>
-        </w:pBdr>
-        <w:spacing w:before="120" w:after="210"/>
-      </w:pPr>
-    </w:p>
     <w:tbl>
       <w:tblPr>
         <w:tblW w:type="dxa" w:w="9792"/>
@@ -40527,29 +41558,33 @@
         </w:tblBorders>
       </w:tblPr>
       <w:tblGrid>
-        <w:gridCol w:w="9792"/>
+        <w:gridCol w:w="4896"/>
+        <w:gridCol w:w="4896"/>
       </w:tblGrid>
       <w:tr>
-        <w:tc>
-          <w:tcPr>
-            <w:tcW w:type="dxa" w:w="9792"/>
-            <w:tcBorders>
-              <w:top w:val="single" w:color="D9D5C8" w:sz="4"/>
-              <w:left w:val="single" w:color="D9D5C8" w:sz="4"/>
-              <w:bottom w:val="single" w:color="D9D5C8" w:sz="4"/>
-              <w:right w:val="single" w:color="D9D5C8" w:sz="4"/>
-            </w:tcBorders>
-            <w:shd w:fill="F7F5EF" w:color="auto" w:val="clear"/>
-            <w:tcMar>
-              <w:top w:type="dxa" w:w="55"/>
-              <w:left w:type="dxa" w:w="110"/>
-              <w:bottom w:type="dxa" w:w="55"/>
-              <w:right w:type="dxa" w:w="110"/>
-            </w:tcMar>
-          </w:tcPr>
-          <w:p>
-            <w:pPr>
-              <w:spacing w:after="60"/>
+        <w:trPr>
+          <w:cantSplit/>
+          <w:trHeight w:val="3400" w:hRule="atLeast"/>
+        </w:trPr>
+        <w:tc>
+          <w:tcPr>
+            <w:tcW w:type="dxa" w:w="4896"/>
+            <w:tcBorders>
+              <w:top w:val="single" w:color="D9D5C8" w:sz="4"/>
+              <w:left w:val="single" w:color="D9D5C8" w:sz="4"/>
+              <w:bottom w:val="single" w:color="D9D5C8" w:sz="4"/>
+              <w:right w:val="single" w:color="D9D5C8" w:sz="4"/>
+            </w:tcBorders>
+            <w:tcMar>
+              <w:top w:type="dxa" w:w="55"/>
+              <w:left w:type="dxa" w:w="110"/>
+              <w:bottom w:type="dxa" w:w="55"/>
+              <w:right w:type="dxa" w:w="110"/>
+            </w:tcMar>
+          </w:tcPr>
+          <w:p>
+            <w:pPr>
+              <w:spacing w:after="20"/>
             </w:pPr>
             <w:r>
               <w:rPr>
@@ -40558,32 +41593,121 @@
                 <w:i w:val="false"/>
                 <w:iCs w:val="false"/>
                 <w:color w:val="1B2A4A"/>
-                <w:sz w:val="32"/>
-                <w:szCs w:val="32"/>
-                <w:caps w:val="false"/>
-                <w:rFonts w:ascii="Calibri" w:cs="Calibri" w:eastAsia="Calibri" w:hAnsi="Calibri"/>
-              </w:rPr>
-              <w:t xml:space="preserve">Key terms to list</w:t>
-            </w:r>
-          </w:p>
-          <w:p>
-            <w:pPr>
-              <w:spacing w:after="40"/>
-            </w:pPr>
-            <w:r>
-              <w:rPr>
-                <w:b w:val="false"/>
-                <w:bCs w:val="false"/>
-                <w:i w:val="false"/>
-                <w:iCs w:val="false"/>
-                <w:color w:val="1A1A1A"/>
-                <w:sz w:val="33"/>
-                <w:szCs w:val="33"/>
-                <w:caps w:val="false"/>
-                <w:rFonts w:ascii="Calibri" w:cs="Calibri" w:eastAsia="Calibri" w:hAnsi="Calibri"/>
-              </w:rPr>
-              <w:t xml:space="preserve">Lobbying · Petition · Initiative, Referendum &amp; Recall</w:t>
-            </w:r>
+                <w:sz w:val="23"/>
+                <w:szCs w:val="23"/>
+                <w:caps w:val="false"/>
+                <w:rFonts w:ascii="Calibri" w:cs="Calibri" w:eastAsia="Calibri" w:hAnsi="Calibri"/>
+              </w:rPr>
+              <w:t xml:space="preserve">DRAW / DIAGRAM — sketch the idea, a timeline, or how the pieces connect</w:t>
+            </w:r>
+          </w:p>
+        </w:tc>
+        <w:tc>
+          <w:tcPr>
+            <w:tcW w:type="dxa" w:w="4896"/>
+            <w:tcBorders>
+              <w:top w:val="single" w:color="D9D5C8" w:sz="4"/>
+              <w:left w:val="single" w:color="D9D5C8" w:sz="4"/>
+              <w:bottom w:val="single" w:color="D9D5C8" w:sz="4"/>
+              <w:right w:val="single" w:color="D9D5C8" w:sz="4"/>
+            </w:tcBorders>
+            <w:tcMar>
+              <w:top w:type="dxa" w:w="55"/>
+              <w:left w:type="dxa" w:w="110"/>
+              <w:bottom w:type="dxa" w:w="55"/>
+              <w:right w:type="dxa" w:w="110"/>
+            </w:tcMar>
+          </w:tcPr>
+          <w:p>
+            <w:pPr>
+              <w:spacing w:after="20"/>
+            </w:pPr>
+            <w:r>
+              <w:rPr>
+                <w:b/>
+                <w:bCs/>
+                <w:i w:val="false"/>
+                <w:iCs w:val="false"/>
+                <w:color w:val="1B2A4A"/>
+                <w:sz w:val="23"/>
+                <w:szCs w:val="23"/>
+                <w:caps w:val="false"/>
+                <w:rFonts w:ascii="Calibri" w:cs="Calibri" w:eastAsia="Calibri" w:hAnsi="Calibri"/>
+              </w:rPr>
+              <w:t xml:space="preserve">WRITE — keep taking notes on the lines</w:t>
+            </w:r>
+          </w:p>
+          <w:p>
+            <w:pPr>
+              <w:widowControl w:val="false"/>
+              <w:pBdr>
+                <w:bottom w:val="single" w:color="C9C2B4" w:sz="6" w:space="1"/>
+              </w:pBdr>
+              <w:spacing w:before="120" w:after="210"/>
+            </w:pPr>
+          </w:p>
+          <w:p>
+            <w:pPr>
+              <w:widowControl w:val="false"/>
+              <w:pBdr>
+                <w:bottom w:val="single" w:color="C9C2B4" w:sz="6" w:space="1"/>
+              </w:pBdr>
+              <w:spacing w:before="120" w:after="210"/>
+            </w:pPr>
+          </w:p>
+          <w:p>
+            <w:pPr>
+              <w:widowControl w:val="false"/>
+              <w:pBdr>
+                <w:bottom w:val="single" w:color="C9C2B4" w:sz="6" w:space="1"/>
+              </w:pBdr>
+              <w:spacing w:before="120" w:after="210"/>
+            </w:pPr>
+          </w:p>
+          <w:p>
+            <w:pPr>
+              <w:widowControl w:val="false"/>
+              <w:pBdr>
+                <w:bottom w:val="single" w:color="C9C2B4" w:sz="6" w:space="1"/>
+              </w:pBdr>
+              <w:spacing w:before="120" w:after="210"/>
+            </w:pPr>
+          </w:p>
+          <w:p>
+            <w:pPr>
+              <w:widowControl w:val="false"/>
+              <w:pBdr>
+                <w:bottom w:val="single" w:color="C9C2B4" w:sz="6" w:space="1"/>
+              </w:pBdr>
+              <w:spacing w:before="120" w:after="210"/>
+            </w:pPr>
+          </w:p>
+          <w:p>
+            <w:pPr>
+              <w:widowControl w:val="false"/>
+              <w:pBdr>
+                <w:bottom w:val="single" w:color="C9C2B4" w:sz="6" w:space="1"/>
+              </w:pBdr>
+              <w:spacing w:before="120" w:after="210"/>
+            </w:pPr>
+          </w:p>
+          <w:p>
+            <w:pPr>
+              <w:widowControl w:val="false"/>
+              <w:pBdr>
+                <w:bottom w:val="single" w:color="C9C2B4" w:sz="6" w:space="1"/>
+              </w:pBdr>
+              <w:spacing w:before="120" w:after="210"/>
+            </w:pPr>
+          </w:p>
+          <w:p>
+            <w:pPr>
+              <w:widowControl w:val="false"/>
+              <w:pBdr>
+                <w:bottom w:val="single" w:color="C9C2B4" w:sz="6" w:space="1"/>
+              </w:pBdr>
+              <w:spacing w:before="120" w:after="210"/>
+            </w:pPr>
           </w:p>
         </w:tc>
       </w:tr>
@@ -40623,7 +41747,7 @@
           </w:tcPr>
           <w:p>
             <w:pPr>
-              <w:spacing w:after="0"/>
+              <w:spacing w:after="60"/>
             </w:pPr>
             <w:r>
               <w:rPr>
@@ -40637,6 +41761,80 @@
                 <w:caps w:val="false"/>
                 <w:rFonts w:ascii="Calibri" w:cs="Calibri" w:eastAsia="Calibri" w:hAnsi="Calibri"/>
               </w:rPr>
+              <w:t xml:space="preserve">Key terms to list</w:t>
+            </w:r>
+          </w:p>
+          <w:p>
+            <w:pPr>
+              <w:spacing w:after="40"/>
+            </w:pPr>
+            <w:r>
+              <w:rPr>
+                <w:b w:val="false"/>
+                <w:bCs w:val="false"/>
+                <w:i w:val="false"/>
+                <w:iCs w:val="false"/>
+                <w:color w:val="1A1A1A"/>
+                <w:sz w:val="33"/>
+                <w:szCs w:val="33"/>
+                <w:caps w:val="false"/>
+                <w:rFonts w:ascii="Calibri" w:cs="Calibri" w:eastAsia="Calibri" w:hAnsi="Calibri"/>
+              </w:rPr>
+              <w:t xml:space="preserve">Lobbying · Petition · Initiative, Referendum &amp; Recall</w:t>
+            </w:r>
+          </w:p>
+        </w:tc>
+      </w:tr>
+    </w:tbl>
+    <w:tbl>
+      <w:tblPr>
+        <w:tblW w:type="dxa" w:w="9792"/>
+        <w:tblBorders>
+          <w:top w:val="single" w:color="auto" w:sz="4"/>
+          <w:left w:val="single" w:color="auto" w:sz="4"/>
+          <w:bottom w:val="single" w:color="auto" w:sz="4"/>
+          <w:right w:val="single" w:color="auto" w:sz="4"/>
+          <w:insideH w:val="single" w:color="auto" w:sz="4"/>
+          <w:insideV w:val="single" w:color="auto" w:sz="4"/>
+        </w:tblBorders>
+      </w:tblPr>
+      <w:tblGrid>
+        <w:gridCol w:w="9792"/>
+      </w:tblGrid>
+      <w:tr>
+        <w:tc>
+          <w:tcPr>
+            <w:tcW w:type="dxa" w:w="9792"/>
+            <w:tcBorders>
+              <w:top w:val="single" w:color="D9D5C8" w:sz="4"/>
+              <w:left w:val="single" w:color="D9D5C8" w:sz="4"/>
+              <w:bottom w:val="single" w:color="D9D5C8" w:sz="4"/>
+              <w:right w:val="single" w:color="D9D5C8" w:sz="4"/>
+            </w:tcBorders>
+            <w:shd w:fill="F7F5EF" w:color="auto" w:val="clear"/>
+            <w:tcMar>
+              <w:top w:type="dxa" w:w="55"/>
+              <w:left w:type="dxa" w:w="110"/>
+              <w:bottom w:type="dxa" w:w="55"/>
+              <w:right w:type="dxa" w:w="110"/>
+            </w:tcMar>
+          </w:tcPr>
+          <w:p>
+            <w:pPr>
+              <w:spacing w:after="0"/>
+            </w:pPr>
+            <w:r>
+              <w:rPr>
+                <w:b/>
+                <w:bCs/>
+                <w:i w:val="false"/>
+                <w:iCs w:val="false"/>
+                <w:color w:val="1B2A4A"/>
+                <w:sz w:val="32"/>
+                <w:szCs w:val="32"/>
+                <w:caps w:val="false"/>
+                <w:rFonts w:ascii="Calibri" w:cs="Calibri" w:eastAsia="Calibri" w:hAnsi="Calibri"/>
+              </w:rPr>
               <w:t xml:space="preserve">Summary — In your own words (2–3 sentences)</w:t>
             </w:r>
           </w:p>
@@ -40659,6 +41857,15 @@
               <w:right w:type="dxa" w:w="110"/>
             </w:tcMar>
           </w:tcPr>
+          <w:p>
+            <w:pPr>
+              <w:widowControl w:val="false"/>
+              <w:pBdr>
+                <w:bottom w:val="single" w:color="C9C2B4" w:sz="6" w:space="1"/>
+              </w:pBdr>
+              <w:spacing w:before="120" w:after="210"/>
+            </w:pPr>
+          </w:p>
           <w:p>
             <w:pPr>
               <w:widowControl w:val="false"/>
@@ -43383,6 +44590,15 @@
               <w:spacing w:before="120" w:after="210"/>
             </w:pPr>
           </w:p>
+          <w:p>
+            <w:pPr>
+              <w:widowControl w:val="false"/>
+              <w:pBdr>
+                <w:bottom w:val="single" w:color="C9C2B4" w:sz="6" w:space="1"/>
+              </w:pBdr>
+              <w:spacing w:before="120" w:after="210"/>
+            </w:pPr>
+          </w:p>
         </w:tc>
         <w:tc>
           <w:tcPr>
@@ -43409,6 +44625,15 @@
               <w:spacing w:before="120" w:after="210"/>
             </w:pPr>
           </w:p>
+          <w:p>
+            <w:pPr>
+              <w:widowControl w:val="false"/>
+              <w:pBdr>
+                <w:bottom w:val="single" w:color="C9C2B4" w:sz="6" w:space="1"/>
+              </w:pBdr>
+              <w:spacing w:before="120" w:after="210"/>
+            </w:pPr>
+          </w:p>
         </w:tc>
         <w:tc>
           <w:tcPr>
@@ -43426,6 +44651,15 @@
               <w:right w:type="dxa" w:w="110"/>
             </w:tcMar>
           </w:tcPr>
+          <w:p>
+            <w:pPr>
+              <w:widowControl w:val="false"/>
+              <w:pBdr>
+                <w:bottom w:val="single" w:color="C9C2B4" w:sz="6" w:space="1"/>
+              </w:pBdr>
+              <w:spacing w:before="120" w:after="210"/>
+            </w:pPr>
+          </w:p>
           <w:p>
             <w:pPr>
               <w:widowControl w:val="false"/>
@@ -43463,6 +44697,15 @@
               <w:spacing w:before="120" w:after="210"/>
             </w:pPr>
           </w:p>
+          <w:p>
+            <w:pPr>
+              <w:widowControl w:val="false"/>
+              <w:pBdr>
+                <w:bottom w:val="single" w:color="C9C2B4" w:sz="6" w:space="1"/>
+              </w:pBdr>
+              <w:spacing w:before="120" w:after="210"/>
+            </w:pPr>
+          </w:p>
         </w:tc>
         <w:tc>
           <w:tcPr>
@@ -43489,6 +44732,15 @@
               <w:spacing w:before="120" w:after="210"/>
             </w:pPr>
           </w:p>
+          <w:p>
+            <w:pPr>
+              <w:widowControl w:val="false"/>
+              <w:pBdr>
+                <w:bottom w:val="single" w:color="C9C2B4" w:sz="6" w:space="1"/>
+              </w:pBdr>
+              <w:spacing w:before="120" w:after="210"/>
+            </w:pPr>
+          </w:p>
         </w:tc>
         <w:tc>
           <w:tcPr>
@@ -43506,6 +44758,122 @@
               <w:right w:type="dxa" w:w="110"/>
             </w:tcMar>
           </w:tcPr>
+          <w:p>
+            <w:pPr>
+              <w:widowControl w:val="false"/>
+              <w:pBdr>
+                <w:bottom w:val="single" w:color="C9C2B4" w:sz="6" w:space="1"/>
+              </w:pBdr>
+              <w:spacing w:before="120" w:after="210"/>
+            </w:pPr>
+          </w:p>
+          <w:p>
+            <w:pPr>
+              <w:widowControl w:val="false"/>
+              <w:pBdr>
+                <w:bottom w:val="single" w:color="C9C2B4" w:sz="6" w:space="1"/>
+              </w:pBdr>
+              <w:spacing w:before="120" w:after="210"/>
+            </w:pPr>
+          </w:p>
+        </w:tc>
+      </w:tr>
+      <w:tr>
+        <w:tc>
+          <w:tcPr>
+            <w:tcW w:type="dxa" w:w="3264"/>
+            <w:tcBorders>
+              <w:top w:val="single" w:color="D9D5C8" w:sz="4"/>
+              <w:left w:val="single" w:color="D9D5C8" w:sz="4"/>
+              <w:bottom w:val="single" w:color="D9D5C8" w:sz="4"/>
+              <w:right w:val="single" w:color="D9D5C8" w:sz="4"/>
+            </w:tcBorders>
+            <w:tcMar>
+              <w:top w:type="dxa" w:w="55"/>
+              <w:left w:type="dxa" w:w="110"/>
+              <w:bottom w:type="dxa" w:w="55"/>
+              <w:right w:type="dxa" w:w="110"/>
+            </w:tcMar>
+          </w:tcPr>
+          <w:p>
+            <w:pPr>
+              <w:widowControl w:val="false"/>
+              <w:pBdr>
+                <w:bottom w:val="single" w:color="C9C2B4" w:sz="6" w:space="1"/>
+              </w:pBdr>
+              <w:spacing w:before="120" w:after="210"/>
+            </w:pPr>
+          </w:p>
+          <w:p>
+            <w:pPr>
+              <w:widowControl w:val="false"/>
+              <w:pBdr>
+                <w:bottom w:val="single" w:color="C9C2B4" w:sz="6" w:space="1"/>
+              </w:pBdr>
+              <w:spacing w:before="120" w:after="210"/>
+            </w:pPr>
+          </w:p>
+        </w:tc>
+        <w:tc>
+          <w:tcPr>
+            <w:tcW w:type="dxa" w:w="3264"/>
+            <w:tcBorders>
+              <w:top w:val="single" w:color="D9D5C8" w:sz="4"/>
+              <w:left w:val="single" w:color="D9D5C8" w:sz="4"/>
+              <w:bottom w:val="single" w:color="D9D5C8" w:sz="4"/>
+              <w:right w:val="single" w:color="D9D5C8" w:sz="4"/>
+            </w:tcBorders>
+            <w:tcMar>
+              <w:top w:type="dxa" w:w="55"/>
+              <w:left w:type="dxa" w:w="110"/>
+              <w:bottom w:type="dxa" w:w="55"/>
+              <w:right w:type="dxa" w:w="110"/>
+            </w:tcMar>
+          </w:tcPr>
+          <w:p>
+            <w:pPr>
+              <w:widowControl w:val="false"/>
+              <w:pBdr>
+                <w:bottom w:val="single" w:color="C9C2B4" w:sz="6" w:space="1"/>
+              </w:pBdr>
+              <w:spacing w:before="120" w:after="210"/>
+            </w:pPr>
+          </w:p>
+          <w:p>
+            <w:pPr>
+              <w:widowControl w:val="false"/>
+              <w:pBdr>
+                <w:bottom w:val="single" w:color="C9C2B4" w:sz="6" w:space="1"/>
+              </w:pBdr>
+              <w:spacing w:before="120" w:after="210"/>
+            </w:pPr>
+          </w:p>
+        </w:tc>
+        <w:tc>
+          <w:tcPr>
+            <w:tcW w:type="dxa" w:w="3264"/>
+            <w:tcBorders>
+              <w:top w:val="single" w:color="D9D5C8" w:sz="4"/>
+              <w:left w:val="single" w:color="D9D5C8" w:sz="4"/>
+              <w:bottom w:val="single" w:color="D9D5C8" w:sz="4"/>
+              <w:right w:val="single" w:color="D9D5C8" w:sz="4"/>
+            </w:tcBorders>
+            <w:tcMar>
+              <w:top w:type="dxa" w:w="55"/>
+              <w:left w:type="dxa" w:w="110"/>
+              <w:bottom w:type="dxa" w:w="55"/>
+              <w:right w:type="dxa" w:w="110"/>
+            </w:tcMar>
+          </w:tcPr>
+          <w:p>
+            <w:pPr>
+              <w:widowControl w:val="false"/>
+              <w:pBdr>
+                <w:bottom w:val="single" w:color="C9C2B4" w:sz="6" w:space="1"/>
+              </w:pBdr>
+              <w:spacing w:before="120" w:after="210"/>
+            </w:pPr>
+          </w:p>
           <w:p>
             <w:pPr>
               <w:widowControl w:val="false"/>
